--- a/TESIS_DOCUMENTO_FINAL.docx
+++ b/TESIS_DOCUMENTO_FINAL.docx
@@ -427,9 +427,9 @@
           <w:rFonts w:ascii="Times New Roman" w:hAnsi="Times New Roman"/>
           <w:sz w:val="22"/>
         </w:rPr>
-        <w:t>Capítulo II. Marco Teórico y Conceptual</w:t>
+        <w:t>Antecedentes Nacionales</w:t>
         <w:tab/>
-        <w:t>17</w:t>
+        <w:t>16</w:t>
       </w:r>
     </w:p>
     <w:p>
@@ -444,7 +444,7 @@
           <w:rFonts w:ascii="Times New Roman" w:hAnsi="Times New Roman"/>
           <w:sz w:val="22"/>
         </w:rPr>
-        <w:t>2.1 Marco Teórico</w:t>
+        <w:t>Capítulo II. Marco Teórico y Conceptual</w:t>
         <w:tab/>
         <w:t>17</w:t>
       </w:r>
@@ -461,7 +461,7 @@
           <w:rFonts w:ascii="Times New Roman" w:hAnsi="Times New Roman"/>
           <w:sz w:val="22"/>
         </w:rPr>
-        <w:t>2.1.1 Reconocimiento Automático de Lengua de Señas</w:t>
+        <w:t>2.1 Marco Teórico</w:t>
         <w:tab/>
         <w:t>17</w:t>
       </w:r>
@@ -478,7 +478,7 @@
           <w:rFonts w:ascii="Times New Roman" w:hAnsi="Times New Roman"/>
           <w:sz w:val="22"/>
         </w:rPr>
-        <w:t>2.1.2 Redes BiLSTM con Mecanismo de Atención</w:t>
+        <w:t>2.1.1 Reconocimiento Automático de Lengua de Señas</w:t>
         <w:tab/>
         <w:t>17</w:t>
       </w:r>
@@ -495,7 +495,7 @@
           <w:rFonts w:ascii="Times New Roman" w:hAnsi="Times New Roman"/>
           <w:sz w:val="22"/>
         </w:rPr>
-        <w:t>2.1.3 Estimación de Pose con MediaPipe Holistic</w:t>
+        <w:t>2.1.2 Redes BiLSTM con Mecanismo de Atención</w:t>
         <w:tab/>
         <w:t>17</w:t>
       </w:r>
@@ -512,9 +512,9 @@
           <w:rFonts w:ascii="Times New Roman" w:hAnsi="Times New Roman"/>
           <w:sz w:val="22"/>
         </w:rPr>
-        <w:t>2.1.4 Inferencia Eficiente con ONNX Runtime</w:t>
+        <w:t>2.1.3 Estimación de Pose con MediaPipe Holistic</w:t>
         <w:tab/>
-        <w:t>18</w:t>
+        <w:t>17</w:t>
       </w:r>
     </w:p>
     <w:p>
@@ -529,7 +529,7 @@
           <w:rFonts w:ascii="Times New Roman" w:hAnsi="Times New Roman"/>
           <w:sz w:val="22"/>
         </w:rPr>
-        <w:t>2.1.5 Generalización y Dataset Shift</w:t>
+        <w:t>2.1.4 Inferencia Eficiente con ONNX Runtime</w:t>
         <w:tab/>
         <w:t>18</w:t>
       </w:r>
@@ -546,7 +546,7 @@
           <w:rFonts w:ascii="Times New Roman" w:hAnsi="Times New Roman"/>
           <w:sz w:val="22"/>
         </w:rPr>
-        <w:t>2.2 Marco Conceptual</w:t>
+        <w:t>2.1.5 Generalización y Dataset Shift</w:t>
         <w:tab/>
         <w:t>18</w:t>
       </w:r>
@@ -563,9 +563,9 @@
           <w:rFonts w:ascii="Times New Roman" w:hAnsi="Times New Roman"/>
           <w:sz w:val="22"/>
         </w:rPr>
-        <w:t>Capítulo III. Desarrollo del Trabajo de Investigación</w:t>
+        <w:t>2.2 Marco Conceptual</w:t>
         <w:tab/>
-        <w:t>20</w:t>
+        <w:t>18</w:t>
       </w:r>
     </w:p>
     <w:p>
@@ -580,9 +580,9 @@
           <w:rFonts w:ascii="Times New Roman" w:hAnsi="Times New Roman"/>
           <w:sz w:val="22"/>
         </w:rPr>
-        <w:t>3.1 Diseño Metodológico</w:t>
+        <w:t>2.3 Estado del Arte por Objetivo Específico</w:t>
         <w:tab/>
-        <w:t>20</w:t>
+        <w:t>19</w:t>
       </w:r>
     </w:p>
     <w:p>
@@ -597,7 +597,7 @@
           <w:rFonts w:ascii="Times New Roman" w:hAnsi="Times New Roman"/>
           <w:sz w:val="22"/>
         </w:rPr>
-        <w:t>3.2 Corpus y Datos</w:t>
+        <w:t>Capítulo III. Desarrollo del Trabajo de Investigación</w:t>
         <w:tab/>
         <w:t>20</w:t>
       </w:r>
@@ -614,9 +614,9 @@
           <w:rFonts w:ascii="Times New Roman" w:hAnsi="Times New Roman"/>
           <w:sz w:val="22"/>
         </w:rPr>
-        <w:t>3.3 Arquitectura del Sistema</w:t>
+        <w:t>3.1 Diseño Metodológico</w:t>
         <w:tab/>
-        <w:t>21</w:t>
+        <w:t>20</w:t>
       </w:r>
     </w:p>
     <w:p>
@@ -631,9 +631,9 @@
           <w:rFonts w:ascii="Times New Roman" w:hAnsi="Times New Roman"/>
           <w:sz w:val="22"/>
         </w:rPr>
-        <w:t>3.4 Proceso de Entrenamiento y Trayectoria Experimental</w:t>
+        <w:t>3.2 Corpus y Datos</w:t>
         <w:tab/>
-        <w:t>23</w:t>
+        <w:t>20</w:t>
       </w:r>
     </w:p>
     <w:p>
@@ -648,9 +648,9 @@
           <w:rFonts w:ascii="Times New Roman" w:hAnsi="Times New Roman"/>
           <w:sz w:val="22"/>
         </w:rPr>
-        <w:t>3.5 Plan de Despliegue</w:t>
+        <w:t>3.3 Arquitectura del Sistema</w:t>
         <w:tab/>
-        <w:t>25</w:t>
+        <w:t>21</w:t>
       </w:r>
     </w:p>
     <w:p>
@@ -665,9 +665,9 @@
           <w:rFonts w:ascii="Times New Roman" w:hAnsi="Times New Roman"/>
           <w:sz w:val="22"/>
         </w:rPr>
-        <w:t>3.5.1 Estado de los Componentes</w:t>
+        <w:t>3.4 Proceso de Entrenamiento y Trayectoria Experimental</w:t>
         <w:tab/>
-        <w:t>25</w:t>
+        <w:t>23</w:t>
       </w:r>
     </w:p>
     <w:p>
@@ -682,9 +682,9 @@
           <w:rFonts w:ascii="Times New Roman" w:hAnsi="Times New Roman"/>
           <w:sz w:val="22"/>
         </w:rPr>
-        <w:t>3.5.2 Divergencia entre demo/ y api/</w:t>
+        <w:t>3.5 Plan de Despliegue</w:t>
         <w:tab/>
-        <w:t>26</w:t>
+        <w:t>25</w:t>
       </w:r>
     </w:p>
     <w:p>
@@ -699,9 +699,9 @@
           <w:rFonts w:ascii="Times New Roman" w:hAnsi="Times New Roman"/>
           <w:sz w:val="22"/>
         </w:rPr>
-        <w:t>3.5.3 Contratos de la API</w:t>
+        <w:t>3.5.1 Estado de los Componentes</w:t>
         <w:tab/>
-        <w:t>27</w:t>
+        <w:t>25</w:t>
       </w:r>
     </w:p>
     <w:p>
@@ -716,9 +716,9 @@
           <w:rFonts w:ascii="Times New Roman" w:hAnsi="Times New Roman"/>
           <w:sz w:val="22"/>
         </w:rPr>
-        <w:t>3.5.4 Riesgos Identificados y Mitigaciones</w:t>
+        <w:t>3.5.2 Divergencia entre demo/ y api/</w:t>
         <w:tab/>
-        <w:t>29</w:t>
+        <w:t>26</w:t>
       </w:r>
     </w:p>
     <w:p>
@@ -733,9 +733,9 @@
           <w:rFonts w:ascii="Times New Roman" w:hAnsi="Times New Roman"/>
           <w:sz w:val="22"/>
         </w:rPr>
-        <w:t>3.5.5 Hoja de Ruta a Producción</w:t>
+        <w:t>3.5.3 Contratos de la API</w:t>
         <w:tab/>
-        <w:t>31</w:t>
+        <w:t>27</w:t>
       </w:r>
     </w:p>
     <w:p>
@@ -750,9 +750,9 @@
           <w:rFonts w:ascii="Times New Roman" w:hAnsi="Times New Roman"/>
           <w:sz w:val="22"/>
         </w:rPr>
-        <w:t>3.6 Reproducibilidad</w:t>
+        <w:t>3.5.4 Riesgos Identificados y Mitigaciones</w:t>
         <w:tab/>
-        <w:t>32</w:t>
+        <w:t>29</w:t>
       </w:r>
     </w:p>
     <w:p>
@@ -767,9 +767,9 @@
           <w:rFonts w:ascii="Times New Roman" w:hAnsi="Times New Roman"/>
           <w:sz w:val="22"/>
         </w:rPr>
-        <w:t>Capítulo IV. Análisis y Discusión de Resultados</w:t>
+        <w:t>3.5.5 Hoja de Ruta a Producción</w:t>
         <w:tab/>
-        <w:t>33</w:t>
+        <w:t>31</w:t>
       </w:r>
     </w:p>
     <w:p>
@@ -784,9 +784,9 @@
           <w:rFonts w:ascii="Times New Roman" w:hAnsi="Times New Roman"/>
           <w:sz w:val="22"/>
         </w:rPr>
-        <w:t>4.1 OE1 Precisión de Clasificación (Resultado Parcial)</w:t>
+        <w:t>3.6 Reproducibilidad</w:t>
         <w:tab/>
-        <w:t>33</w:t>
+        <w:t>32</w:t>
       </w:r>
     </w:p>
     <w:p>
@@ -801,9 +801,9 @@
           <w:rFonts w:ascii="Times New Roman" w:hAnsi="Times New Roman"/>
           <w:sz w:val="22"/>
         </w:rPr>
-        <w:t>4.2 OE2 Latencia del Pipeline en Tiempo Real</w:t>
+        <w:t>Capítulo IV. Análisis y Discusión de Resultados</w:t>
         <w:tab/>
-        <w:t>35</w:t>
+        <w:t>33</w:t>
       </w:r>
     </w:p>
     <w:p>
@@ -818,9 +818,9 @@
           <w:rFonts w:ascii="Times New Roman" w:hAnsi="Times New Roman"/>
           <w:sz w:val="22"/>
         </w:rPr>
-        <w:t>4.3 OE3 Generalización fuera de la Muestra</w:t>
+        <w:t>4.1 OE1 Precisión de Clasificación (Resultado Parcial)</w:t>
         <w:tab/>
-        <w:t>36</w:t>
+        <w:t>33</w:t>
       </w:r>
     </w:p>
     <w:p>
@@ -835,9 +835,9 @@
           <w:rFonts w:ascii="Times New Roman" w:hAnsi="Times New Roman"/>
           <w:sz w:val="22"/>
         </w:rPr>
-        <w:t>4.4 Hallazgo Adicional: Sesgo de Dominio en el Reconocimiento del Abecedario</w:t>
+        <w:t>4.2 OE2 Latencia del Pipeline en Tiempo Real</w:t>
         <w:tab/>
-        <w:t>38</w:t>
+        <w:t>35</w:t>
       </w:r>
     </w:p>
     <w:p>
@@ -852,9 +852,9 @@
           <w:rFonts w:ascii="Times New Roman" w:hAnsi="Times New Roman"/>
           <w:sz w:val="22"/>
         </w:rPr>
-        <w:t>4.5 Hallazgo Adicional: Traducción de Narración Continua</w:t>
+        <w:t>4.3 OE3 Generalización fuera de la Muestra</w:t>
         <w:tab/>
-        <w:t>40</w:t>
+        <w:t>36</w:t>
       </w:r>
     </w:p>
     <w:p>
@@ -869,9 +869,9 @@
           <w:rFonts w:ascii="Times New Roman" w:hAnsi="Times New Roman"/>
           <w:sz w:val="22"/>
         </w:rPr>
-        <w:t>4.6 Discusión General</w:t>
+        <w:t>4.4 Hallazgo Adicional: Sesgo de Dominio en el Reconocimiento del Abecedario</w:t>
         <w:tab/>
-        <w:t>42</w:t>
+        <w:t>38</w:t>
       </w:r>
     </w:p>
     <w:p>
@@ -886,9 +886,9 @@
           <w:rFonts w:ascii="Times New Roman" w:hAnsi="Times New Roman"/>
           <w:sz w:val="22"/>
         </w:rPr>
-        <w:t>Conclusiones</w:t>
+        <w:t>4.5 Hallazgo Adicional: Traducción de Narración Continua</w:t>
         <w:tab/>
-        <w:t>44</w:t>
+        <w:t>40</w:t>
       </w:r>
     </w:p>
     <w:p>
@@ -903,9 +903,9 @@
           <w:rFonts w:ascii="Times New Roman" w:hAnsi="Times New Roman"/>
           <w:sz w:val="22"/>
         </w:rPr>
-        <w:t>Recomendaciones</w:t>
+        <w:t>4.6 Discusión General</w:t>
         <w:tab/>
-        <w:t>45</w:t>
+        <w:t>42</w:t>
       </w:r>
     </w:p>
     <w:p>
@@ -920,9 +920,9 @@
           <w:rFonts w:ascii="Times New Roman" w:hAnsi="Times New Roman"/>
           <w:sz w:val="22"/>
         </w:rPr>
-        <w:t>Referencias Bibliográficas</w:t>
+        <w:t>Conclusiones</w:t>
         <w:tab/>
-        <w:t>46</w:t>
+        <w:t>44</w:t>
       </w:r>
     </w:p>
     <w:p>
@@ -937,9 +937,9 @@
           <w:rFonts w:ascii="Times New Roman" w:hAnsi="Times New Roman"/>
           <w:sz w:val="22"/>
         </w:rPr>
-        <w:t>Anexos</w:t>
+        <w:t>Recomendaciones</w:t>
         <w:tab/>
-        <w:t>49</w:t>
+        <w:t>45</w:t>
       </w:r>
     </w:p>
     <w:p>
@@ -954,9 +954,9 @@
           <w:rFonts w:ascii="Times New Roman" w:hAnsi="Times New Roman"/>
           <w:sz w:val="22"/>
         </w:rPr>
-        <w:t>Anexo A. Matriz de Consistencia</w:t>
+        <w:t>Referencias Bibliográficas</w:t>
         <w:tab/>
-        <w:t>49</w:t>
+        <w:t>46</w:t>
       </w:r>
     </w:p>
     <w:p>
@@ -971,9 +971,9 @@
           <w:rFonts w:ascii="Times New Roman" w:hAnsi="Times New Roman"/>
           <w:sz w:val="22"/>
         </w:rPr>
-        <w:t>Matriz de Operacionalización de Variables</w:t>
+        <w:t>Anexos</w:t>
         <w:tab/>
-        <w:t>50</w:t>
+        <w:t>49</w:t>
       </w:r>
     </w:p>
     <w:p>
@@ -988,9 +988,9 @@
           <w:rFonts w:ascii="Times New Roman" w:hAnsi="Times New Roman"/>
           <w:sz w:val="22"/>
         </w:rPr>
-        <w:t>Anexo B. Métricas Detalladas por Clase</w:t>
+        <w:t>Anexo A. Matriz de Consistencia</w:t>
         <w:tab/>
-        <w:t>51</w:t>
+        <w:t>49</w:t>
       </w:r>
     </w:p>
     <w:p>
@@ -1005,9 +1005,9 @@
           <w:rFonts w:ascii="Times New Roman" w:hAnsi="Times New Roman"/>
           <w:sz w:val="22"/>
         </w:rPr>
-        <w:t>Anexo C. Contratos de la API y Plan de Despliegue Completo</w:t>
+        <w:t>Matriz de Operacionalización de Variables</w:t>
         <w:tab/>
-        <w:t>52</w:t>
+        <w:t>50</w:t>
       </w:r>
     </w:p>
     <w:p>
@@ -1022,6 +1022,40 @@
           <w:rFonts w:ascii="Times New Roman" w:hAnsi="Times New Roman"/>
           <w:sz w:val="22"/>
         </w:rPr>
+        <w:t>Anexo B. Métricas Detalladas por Clase</w:t>
+        <w:tab/>
+        <w:t>51</w:t>
+      </w:r>
+    </w:p>
+    <w:p>
+      <w:pPr>
+        <w:tabs>
+          <w:tab w:pos="8787" w:val="left"/>
+        </w:tabs>
+        <w:spacing w:after="60"/>
+      </w:pPr>
+      <w:r>
+        <w:rPr>
+          <w:rFonts w:ascii="Times New Roman" w:hAnsi="Times New Roman"/>
+          <w:sz w:val="22"/>
+        </w:rPr>
+        <w:t>Anexo C. Informe Completo de Resultados y Plan de Despliegue</w:t>
+        <w:tab/>
+        <w:t>52</w:t>
+      </w:r>
+    </w:p>
+    <w:p>
+      <w:pPr>
+        <w:tabs>
+          <w:tab w:pos="8787" w:val="left"/>
+        </w:tabs>
+        <w:spacing w:after="60"/>
+      </w:pPr>
+      <w:r>
+        <w:rPr>
+          <w:rFonts w:ascii="Times New Roman" w:hAnsi="Times New Roman"/>
+          <w:sz w:val="22"/>
+        </w:rPr>
         <w:t>Anexo D. Declaración de Limitaciones</w:t>
         <w:tab/>
         <w:t>52</w:t>
@@ -1845,37 +1879,17 @@
       </w:r>
     </w:p>
     <w:p>
-      <w:r>
-        <w:br w:type="page"/>
-      </w:r>
-    </w:p>
-    <w:p>
-      <w:pPr>
-        <w:pStyle w:val="Heading1"/>
-      </w:pPr>
-      <w:r>
-        <w:t>Capítulo II. Marco Teórico y Conceptual</w:t>
-      </w:r>
-    </w:p>
-    <w:p>
-      <w:pPr>
-        <w:pStyle w:val="Heading2"/>
-      </w:pPr>
-      <w:r>
-        <w:t>2.1 Marco Teórico</w:t>
-      </w:r>
-    </w:p>
-    <w:p>
       <w:pPr>
         <w:pStyle w:val="Heading3"/>
       </w:pPr>
       <w:r>
-        <w:t>2.1.1 Reconocimiento Automático de Lengua de Señas</w:t>
+        <w:t>Antecedentes Nacionales</w:t>
       </w:r>
     </w:p>
     <w:p>
       <w:pPr>
         <w:spacing w:after="120"/>
+        <w:ind w:firstLine="709"/>
       </w:pPr>
       <w:r>
         <w:rPr>
@@ -1884,21 +1898,22 @@
           <w:i w:val="0"/>
           <w:sz w:val="24"/>
         </w:rPr>
-        <w:t>El reconocimiento automático de lengua de señas (SLR) aborda la interpretación de la comunicación visual-gestual como un problema de clasificación de secuencias temporales. La literatura distingue entre reconocimiento de señas aisladas (ISLR) y reconocimiento continuo (CSLR). El presente estudio se enmarca en ISLR con segmentación por pausas, lo que permite operar con hardware estándar sin requerir modelos de lenguaje de señas completos (Rastgoo et al., 2021).</w:t>
-      </w:r>
-    </w:p>
-    <w:p>
-      <w:pPr>
-        <w:pStyle w:val="Heading3"/>
-      </w:pPr>
-      <w:r>
-        <w:t>2.1.2 Redes BiLSTM con Mecanismo de Atención</w:t>
-      </w:r>
-    </w:p>
-    <w:p>
-      <w:pPr>
-        <w:spacing w:after="120"/>
-      </w:pPr>
+        <w:t>A diferencia de los antecedentes internacionales, la producción científica sobre reconocimiento automático de LSP es incipiente pero real y creciente, con trabajos verificables en IEEE Xplore, Springer y revistas indexadas en Scopus/SciELO. Se presenta a continuación, organizada cronológicamente.</w:t>
+      </w:r>
+    </w:p>
+    <w:p>
+      <w:pPr>
+        <w:spacing w:after="200"/>
+      </w:pPr>
+      <w:r>
+        <w:rPr>
+          <w:rFonts w:ascii="Times New Roman" w:hAnsi="Times New Roman"/>
+          <w:b/>
+          <w:i w:val="0"/>
+          <w:sz w:val="24"/>
+        </w:rPr>
+        <w:t xml:space="preserve">Berru-Novoa et al. (2018). </w:t>
+      </w:r>
       <w:r>
         <w:rPr>
           <w:rFonts w:ascii="Times New Roman" w:hAnsi="Times New Roman"/>
@@ -1906,21 +1921,22 @@
           <w:i w:val="0"/>
           <w:sz w:val="24"/>
         </w:rPr>
-        <w:t>La arquitectura Long Short-Term Memory (Hochreiter &amp; Schmidhuber, 1997) resuelve el problema del desvanecimiento del gradiente en RNN mediante celdas de memoria con compuertas. La variante bidireccional (Schuster &amp; Paliwal, 1997) procesa la secuencia en ambas direcciones integrando contexto pasado y futuro especialmente valiosa en señas donde un fotograma depende de los movimientos precedentes y siguientes. Los mecanismos de atención (Bahdanau et al., 2015) ponderan diferencialmente los estados ocultos más informativos para la predicción de clase.</w:t>
-      </w:r>
-    </w:p>
-    <w:p>
-      <w:pPr>
-        <w:pStyle w:val="Heading3"/>
-      </w:pPr>
-      <w:r>
-        <w:t>2.1.3 Estimación de Pose con MediaPipe Holistic</w:t>
-      </w:r>
-    </w:p>
-    <w:p>
-      <w:pPr>
-        <w:spacing w:after="120"/>
-      </w:pPr>
+        <w:t>Peruvian Sign Language Recognition Using Low Resolution Cameras. 2018 IEEE XXV International Conference on Electronics, Electrical Engineering and Computing (INTERCON). Dataset de 2 400 imágenes de gestos estáticos del abecedario LSP; HOG+SVM alcanzó 89.46% de exactitud con invarianza a traslación, rotación y escala — antecedente directo del abecedario abordado en §4.4 de este trabajo, aunque con un enfoque de características clásicas (HOG) en vez de aprendizaje profundo end-to-end.</w:t>
+      </w:r>
+    </w:p>
+    <w:p>
+      <w:pPr>
+        <w:spacing w:after="200"/>
+      </w:pPr>
+      <w:r>
+        <w:rPr>
+          <w:rFonts w:ascii="Times New Roman" w:hAnsi="Times New Roman"/>
+          <w:b/>
+          <w:i w:val="0"/>
+          <w:sz w:val="24"/>
+        </w:rPr>
+        <w:t xml:space="preserve">Barrientos-Villalta et al. (2022). </w:t>
+      </w:r>
       <w:r>
         <w:rPr>
           <w:rFonts w:ascii="Times New Roman" w:hAnsi="Times New Roman"/>
@@ -1928,21 +1944,22 @@
           <w:i w:val="0"/>
           <w:sz w:val="24"/>
         </w:rPr>
-        <w:t>MediaPipe Holistic (Lugaresi et al., 2019) detecta simultáneamente 543 puntos de referencia: 468 faciales, 21 por mano y 33 corporales. Opera en tiempo real sobre CPU estándar sin hardware especializado. La representación mediante puntos clave ofrece robustez a variaciones de iluminación, color de piel y fondo, con mejor generalización inter-señante respecto a representaciones de video completo (Jiang et al., 2021). En este estudio se utilizan 75 landmarks de mayor relevancia para la LSP (manos + cuerpo superior), generando vectores de 150 dimensiones por fotograma.</w:t>
-      </w:r>
-    </w:p>
-    <w:p>
-      <w:pPr>
-        <w:pStyle w:val="Heading3"/>
-      </w:pPr>
-      <w:r>
-        <w:t>2.1.4 Inferencia Eficiente con ONNX Runtime</w:t>
-      </w:r>
-    </w:p>
-    <w:p>
-      <w:pPr>
-        <w:spacing w:after="120"/>
-      </w:pPr>
+        <w:t>Peruvian Sign Language Recognition Using Recurrent Neural Networks. Advanced Research in Technologies, Information, Innovation and Sustainability (ARTIIS 2022), Communications in Computer and Information Science, vol. 1675. Springer. Aplica redes recurrentes para reconocimiento de LSP — antecedente metodológico directo de la arquitectura BiLSTM empleada en el presente estudio, aunque sin reportar métricas de generalización inter-señante (ΔF1, PSI, KS) ni de latencia end-to-end.</w:t>
+      </w:r>
+    </w:p>
+    <w:p>
+      <w:pPr>
+        <w:spacing w:after="200"/>
+      </w:pPr>
+      <w:r>
+        <w:rPr>
+          <w:rFonts w:ascii="Times New Roman" w:hAnsi="Times New Roman"/>
+          <w:b/>
+          <w:i w:val="0"/>
+          <w:sz w:val="24"/>
+        </w:rPr>
+        <w:t xml:space="preserve">Bejarano et al. (2022). </w:t>
+      </w:r>
       <w:r>
         <w:rPr>
           <w:rFonts w:ascii="Times New Roman" w:hAnsi="Times New Roman"/>
@@ -1950,21 +1967,22 @@
           <w:i w:val="0"/>
           <w:sz w:val="24"/>
         </w:rPr>
-        <w:t>ONNX (Bai et al., 2019) es un formato abierto de representación de modelos que permite portabilidad entre frameworks y optimización de la inferencia mediante fusión de operadores y cuantización. En el presente sistema, la exportación a ONNX (opset 17) redujo la latencia de inferencia del modelo BiLSTM a valores medianos &lt; 1 ms, haciendo que MediaPipe Holistic (~55 ms) sea el cuello de botella computacional del pipeline.</w:t>
-      </w:r>
-    </w:p>
-    <w:p>
-      <w:pPr>
-        <w:pStyle w:val="Heading3"/>
-      </w:pPr>
-      <w:r>
-        <w:t>2.1.5 Generalización y Dataset Shift</w:t>
-      </w:r>
-    </w:p>
-    <w:p>
-      <w:pPr>
-        <w:spacing w:after="120"/>
-      </w:pPr>
+        <w:t>PeruSIL: A Framework to Build a Continuous Peruvian Sign Language Interpretation Dataset. LREC2022 10th Workshop on the Representation and Processing of Sign Languages (pp. 1–8). ELRA. Framework para construir datasets continuos de LSP a partir de narración interpretada, anotada por voluntarios oyentes guiados por el audio — antecedente directo de la fuente AEC utilizada en el corpus de este estudio (Tabla 13) y de la metodología de anotación por audio explorada en la línea de narración continua (§4.5).</w:t>
+      </w:r>
+    </w:p>
+    <w:p>
+      <w:pPr>
+        <w:spacing w:after="200"/>
+      </w:pPr>
+      <w:r>
+        <w:rPr>
+          <w:rFonts w:ascii="Times New Roman" w:hAnsi="Times New Roman"/>
+          <w:b/>
+          <w:i w:val="0"/>
+          <w:sz w:val="24"/>
+        </w:rPr>
+        <w:t xml:space="preserve">Maquera et al. (2024). </w:t>
+      </w:r>
       <w:r>
         <w:rPr>
           <w:rFonts w:ascii="Times New Roman" w:hAnsi="Times New Roman"/>
@@ -1972,15 +1990,7 @@
           <w:i w:val="0"/>
           <w:sz w:val="24"/>
         </w:rPr>
-        <w:t>La generalización es la capacidad del modelo de mantener su desempeño ante distribuciones no vistas (Quionero-Candela et al., 2009). En SLR, el dataset shift se manifiesta principalmente como variación inter-señante. Las métricas complementarias utilizadas son: ΔF1 (brecha de desempeño entre conjunto interno y holdout externo), PSI (Population Stability Index, cambio distribucional sobre activaciones) y la prueba KS (diferencia en distribución de puntuaciones de confianza softmax).</w:t>
-      </w:r>
-    </w:p>
-    <w:p>
-      <w:pPr>
-        <w:pStyle w:val="Heading2"/>
-      </w:pPr>
-      <w:r>
-        <w:t>2.2 Marco Conceptual</w:t>
+        <w:t>Peruvian Sign Recognition (LSP) to the Native Quechua Language Using LSTM. 2024 IEEE ANDESCON. https://doi.org/10.1109/ANDESCON61840.2024.10755865. Traduce LSP a quechua mediante LSTM — evidencia de que la arquitectura recurrente sigue siendo el estándar de facto para LSP en la literatura reciente, consistente con la elección de BiLSTM de este estudio.</w:t>
       </w:r>
     </w:p>
     <w:p>
@@ -1994,7 +2004,7 @@
           <w:i w:val="0"/>
           <w:sz w:val="24"/>
         </w:rPr>
-        <w:t xml:space="preserve">Lengua de Señas Peruana (LSP): </w:t>
+        <w:t xml:space="preserve">Cruz Ulloa et al. (2026). </w:t>
       </w:r>
       <w:r>
         <w:rPr>
@@ -2003,7 +2013,146 @@
           <w:i w:val="0"/>
           <w:sz w:val="24"/>
         </w:rPr>
-        <w:t>Sistema lingüístico visual-gestual de la comunidad sorda peruana, reconocido oficialmente por Ley N.° 29535 (2010).</w:t>
+        <w:t>Sistema Inteligente en Tiempo Real para la Interpretación del Lenguaje de Señas Peruano en la Atención al Cliente. Revista Cubana de Ciencias Informáticas, 20(3). Sistema en tiempo real para el abecedario dactilológico de LSP evaluado con métricas de precisión, tiempo de comunicación y satisfacción de usuario — antecedente directo para OE2 (latencia en tiempo real) y para la validación de percepción de usuario reportada en el Anexo C.11 de este trabajo.</w:t>
+      </w:r>
+    </w:p>
+    <w:p>
+      <w:r>
+        <w:br w:type="page"/>
+      </w:r>
+    </w:p>
+    <w:p>
+      <w:pPr>
+        <w:pStyle w:val="Heading1"/>
+      </w:pPr>
+      <w:r>
+        <w:t>Capítulo II. Marco Teórico y Conceptual</w:t>
+      </w:r>
+    </w:p>
+    <w:p>
+      <w:pPr>
+        <w:pStyle w:val="Heading2"/>
+      </w:pPr>
+      <w:r>
+        <w:t>2.1 Marco Teórico</w:t>
+      </w:r>
+    </w:p>
+    <w:p>
+      <w:pPr>
+        <w:pStyle w:val="Heading3"/>
+      </w:pPr>
+      <w:r>
+        <w:t>2.1.1 Reconocimiento Automático de Lengua de Señas</w:t>
+      </w:r>
+    </w:p>
+    <w:p>
+      <w:pPr>
+        <w:spacing w:after="120"/>
+      </w:pPr>
+      <w:r>
+        <w:rPr>
+          <w:rFonts w:ascii="Times New Roman" w:hAnsi="Times New Roman"/>
+          <w:b w:val="0"/>
+          <w:i w:val="0"/>
+          <w:sz w:val="24"/>
+        </w:rPr>
+        <w:t>El reconocimiento automático de lengua de señas (SLR) aborda la interpretación de la comunicación visual-gestual como un problema de clasificación de secuencias temporales. La literatura distingue entre reconocimiento de señas aisladas (ISLR) y reconocimiento continuo (CSLR). El presente estudio se enmarca en ISLR con segmentación por pausas, lo que permite operar con hardware estándar sin requerir modelos de lenguaje de señas completos (Rastgoo et al., 2021).</w:t>
+      </w:r>
+    </w:p>
+    <w:p>
+      <w:pPr>
+        <w:pStyle w:val="Heading3"/>
+      </w:pPr>
+      <w:r>
+        <w:t>2.1.2 Redes BiLSTM con Mecanismo de Atención</w:t>
+      </w:r>
+    </w:p>
+    <w:p>
+      <w:pPr>
+        <w:spacing w:after="120"/>
+      </w:pPr>
+      <w:r>
+        <w:rPr>
+          <w:rFonts w:ascii="Times New Roman" w:hAnsi="Times New Roman"/>
+          <w:b w:val="0"/>
+          <w:i w:val="0"/>
+          <w:sz w:val="24"/>
+        </w:rPr>
+        <w:t>La arquitectura Long Short-Term Memory (Hochreiter &amp; Schmidhuber, 1997) resuelve el problema del desvanecimiento del gradiente en RNN mediante celdas de memoria con compuertas. La variante bidireccional (Schuster &amp; Paliwal, 1997) procesa la secuencia en ambas direcciones integrando contexto pasado y futuro especialmente valiosa en señas donde un fotograma depende de los movimientos precedentes y siguientes. Los mecanismos de atención (Bahdanau et al., 2015) ponderan diferencialmente los estados ocultos más informativos para la predicción de clase.</w:t>
+      </w:r>
+    </w:p>
+    <w:p>
+      <w:pPr>
+        <w:pStyle w:val="Heading3"/>
+      </w:pPr>
+      <w:r>
+        <w:t>2.1.3 Estimación de Pose con MediaPipe Holistic</w:t>
+      </w:r>
+    </w:p>
+    <w:p>
+      <w:pPr>
+        <w:spacing w:after="120"/>
+      </w:pPr>
+      <w:r>
+        <w:rPr>
+          <w:rFonts w:ascii="Times New Roman" w:hAnsi="Times New Roman"/>
+          <w:b w:val="0"/>
+          <w:i w:val="0"/>
+          <w:sz w:val="24"/>
+        </w:rPr>
+        <w:t>MediaPipe Holistic (Lugaresi et al., 2019) detecta simultáneamente 543 puntos de referencia: 468 faciales, 21 por mano y 33 corporales. Opera en tiempo real sobre CPU estándar sin hardware especializado. La representación mediante puntos clave ofrece robustez a variaciones de iluminación, color de piel y fondo, con mejor generalización inter-señante respecto a representaciones de video completo (Jiang et al., 2021). En este estudio se utilizan 75 landmarks de mayor relevancia para la LSP (manos + cuerpo superior), generando vectores de 150 dimensiones por fotograma.</w:t>
+      </w:r>
+    </w:p>
+    <w:p>
+      <w:pPr>
+        <w:pStyle w:val="Heading3"/>
+      </w:pPr>
+      <w:r>
+        <w:t>2.1.4 Inferencia Eficiente con ONNX Runtime</w:t>
+      </w:r>
+    </w:p>
+    <w:p>
+      <w:pPr>
+        <w:spacing w:after="120"/>
+      </w:pPr>
+      <w:r>
+        <w:rPr>
+          <w:rFonts w:ascii="Times New Roman" w:hAnsi="Times New Roman"/>
+          <w:b w:val="0"/>
+          <w:i w:val="0"/>
+          <w:sz w:val="24"/>
+        </w:rPr>
+        <w:t>ONNX (Bai et al., 2019) es un formato abierto de representación de modelos que permite portabilidad entre frameworks y optimización de la inferencia mediante fusión de operadores y cuantización. En el presente sistema, la exportación a ONNX (opset 17) redujo la latencia de inferencia del modelo BiLSTM a valores medianos &lt; 1 ms, haciendo que MediaPipe Holistic (~55 ms) sea el cuello de botella computacional del pipeline.</w:t>
+      </w:r>
+    </w:p>
+    <w:p>
+      <w:pPr>
+        <w:pStyle w:val="Heading3"/>
+      </w:pPr>
+      <w:r>
+        <w:t>2.1.5 Generalización y Dataset Shift</w:t>
+      </w:r>
+    </w:p>
+    <w:p>
+      <w:pPr>
+        <w:spacing w:after="120"/>
+      </w:pPr>
+      <w:r>
+        <w:rPr>
+          <w:rFonts w:ascii="Times New Roman" w:hAnsi="Times New Roman"/>
+          <w:b w:val="0"/>
+          <w:i w:val="0"/>
+          <w:sz w:val="24"/>
+        </w:rPr>
+        <w:t>La generalización es la capacidad del modelo de mantener su desempeño ante distribuciones no vistas (Quionero-Candela et al., 2009). En SLR, el dataset shift se manifiesta principalmente como variación inter-señante. Las métricas complementarias utilizadas son: ΔF1 (brecha de desempeño entre conjunto interno y holdout externo), PSI (Population Stability Index, cambio distribucional sobre activaciones) y la prueba KS (diferencia en distribución de puntuaciones de confianza softmax).</w:t>
+      </w:r>
+    </w:p>
+    <w:p>
+      <w:pPr>
+        <w:pStyle w:val="Heading2"/>
+      </w:pPr>
+      <w:r>
+        <w:t>2.2 Marco Conceptual</w:t>
       </w:r>
     </w:p>
     <w:p>
@@ -2017,7 +2166,7 @@
           <w:i w:val="0"/>
           <w:sz w:val="24"/>
         </w:rPr>
-        <w:t xml:space="preserve">BiLSTM: </w:t>
+        <w:t xml:space="preserve">Lengua de Señas Peruana (LSP): </w:t>
       </w:r>
       <w:r>
         <w:rPr>
@@ -2026,7 +2175,7 @@
           <w:i w:val="0"/>
           <w:sz w:val="24"/>
         </w:rPr>
-        <w:t>Red neuronal recurrente bidireccional con memoria a largo-corto plazo. Procesa secuencias temporales en dirección progresiva y regresiva (Schuster &amp; Paliwal, 1997).</w:t>
+        <w:t>Sistema lingüístico visual-gestual de la comunidad sorda peruana, reconocido oficialmente por Ley N.° 29535 (2010).</w:t>
       </w:r>
     </w:p>
     <w:p>
@@ -2040,7 +2189,7 @@
           <w:i w:val="0"/>
           <w:sz w:val="24"/>
         </w:rPr>
-        <w:t xml:space="preserve">F1-macro: </w:t>
+        <w:t xml:space="preserve">BiLSTM: </w:t>
       </w:r>
       <w:r>
         <w:rPr>
@@ -2049,7 +2198,7 @@
           <w:i w:val="0"/>
           <w:sz w:val="24"/>
         </w:rPr>
-        <w:t>Promedio no ponderado del F1-score por clase (media armónica de precisión y recall). Adecuado para datasets con desequilibrio de clases.</w:t>
+        <w:t>Red neuronal recurrente bidireccional con memoria a largo-corto plazo. Procesa secuencias temporales en dirección progresiva y regresiva (Schuster &amp; Paliwal, 1997).</w:t>
       </w:r>
     </w:p>
     <w:p>
@@ -2063,7 +2212,7 @@
           <w:i w:val="0"/>
           <w:sz w:val="24"/>
         </w:rPr>
-        <w:t xml:space="preserve">PSI (Population Stability Index): </w:t>
+        <w:t xml:space="preserve">F1-macro: </w:t>
       </w:r>
       <w:r>
         <w:rPr>
@@ -2072,7 +2221,7 @@
           <w:i w:val="0"/>
           <w:sz w:val="24"/>
         </w:rPr>
-        <w:t>PSI = Σ (P_ref − P_new) · ln(P_ref/P_new). PSI &lt; 0.10: estable; 0.10–0.20: cambio moderado; ≥ 0.20: cambio severo.</w:t>
+        <w:t>Promedio no ponderado del F1-score por clase (media armónica de precisión y recall). Adecuado para datasets con desequilibrio de clases.</w:t>
       </w:r>
     </w:p>
     <w:p>
@@ -2086,7 +2235,7 @@
           <w:i w:val="0"/>
           <w:sz w:val="24"/>
         </w:rPr>
-        <w:t xml:space="preserve">ΔF1: </w:t>
+        <w:t xml:space="preserve">PSI (Population Stability Index): </w:t>
       </w:r>
       <w:r>
         <w:rPr>
@@ -2095,7 +2244,7 @@
           <w:i w:val="0"/>
           <w:sz w:val="24"/>
         </w:rPr>
-        <w:t>Brecha de generalización: ΔF1 = F1-macro (prueba interna) − F1-macro (holdout externo). Umbral de aceptación: ≤ 0.15.</w:t>
+        <w:t>PSI = Σ (P_ref − P_new) · ln(P_ref/P_new). PSI &lt; 0.10: estable; 0.10–0.20: cambio moderado; ≥ 0.20: cambio severo.</w:t>
       </w:r>
     </w:p>
     <w:p>
@@ -2109,7 +2258,7 @@
           <w:i w:val="0"/>
           <w:sz w:val="24"/>
         </w:rPr>
-        <w:t xml:space="preserve">ONNX Runtime: </w:t>
+        <w:t xml:space="preserve">ΔF1: </w:t>
       </w:r>
       <w:r>
         <w:rPr>
@@ -2118,35 +2267,22 @@
           <w:i w:val="0"/>
           <w:sz w:val="24"/>
         </w:rPr>
-        <w:t>Motor de inferencia optimizada para modelos exportados en formato Open Neural Network Exchange.</w:t>
-      </w:r>
-    </w:p>
-    <w:p>
-      <w:r>
-        <w:br w:type="page"/>
-      </w:r>
-    </w:p>
-    <w:p>
-      <w:pPr>
-        <w:pStyle w:val="Heading1"/>
-      </w:pPr>
-      <w:r>
-        <w:t>Capítulo III. Desarrollo del Trabajo de Investigación</w:t>
-      </w:r>
-    </w:p>
-    <w:p>
-      <w:pPr>
-        <w:pStyle w:val="Heading2"/>
-      </w:pPr>
-      <w:r>
-        <w:t>3.1 Diseño Metodológico</w:t>
-      </w:r>
-    </w:p>
-    <w:p>
-      <w:pPr>
-        <w:spacing w:after="120"/>
-        <w:ind w:firstLine="709"/>
-      </w:pPr>
+        <w:t>Brecha de generalización: ΔF1 = F1-macro (prueba interna) − F1-macro (holdout externo). Umbral de aceptación: ≤ 0.15.</w:t>
+      </w:r>
+    </w:p>
+    <w:p>
+      <w:pPr>
+        <w:spacing w:after="200"/>
+      </w:pPr>
+      <w:r>
+        <w:rPr>
+          <w:rFonts w:ascii="Times New Roman" w:hAnsi="Times New Roman"/>
+          <w:b/>
+          <w:i w:val="0"/>
+          <w:sz w:val="24"/>
+        </w:rPr>
+        <w:t xml:space="preserve">ONNX Runtime: </w:t>
+      </w:r>
       <w:r>
         <w:rPr>
           <w:rFonts w:ascii="Times New Roman" w:hAnsi="Times New Roman"/>
@@ -2154,7 +2290,12 @@
           <w:i w:val="0"/>
           <w:sz w:val="24"/>
         </w:rPr>
-        <w:t>La investigación adoptó un enfoque cuantitativo, tipo aplicado-experimental, con diseño cuasiexperimental. La variable independiente es el sistema integral basado en Deep Learning; la variable dependiente es la calidad de la traducción automática evaluada en precisión (F1-macro), latencia (ms) y generalización (ΔF1, PSI, KS). La validación interna utilizó KFold estratificado (k=5) y el conjunto de prueba (15%) fue evaluado únicamente al finalizar cada configuración. El holdout externo (20% separado por grupo de señante) se evaluó exclusivamente con el modelo final.</w:t>
+        <w:t>Motor de inferencia optimizada para modelos exportados en formato Open Neural Network Exchange.</w:t>
+      </w:r>
+    </w:p>
+    <w:p>
+      <w:r>
+        <w:br w:type="page"/>
       </w:r>
     </w:p>
     <w:p>
@@ -2162,7 +2303,7 @@
         <w:pStyle w:val="Heading2"/>
       </w:pPr>
       <w:r>
-        <w:t>3.2 Corpus y Datos</w:t>
+        <w:t>2.3 Estado del Arte por Objetivo Específico</w:t>
       </w:r>
     </w:p>
     <w:p>
@@ -2177,7 +2318,7 @@
           <w:i w:val="0"/>
           <w:sz w:val="24"/>
         </w:rPr>
-        <w:t>El corpus LSP peruano comprende 4 176 muestras de 96 clases de vocabulario. Cada muestra es una ventana temporal de 30 fotogramas con 75 puntos clave corporales extraídos mediante MediaPipe Holistic, normalizados por z-score respecto a las coordenadas del torso, generando vectores de 150 dimensiones por fotograma.</w:t>
+        <w:t>Se sintetiza a continuación la literatura revisada (antecedentes internacionales y nacionales, §1.5) organizada según el objetivo específico que fundamenta, con fuentes verificables en IEEE Xplore, Springer, ScienceDirect (Scopus) y Revista Cubana de Ciencias Informáticas (SciELO/Scopus).</w:t>
       </w:r>
     </w:p>
     <w:p>
@@ -2191,6 +2332,319 @@
           <w:sz w:val="24"/>
         </w:rPr>
         <w:t>Tabla 1</w:t>
+      </w:r>
+    </w:p>
+    <w:p>
+      <w:pPr>
+        <w:spacing w:after="120"/>
+      </w:pPr>
+      <w:r>
+        <w:rPr>
+          <w:rFonts w:ascii="Times New Roman" w:hAnsi="Times New Roman"/>
+          <w:i/>
+          <w:sz w:val="24"/>
+        </w:rPr>
+        <w:t>Estado del arte organizado por objetivo específico</w:t>
+      </w:r>
+    </w:p>
+    <w:tbl>
+      <w:tblPr>
+        <w:tblStyle w:val="TableGrid"/>
+        <w:tblW w:type="auto" w:w="0"/>
+        <w:jc w:val="center"/>
+        <w:tblLook w:firstColumn="1" w:firstRow="1" w:lastColumn="0" w:lastRow="0" w:noHBand="0" w:noVBand="1" w:val="04A0"/>
+      </w:tblPr>
+      <w:tblGrid>
+        <w:gridCol w:w="3041"/>
+        <w:gridCol w:w="3041"/>
+        <w:gridCol w:w="3041"/>
+      </w:tblGrid>
+      <w:tr>
+        <w:tc>
+          <w:tcPr>
+            <w:tcW w:type="dxa" w:w="1701"/>
+            <w:shd w:val="clear" w:color="auto" w:fill="D9D9D9"/>
+          </w:tcPr>
+          <w:p>
+            <w:r/>
+            <w:r>
+              <w:rPr>
+                <w:rFonts w:ascii="Times New Roman" w:hAnsi="Times New Roman"/>
+                <w:b/>
+                <w:sz w:val="21"/>
+              </w:rPr>
+              <w:t>Objetivo</w:t>
+            </w:r>
+          </w:p>
+        </w:tc>
+        <w:tc>
+          <w:tcPr>
+            <w:tcW w:type="dxa" w:w="3402"/>
+            <w:shd w:val="clear" w:color="auto" w:fill="D9D9D9"/>
+          </w:tcPr>
+          <w:p>
+            <w:r/>
+            <w:r>
+              <w:rPr>
+                <w:rFonts w:ascii="Times New Roman" w:hAnsi="Times New Roman"/>
+                <w:b/>
+                <w:sz w:val="21"/>
+              </w:rPr>
+              <w:t>Fuentes clave</w:t>
+            </w:r>
+          </w:p>
+        </w:tc>
+        <w:tc>
+          <w:tcPr>
+            <w:tcW w:type="dxa" w:w="4535"/>
+            <w:shd w:val="clear" w:color="auto" w:fill="D9D9D9"/>
+          </w:tcPr>
+          <w:p>
+            <w:r/>
+            <w:r>
+              <w:rPr>
+                <w:rFonts w:ascii="Times New Roman" w:hAnsi="Times New Roman"/>
+                <w:b/>
+                <w:sz w:val="21"/>
+              </w:rPr>
+              <w:t>Síntesis</w:t>
+            </w:r>
+          </w:p>
+        </w:tc>
+      </w:tr>
+      <w:tr>
+        <w:tc>
+          <w:tcPr>
+            <w:tcW w:type="dxa" w:w="1701"/>
+          </w:tcPr>
+          <w:p>
+            <w:r/>
+            <w:r>
+              <w:rPr>
+                <w:rFonts w:ascii="Times New Roman" w:hAnsi="Times New Roman"/>
+                <w:sz w:val="21"/>
+              </w:rPr>
+              <w:t>OE1</w:t>
+              <w:br/>
+              <w:t>(F1 ≥ 0.70)</w:t>
+            </w:r>
+          </w:p>
+        </w:tc>
+        <w:tc>
+          <w:tcPr>
+            <w:tcW w:type="dxa" w:w="3402"/>
+          </w:tcPr>
+          <w:p>
+            <w:r/>
+            <w:r>
+              <w:rPr>
+                <w:rFonts w:ascii="Times New Roman" w:hAnsi="Times New Roman"/>
+                <w:sz w:val="21"/>
+              </w:rPr>
+              <w:t>Rastgoo et al. (2021); Zhang &amp; Jiang (2024); Camgoz et al. (2020); Koller et al. (2020); Barrientos-Villalta et al. (2022); Maquera et al. (2024)</w:t>
+            </w:r>
+          </w:p>
+        </w:tc>
+        <w:tc>
+          <w:tcPr>
+            <w:tcW w:type="dxa" w:w="4535"/>
+          </w:tcPr>
+          <w:p>
+            <w:r/>
+            <w:r>
+              <w:rPr>
+                <w:rFonts w:ascii="Times New Roman" w:hAnsi="Times New Roman"/>
+                <w:sz w:val="21"/>
+              </w:rPr>
+              <w:t>La literatura converge en que el desempeño de SLR depende fuertemente del volumen y diversidad del corpus (Rastgoo et al., 2021; Zhang &amp; Jiang, 2024, sobre 346 estudios 2018-2023); los antecedentes peruanos (Barrientos-Villalta et al., 2022; Maquera et al., 2024) usan arquitecturas recurrentes similares a BiLSTM, consistente con la elección arquitectónica de este estudio, pero ninguno reporta F1-macro con generalización inter-señante medida.</w:t>
+            </w:r>
+          </w:p>
+        </w:tc>
+      </w:tr>
+      <w:tr>
+        <w:tc>
+          <w:tcPr>
+            <w:tcW w:type="dxa" w:w="1701"/>
+          </w:tcPr>
+          <w:p>
+            <w:r/>
+            <w:r>
+              <w:rPr>
+                <w:rFonts w:ascii="Times New Roman" w:hAnsi="Times New Roman"/>
+                <w:sz w:val="21"/>
+              </w:rPr>
+              <w:t>OE2</w:t>
+              <w:br/>
+              <w:t>(latencia &lt; 200 ms)</w:t>
+            </w:r>
+          </w:p>
+        </w:tc>
+        <w:tc>
+          <w:tcPr>
+            <w:tcW w:type="dxa" w:w="3402"/>
+          </w:tcPr>
+          <w:p>
+            <w:r/>
+            <w:r>
+              <w:rPr>
+                <w:rFonts w:ascii="Times New Roman" w:hAnsi="Times New Roman"/>
+                <w:sz w:val="21"/>
+              </w:rPr>
+              <w:t>Lugaresi et al. (2019); Bai et al. (2019); Cruz Ulloa et al. (2026)</w:t>
+            </w:r>
+          </w:p>
+        </w:tc>
+        <w:tc>
+          <w:tcPr>
+            <w:tcW w:type="dxa" w:w="4535"/>
+          </w:tcPr>
+          <w:p>
+            <w:r/>
+            <w:r>
+              <w:rPr>
+                <w:rFonts w:ascii="Times New Roman" w:hAnsi="Times New Roman"/>
+                <w:sz w:val="21"/>
+              </w:rPr>
+              <w:t>MediaPipe Holistic (Lugaresi et al., 2019) es la base de extracción de landmarks en tiempo real sin hardware especializado; ONNX Runtime (Bai et al., 2019) permite portabilidad y optimización de inferencia; Cruz Ulloa et al. (2026) es el único antecedente peruano que reporta explícitamente tiempo de comunicación como métrica de sistema en tiempo real para LSP.</w:t>
+            </w:r>
+          </w:p>
+        </w:tc>
+      </w:tr>
+      <w:tr>
+        <w:tc>
+          <w:tcPr>
+            <w:tcW w:type="dxa" w:w="1701"/>
+          </w:tcPr>
+          <w:p>
+            <w:r/>
+            <w:r>
+              <w:rPr>
+                <w:rFonts w:ascii="Times New Roman" w:hAnsi="Times New Roman"/>
+                <w:sz w:val="21"/>
+              </w:rPr>
+              <w:t>OE3</w:t>
+              <w:br/>
+              <w:t>(generalización)</w:t>
+            </w:r>
+          </w:p>
+        </w:tc>
+        <w:tc>
+          <w:tcPr>
+            <w:tcW w:type="dxa" w:w="3402"/>
+          </w:tcPr>
+          <w:p>
+            <w:r/>
+            <w:r>
+              <w:rPr>
+                <w:rFonts w:ascii="Times New Roman" w:hAnsi="Times New Roman"/>
+                <w:sz w:val="21"/>
+              </w:rPr>
+              <w:t>Quionero-Candela et al. (2009); Razali &amp; Wah (2011); De Coster et al. (2020); Rastgoo et al. (2021)</w:t>
+            </w:r>
+          </w:p>
+        </w:tc>
+        <w:tc>
+          <w:tcPr>
+            <w:tcW w:type="dxa" w:w="4535"/>
+          </w:tcPr>
+          <w:p>
+            <w:r/>
+            <w:r>
+              <w:rPr>
+                <w:rFonts w:ascii="Times New Roman" w:hAnsi="Times New Roman"/>
+                <w:sz w:val="21"/>
+              </w:rPr>
+              <w:t>Quionero-Candela et al. (2009) formaliza el marco de dataset shift usado en las métricas HE3 de este estudio (ΔF1, PSI, KS); Razali &amp; Wah (2011) fundamenta la interpretación de la hipersensibilidad del test KS ante N grande (§4.3); De Coster et al. (2020) y Rastgoo et al. (2021) documentan que representaciones basadas en puntos clave generalizan mejor a señantes no vistos que modelos basados en apariencia visual, respaldando la elección de landmarks de MediaPipe sobre video crudo en este estudio.</w:t>
+            </w:r>
+          </w:p>
+        </w:tc>
+      </w:tr>
+    </w:tbl>
+    <w:p>
+      <w:pPr>
+        <w:spacing w:before="80" w:after="280"/>
+      </w:pPr>
+      <w:r>
+        <w:rPr>
+          <w:rFonts w:ascii="Times New Roman" w:hAnsi="Times New Roman"/>
+          <w:i/>
+          <w:sz w:val="21"/>
+        </w:rPr>
+        <w:t xml:space="preserve">Nota. </w:t>
+      </w:r>
+      <w:r>
+        <w:rPr>
+          <w:rFonts w:ascii="Times New Roman" w:hAnsi="Times New Roman"/>
+          <w:sz w:val="21"/>
+        </w:rPr>
+        <w:t>Yan et al. (2018, ST-GCN) e Izmailov et al. (2018, SWA) se citan en el Capítulo IV (§4.1, §4.3) como fundamento de los métodos adicionales probados para OE1/OE3, no como antecedentes del diseño original del sistema.</w:t>
+      </w:r>
+    </w:p>
+    <w:p>
+      <w:pPr>
+        <w:pStyle w:val="Heading1"/>
+      </w:pPr>
+      <w:r>
+        <w:t>Capítulo III. Desarrollo del Trabajo de Investigación</w:t>
+      </w:r>
+    </w:p>
+    <w:p>
+      <w:pPr>
+        <w:pStyle w:val="Heading2"/>
+      </w:pPr>
+      <w:r>
+        <w:t>3.1 Diseño Metodológico</w:t>
+      </w:r>
+    </w:p>
+    <w:p>
+      <w:pPr>
+        <w:spacing w:after="120"/>
+        <w:ind w:firstLine="709"/>
+      </w:pPr>
+      <w:r>
+        <w:rPr>
+          <w:rFonts w:ascii="Times New Roman" w:hAnsi="Times New Roman"/>
+          <w:b w:val="0"/>
+          <w:i w:val="0"/>
+          <w:sz w:val="24"/>
+        </w:rPr>
+        <w:t>La investigación adoptó un enfoque cuantitativo, tipo aplicado-experimental, con diseño cuasiexperimental. La variable independiente es el sistema integral basado en Deep Learning; la variable dependiente es la calidad de la traducción automática evaluada en precisión (F1-macro), latencia (ms) y generalización (ΔF1, PSI, KS). La validación interna utilizó KFold estratificado (k=5) y el conjunto de prueba (15%) fue evaluado únicamente al finalizar cada configuración. El holdout externo (20% separado por grupo de señante) se evaluó exclusivamente con el modelo final.</w:t>
+      </w:r>
+    </w:p>
+    <w:p>
+      <w:pPr>
+        <w:pStyle w:val="Heading2"/>
+      </w:pPr>
+      <w:r>
+        <w:t>3.2 Corpus y Datos</w:t>
+      </w:r>
+    </w:p>
+    <w:p>
+      <w:pPr>
+        <w:spacing w:after="120"/>
+        <w:ind w:firstLine="709"/>
+      </w:pPr>
+      <w:r>
+        <w:rPr>
+          <w:rFonts w:ascii="Times New Roman" w:hAnsi="Times New Roman"/>
+          <w:b w:val="0"/>
+          <w:i w:val="0"/>
+          <w:sz w:val="24"/>
+        </w:rPr>
+        <w:t>El corpus LSP peruano comprende 4 176 muestras de 96 clases de vocabulario. Cada muestra es una ventana temporal de 30 fotogramas con 75 puntos clave corporales extraídos mediante MediaPipe Holistic, normalizados por z-score respecto a las coordenadas del torso, generando vectores de 150 dimensiones por fotograma.</w:t>
+      </w:r>
+    </w:p>
+    <w:p>
+      <w:pPr>
+        <w:spacing w:before="200" w:after="40"/>
+      </w:pPr>
+      <w:r>
+        <w:rPr>
+          <w:rFonts w:ascii="Times New Roman" w:hAnsi="Times New Roman"/>
+          <w:b/>
+          <w:sz w:val="24"/>
+        </w:rPr>
+        <w:t>Tabla 2</w:t>
       </w:r>
     </w:p>
     <w:p>
@@ -2532,6 +2986,93 @@
     </w:p>
     <w:p>
       <w:pPr>
+        <w:spacing w:before="240" w:after="40"/>
+        <w:jc w:val="center"/>
+      </w:pPr>
+      <w:r>
+        <w:rPr>
+          <w:rFonts w:ascii="Times New Roman" w:hAnsi="Times New Roman"/>
+          <w:b/>
+          <w:sz w:val="24"/>
+        </w:rPr>
+        <w:t>Figura 1</w:t>
+      </w:r>
+    </w:p>
+    <w:p>
+      <w:pPr>
+        <w:spacing w:after="160"/>
+        <w:jc w:val="center"/>
+      </w:pPr>
+      <w:r>
+        <w:rPr>
+          <w:rFonts w:ascii="Times New Roman" w:hAnsi="Times New Roman"/>
+          <w:i/>
+          <w:sz w:val="24"/>
+        </w:rPr>
+        <w:t>Partición del corpus LSP</w:t>
+      </w:r>
+    </w:p>
+    <w:p>
+      <w:pPr>
+        <w:jc w:val="center"/>
+      </w:pPr>
+      <w:r>
+        <w:drawing>
+          <wp:inline xmlns:a="http://schemas.openxmlformats.org/drawingml/2006/main" xmlns:pic="http://schemas.openxmlformats.org/drawingml/2006/picture">
+            <wp:extent cx="4206240" cy="3045898"/>
+            <wp:docPr id="1" name="Picture 1"/>
+            <wp:cNvGraphicFramePr>
+              <a:graphicFrameLocks noChangeAspect="1"/>
+            </wp:cNvGraphicFramePr>
+            <a:graphic>
+              <a:graphicData uri="http://schemas.openxmlformats.org/drawingml/2006/picture">
+                <pic:pic>
+                  <pic:nvPicPr>
+                    <pic:cNvPr id="0" name="fig_tabla1_particion.png"/>
+                    <pic:cNvPicPr/>
+                  </pic:nvPicPr>
+                  <pic:blipFill>
+                    <a:blip r:embed="rId9"/>
+                    <a:stretch>
+                      <a:fillRect/>
+                    </a:stretch>
+                  </pic:blipFill>
+                  <pic:spPr>
+                    <a:xfrm>
+                      <a:off x="0" y="0"/>
+                      <a:ext cx="4206240" cy="3045898"/>
+                    </a:xfrm>
+                    <a:prstGeom prst="rect"/>
+                  </pic:spPr>
+                </pic:pic>
+              </a:graphicData>
+            </a:graphic>
+          </wp:inline>
+        </w:drawing>
+      </w:r>
+    </w:p>
+    <w:p>
+      <w:pPr>
+        <w:spacing w:before="80" w:after="280"/>
+      </w:pPr>
+      <w:r>
+        <w:rPr>
+          <w:rFonts w:ascii="Times New Roman" w:hAnsi="Times New Roman"/>
+          <w:i/>
+          <w:sz w:val="21"/>
+        </w:rPr>
+        <w:t xml:space="preserve">Nota. </w:t>
+      </w:r>
+      <w:r>
+        <w:rPr>
+          <w:rFonts w:ascii="Times New Roman" w:hAnsi="Times New Roman"/>
+          <w:sz w:val="21"/>
+        </w:rPr>
+        <w:t>70/15/15 — partición estándar del proyecto, con semilla fija (42) para reproducibilidad.</w:t>
+      </w:r>
+    </w:p>
+    <w:p>
+      <w:pPr>
         <w:pStyle w:val="Heading2"/>
       </w:pPr>
       <w:r>
@@ -2550,7 +3091,7 @@
           <w:i w:val="0"/>
           <w:sz w:val="24"/>
         </w:rPr>
-        <w:t>El sistema está compuesto por cinco módulos funcionales organizados en un pipeline secuencial. La Figura 1 ilustra el flujo completo desde la captura hasta la salida de texto.</w:t>
+        <w:t>El sistema está compuesto por cinco módulos funcionales organizados en un pipeline secuencial. La Figura 2 ilustra el flujo completo desde la captura hasta la salida de texto.</w:t>
       </w:r>
     </w:p>
     <w:p>
@@ -2564,7 +3105,7 @@
           <w:b/>
           <w:sz w:val="24"/>
         </w:rPr>
-        <w:t>Figura 1</w:t>
+        <w:t>Figura 2</w:t>
       </w:r>
     </w:p>
     <w:p>
@@ -2589,7 +3130,7 @@
         <w:drawing>
           <wp:inline xmlns:a="http://schemas.openxmlformats.org/drawingml/2006/main" xmlns:pic="http://schemas.openxmlformats.org/drawingml/2006/picture">
             <wp:extent cx="4389120" cy="5254580"/>
-            <wp:docPr id="1" name="Picture 1"/>
+            <wp:docPr id="2" name="Picture 2"/>
             <wp:cNvGraphicFramePr>
               <a:graphicFrameLocks noChangeAspect="1"/>
             </wp:cNvGraphicFramePr>
@@ -2601,7 +3142,7 @@
                     <pic:cNvPicPr/>
                   </pic:nvPicPr>
                   <pic:blipFill>
-                    <a:blip r:embed="rId9"/>
+                    <a:blip r:embed="rId10"/>
                     <a:stretch>
                       <a:fillRect/>
                     </a:stretch>
@@ -2789,7 +3330,7 @@
           <w:i w:val="0"/>
           <w:sz w:val="24"/>
         </w:rPr>
-        <w:t>El proceso de entrenamiento se ejecutó a lo largo de 27 sprints probando 24 configuraciones. La optimización de hiperparámetros utilizó Optuna con el algoritmo TPE (50 ensayos por configuración), con regularización (label smoothing, dropout) y calibración de confianza (Temperature Scaling). La Figura 2 muestra la trayectoria completa del F1-macro a lo largo de los 24 sprints con métrica registrada un gráfico generado en vivo a partir de logs/runs.csv, más detallado que el resumen de hitos de la Tabla 2.</w:t>
+        <w:t>El proceso de entrenamiento se ejecutó a lo largo de 27 sprints probando 24 configuraciones. La optimización de hiperparámetros utilizó Optuna con el algoritmo TPE (50 ensayos por configuración), con regularización (label smoothing, dropout) y calibración de confianza (Temperature Scaling). La Figura 3 muestra la trayectoria completa del F1-macro a lo largo de los 24 sprints con métrica registrada un gráfico generado en vivo a partir de logs/runs.csv, más detallado que el resumen de hitos de la Tabla 3.</w:t>
       </w:r>
     </w:p>
     <w:p>
@@ -2803,7 +3344,7 @@
           <w:b/>
           <w:sz w:val="24"/>
         </w:rPr>
-        <w:t>Figura 2</w:t>
+        <w:t>Figura 3</w:t>
       </w:r>
     </w:p>
     <w:p>
@@ -2828,7 +3369,7 @@
         <w:drawing>
           <wp:inline xmlns:a="http://schemas.openxmlformats.org/drawingml/2006/main" xmlns:pic="http://schemas.openxmlformats.org/drawingml/2006/picture">
             <wp:extent cx="5303520" cy="2410691"/>
-            <wp:docPr id="2" name="Picture 2"/>
+            <wp:docPr id="3" name="Picture 3"/>
             <wp:cNvGraphicFramePr>
               <a:graphicFrameLocks noChangeAspect="1"/>
             </wp:cNvGraphicFramePr>
@@ -2840,7 +3381,7 @@
                     <pic:cNvPicPr/>
                   </pic:nvPicPr>
                   <pic:blipFill>
-                    <a:blip r:embed="rId10"/>
+                    <a:blip r:embed="rId11"/>
                     <a:stretch>
                       <a:fillRect/>
                     </a:stretch>
@@ -2889,7 +3430,7 @@
           <w:b/>
           <w:sz w:val="24"/>
         </w:rPr>
-        <w:t>Tabla 2</w:t>
+        <w:t>Tabla 3</w:t>
       </w:r>
     </w:p>
     <w:p>
@@ -3440,7 +3981,7 @@
           <w:i w:val="0"/>
           <w:sz w:val="24"/>
         </w:rPr>
-        <w:t>La Tabla 3 resume el estado actual de cada componente del sistema, verificado mediante ejecución en vivo al cierre del Sprint 13 de entregables (S13).</w:t>
+        <w:t>La Tabla 4 resume el estado actual de cada componente del sistema, verificado mediante ejecución en vivo al cierre del Sprint 13 de entregables (S13).</w:t>
       </w:r>
     </w:p>
     <w:p>
@@ -3453,7 +3994,7 @@
           <w:b/>
           <w:sz w:val="24"/>
         </w:rPr>
-        <w:t>Tabla 3</w:t>
+        <w:t>Tabla 4</w:t>
       </w:r>
     </w:p>
     <w:p>
@@ -4071,6 +4612,93 @@
     </w:p>
     <w:p>
       <w:pPr>
+        <w:spacing w:before="240" w:after="40"/>
+        <w:jc w:val="center"/>
+      </w:pPr>
+      <w:r>
+        <w:rPr>
+          <w:rFonts w:ascii="Times New Roman" w:hAnsi="Times New Roman"/>
+          <w:b/>
+          <w:sz w:val="24"/>
+        </w:rPr>
+        <w:t>Figura 4</w:t>
+      </w:r>
+    </w:p>
+    <w:p>
+      <w:pPr>
+        <w:spacing w:after="160"/>
+        <w:jc w:val="center"/>
+      </w:pPr>
+      <w:r>
+        <w:rPr>
+          <w:rFonts w:ascii="Times New Roman" w:hAnsi="Times New Roman"/>
+          <w:i/>
+          <w:sz w:val="24"/>
+        </w:rPr>
+        <w:t>Estado de los componentes del sistema</w:t>
+      </w:r>
+    </w:p>
+    <w:p>
+      <w:pPr>
+        <w:jc w:val="center"/>
+      </w:pPr>
+      <w:r>
+        <w:drawing>
+          <wp:inline xmlns:a="http://schemas.openxmlformats.org/drawingml/2006/main" xmlns:pic="http://schemas.openxmlformats.org/drawingml/2006/picture">
+            <wp:extent cx="4754880" cy="3067665"/>
+            <wp:docPr id="4" name="Picture 4"/>
+            <wp:cNvGraphicFramePr>
+              <a:graphicFrameLocks noChangeAspect="1"/>
+            </wp:cNvGraphicFramePr>
+            <a:graphic>
+              <a:graphicData uri="http://schemas.openxmlformats.org/drawingml/2006/picture">
+                <pic:pic>
+                  <pic:nvPicPr>
+                    <pic:cNvPr id="0" name="fig_tabla3_componentes.png"/>
+                    <pic:cNvPicPr/>
+                  </pic:nvPicPr>
+                  <pic:blipFill>
+                    <a:blip r:embed="rId12"/>
+                    <a:stretch>
+                      <a:fillRect/>
+                    </a:stretch>
+                  </pic:blipFill>
+                  <pic:spPr>
+                    <a:xfrm>
+                      <a:off x="0" y="0"/>
+                      <a:ext cx="4754880" cy="3067665"/>
+                    </a:xfrm>
+                    <a:prstGeom prst="rect"/>
+                  </pic:spPr>
+                </pic:pic>
+              </a:graphicData>
+            </a:graphic>
+          </wp:inline>
+        </w:drawing>
+      </w:r>
+    </w:p>
+    <w:p>
+      <w:pPr>
+        <w:spacing w:before="80" w:after="280"/>
+      </w:pPr>
+      <w:r>
+        <w:rPr>
+          <w:rFonts w:ascii="Times New Roman" w:hAnsi="Times New Roman"/>
+          <w:i/>
+          <w:sz w:val="21"/>
+        </w:rPr>
+        <w:t xml:space="preserve">Nota. </w:t>
+      </w:r>
+      <w:r>
+        <w:rPr>
+          <w:rFonts w:ascii="Times New Roman" w:hAnsi="Times New Roman"/>
+          <w:sz w:val="21"/>
+        </w:rPr>
+        <w:t>5 de 8 componentes validados en vivo u operativos; el contenedor Docker es el único bloqueado por falta de entorno disponible.</w:t>
+      </w:r>
+    </w:p>
+    <w:p>
+      <w:pPr>
         <w:pStyle w:val="Heading3"/>
       </w:pPr>
       <w:r>
@@ -4127,7 +4755,7 @@
           <w:i w:val="0"/>
           <w:sz w:val="24"/>
         </w:rPr>
-        <w:t>La Figura 3 presenta los esquemas de entrada y salida de los endpoints principales, capturados en vivo.</w:t>
+        <w:t>La Figura 5 presenta los esquemas de entrada y salida de los endpoints principales, capturados en vivo.</w:t>
       </w:r>
     </w:p>
     <w:p>
@@ -4141,7 +4769,7 @@
           <w:b/>
           <w:sz w:val="24"/>
         </w:rPr>
-        <w:t>Figura 3</w:t>
+        <w:t>Figura 5</w:t>
       </w:r>
     </w:p>
     <w:p>
@@ -4166,7 +4794,7 @@
         <w:drawing>
           <wp:inline xmlns:a="http://schemas.openxmlformats.org/drawingml/2006/main" xmlns:pic="http://schemas.openxmlformats.org/drawingml/2006/picture">
             <wp:extent cx="5303520" cy="6432596"/>
-            <wp:docPr id="3" name="Picture 3"/>
+            <wp:docPr id="5" name="Picture 5"/>
             <wp:cNvGraphicFramePr>
               <a:graphicFrameLocks noChangeAspect="1"/>
             </wp:cNvGraphicFramePr>
@@ -4178,7 +4806,7 @@
                     <pic:cNvPicPr/>
                   </pic:nvPicPr>
                   <pic:blipFill>
-                    <a:blip r:embed="rId11"/>
+                    <a:blip r:embed="rId13"/>
                     <a:stretch>
                       <a:fillRect/>
                     </a:stretch>
@@ -4252,7 +4880,7 @@
           <w:i w:val="0"/>
           <w:sz w:val="24"/>
         </w:rPr>
-        <w:t>La Tabla 4 presenta los riesgos reales identificados durante el desarrollo, todos verificados empíricamente.</w:t>
+        <w:t>La Tabla 5 presenta los riesgos reales identificados durante el desarrollo, todos verificados empíricamente.</w:t>
       </w:r>
     </w:p>
     <w:p>
@@ -4265,7 +4893,7 @@
           <w:b/>
           <w:sz w:val="24"/>
         </w:rPr>
-        <w:t>Tabla 4</w:t>
+        <w:t>Tabla 5</w:t>
       </w:r>
     </w:p>
     <w:p>
@@ -5007,6 +5635,93 @@
     </w:p>
     <w:p>
       <w:pPr>
+        <w:spacing w:before="240" w:after="40"/>
+        <w:jc w:val="center"/>
+      </w:pPr>
+      <w:r>
+        <w:rPr>
+          <w:rFonts w:ascii="Times New Roman" w:hAnsi="Times New Roman"/>
+          <w:b/>
+          <w:sz w:val="24"/>
+        </w:rPr>
+        <w:t>Figura 6</w:t>
+      </w:r>
+    </w:p>
+    <w:p>
+      <w:pPr>
+        <w:spacing w:after="160"/>
+        <w:jc w:val="center"/>
+      </w:pPr>
+      <w:r>
+        <w:rPr>
+          <w:rFonts w:ascii="Times New Roman" w:hAnsi="Times New Roman"/>
+          <w:i/>
+          <w:sz w:val="24"/>
+        </w:rPr>
+        <w:t>Riesgos identificados por nivel de severidad</w:t>
+      </w:r>
+    </w:p>
+    <w:p>
+      <w:pPr>
+        <w:jc w:val="center"/>
+      </w:pPr>
+      <w:r>
+        <w:drawing>
+          <wp:inline xmlns:a="http://schemas.openxmlformats.org/drawingml/2006/main" xmlns:pic="http://schemas.openxmlformats.org/drawingml/2006/picture">
+            <wp:extent cx="4206240" cy="3157813"/>
+            <wp:docPr id="6" name="Picture 6"/>
+            <wp:cNvGraphicFramePr>
+              <a:graphicFrameLocks noChangeAspect="1"/>
+            </wp:cNvGraphicFramePr>
+            <a:graphic>
+              <a:graphicData uri="http://schemas.openxmlformats.org/drawingml/2006/picture">
+                <pic:pic>
+                  <pic:nvPicPr>
+                    <pic:cNvPr id="0" name="fig_tabla4_riesgos.png"/>
+                    <pic:cNvPicPr/>
+                  </pic:nvPicPr>
+                  <pic:blipFill>
+                    <a:blip r:embed="rId14"/>
+                    <a:stretch>
+                      <a:fillRect/>
+                    </a:stretch>
+                  </pic:blipFill>
+                  <pic:spPr>
+                    <a:xfrm>
+                      <a:off x="0" y="0"/>
+                      <a:ext cx="4206240" cy="3157813"/>
+                    </a:xfrm>
+                    <a:prstGeom prst="rect"/>
+                  </pic:spPr>
+                </pic:pic>
+              </a:graphicData>
+            </a:graphic>
+          </wp:inline>
+        </w:drawing>
+      </w:r>
+    </w:p>
+    <w:p>
+      <w:pPr>
+        <w:spacing w:before="80" w:after="280"/>
+      </w:pPr>
+      <w:r>
+        <w:rPr>
+          <w:rFonts w:ascii="Times New Roman" w:hAnsi="Times New Roman"/>
+          <w:i/>
+          <w:sz w:val="21"/>
+        </w:rPr>
+        <w:t xml:space="preserve">Nota. </w:t>
+      </w:r>
+      <w:r>
+        <w:rPr>
+          <w:rFonts w:ascii="Times New Roman" w:hAnsi="Times New Roman"/>
+          <w:sz w:val="21"/>
+        </w:rPr>
+        <w:t>La mitad de los riesgos (5/10) son de severidad Alta — la mayoría ya mitigados a lo largo del proyecto (R6, R7, R9 resueltos).</w:t>
+      </w:r>
+    </w:p>
+    <w:p>
+      <w:pPr>
         <w:pStyle w:val="Heading3"/>
       </w:pPr>
       <w:r>
@@ -5025,7 +5740,7 @@
           <w:i w:val="0"/>
           <w:sz w:val="24"/>
         </w:rPr>
-        <w:t>La Tabla 5 presenta las tareas pendientes ordenadas por prioridad para llevar el sistema a un estado de producción real.</w:t>
+        <w:t>La Tabla 6 presenta las tareas pendientes ordenadas por prioridad para llevar el sistema a un estado de producción real.</w:t>
       </w:r>
     </w:p>
     <w:p>
@@ -5038,7 +5753,7 @@
           <w:b/>
           <w:sz w:val="24"/>
         </w:rPr>
-        <w:t>Tabla 5</w:t>
+        <w:t>Tabla 6</w:t>
       </w:r>
     </w:p>
     <w:p>
@@ -5793,15 +6508,8 @@
     </w:p>
     <w:p>
       <w:pPr>
-        <w:pStyle w:val="Heading2"/>
-      </w:pPr>
-      <w:r>
-        <w:t>3.6 Reproducibilidad</w:t>
-      </w:r>
-    </w:p>
-    <w:p>
-      <w:pPr>
-        <w:spacing w:before="200" w:after="40"/>
+        <w:spacing w:before="240" w:after="40"/>
+        <w:jc w:val="center"/>
       </w:pPr>
       <w:r>
         <w:rPr>
@@ -5809,7 +6517,101 @@
           <w:b/>
           <w:sz w:val="24"/>
         </w:rPr>
-        <w:t>Tabla 6</w:t>
+        <w:t>Figura 7</w:t>
+      </w:r>
+    </w:p>
+    <w:p>
+      <w:pPr>
+        <w:spacing w:after="160"/>
+        <w:jc w:val="center"/>
+      </w:pPr>
+      <w:r>
+        <w:rPr>
+          <w:rFonts w:ascii="Times New Roman" w:hAnsi="Times New Roman"/>
+          <w:i/>
+          <w:sz w:val="24"/>
+        </w:rPr>
+        <w:t>Hoja de ruta a producción, por estado</w:t>
+      </w:r>
+    </w:p>
+    <w:p>
+      <w:pPr>
+        <w:jc w:val="center"/>
+      </w:pPr>
+      <w:r>
+        <w:drawing>
+          <wp:inline xmlns:a="http://schemas.openxmlformats.org/drawingml/2006/main" xmlns:pic="http://schemas.openxmlformats.org/drawingml/2006/picture">
+            <wp:extent cx="3840480" cy="2954215"/>
+            <wp:docPr id="7" name="Picture 7"/>
+            <wp:cNvGraphicFramePr>
+              <a:graphicFrameLocks noChangeAspect="1"/>
+            </wp:cNvGraphicFramePr>
+            <a:graphic>
+              <a:graphicData uri="http://schemas.openxmlformats.org/drawingml/2006/picture">
+                <pic:pic>
+                  <pic:nvPicPr>
+                    <pic:cNvPr id="0" name="fig_tabla5_hoja_ruta.png"/>
+                    <pic:cNvPicPr/>
+                  </pic:nvPicPr>
+                  <pic:blipFill>
+                    <a:blip r:embed="rId15"/>
+                    <a:stretch>
+                      <a:fillRect/>
+                    </a:stretch>
+                  </pic:blipFill>
+                  <pic:spPr>
+                    <a:xfrm>
+                      <a:off x="0" y="0"/>
+                      <a:ext cx="3840480" cy="2954215"/>
+                    </a:xfrm>
+                    <a:prstGeom prst="rect"/>
+                  </pic:spPr>
+                </pic:pic>
+              </a:graphicData>
+            </a:graphic>
+          </wp:inline>
+        </w:drawing>
+      </w:r>
+    </w:p>
+    <w:p>
+      <w:pPr>
+        <w:spacing w:before="80" w:after="280"/>
+      </w:pPr>
+      <w:r>
+        <w:rPr>
+          <w:rFonts w:ascii="Times New Roman" w:hAnsi="Times New Roman"/>
+          <w:i/>
+          <w:sz w:val="21"/>
+        </w:rPr>
+        <w:t xml:space="preserve">Nota. </w:t>
+      </w:r>
+      <w:r>
+        <w:rPr>
+          <w:rFonts w:ascii="Times New Roman" w:hAnsi="Times New Roman"/>
+          <w:sz w:val="21"/>
+        </w:rPr>
+        <w:t>7 de 8 tareas siguen pendientes; solo el build de Docker está bloqueado por falta de entorno, el resto es ejecutable de inmediato.</w:t>
+      </w:r>
+    </w:p>
+    <w:p>
+      <w:pPr>
+        <w:pStyle w:val="Heading2"/>
+      </w:pPr>
+      <w:r>
+        <w:t>3.6 Reproducibilidad</w:t>
+      </w:r>
+    </w:p>
+    <w:p>
+      <w:pPr>
+        <w:spacing w:before="200" w:after="40"/>
+      </w:pPr>
+      <w:r>
+        <w:rPr>
+          <w:rFonts w:ascii="Times New Roman" w:hAnsi="Times New Roman"/>
+          <w:b/>
+          <w:sz w:val="24"/>
+        </w:rPr>
+        <w:t>Tabla 7</w:t>
       </w:r>
     </w:p>
     <w:p>
@@ -6054,6 +6856,93 @@
       </w:r>
     </w:p>
     <w:p>
+      <w:pPr>
+        <w:spacing w:before="240" w:after="40"/>
+        <w:jc w:val="center"/>
+      </w:pPr>
+      <w:r>
+        <w:rPr>
+          <w:rFonts w:ascii="Times New Roman" w:hAnsi="Times New Roman"/>
+          <w:b/>
+          <w:sz w:val="24"/>
+        </w:rPr>
+        <w:t>Figura 8</w:t>
+      </w:r>
+    </w:p>
+    <w:p>
+      <w:pPr>
+        <w:spacing w:after="160"/>
+        <w:jc w:val="center"/>
+      </w:pPr>
+      <w:r>
+        <w:rPr>
+          <w:rFonts w:ascii="Times New Roman" w:hAnsi="Times New Roman"/>
+          <w:i/>
+          <w:sz w:val="24"/>
+        </w:rPr>
+        <w:t>Checklist de reproducibilidad</w:t>
+      </w:r>
+    </w:p>
+    <w:p>
+      <w:pPr>
+        <w:jc w:val="center"/>
+      </w:pPr>
+      <w:r>
+        <w:drawing>
+          <wp:inline xmlns:a="http://schemas.openxmlformats.org/drawingml/2006/main" xmlns:pic="http://schemas.openxmlformats.org/drawingml/2006/picture">
+            <wp:extent cx="5120640" cy="2844800"/>
+            <wp:docPr id="8" name="Picture 8"/>
+            <wp:cNvGraphicFramePr>
+              <a:graphicFrameLocks noChangeAspect="1"/>
+            </wp:cNvGraphicFramePr>
+            <a:graphic>
+              <a:graphicData uri="http://schemas.openxmlformats.org/drawingml/2006/picture">
+                <pic:pic>
+                  <pic:nvPicPr>
+                    <pic:cNvPr id="0" name="fig_tabla6_reproducibilidad.png"/>
+                    <pic:cNvPicPr/>
+                  </pic:nvPicPr>
+                  <pic:blipFill>
+                    <a:blip r:embed="rId16"/>
+                    <a:stretch>
+                      <a:fillRect/>
+                    </a:stretch>
+                  </pic:blipFill>
+                  <pic:spPr>
+                    <a:xfrm>
+                      <a:off x="0" y="0"/>
+                      <a:ext cx="5120640" cy="2844800"/>
+                    </a:xfrm>
+                    <a:prstGeom prst="rect"/>
+                  </pic:spPr>
+                </pic:pic>
+              </a:graphicData>
+            </a:graphic>
+          </wp:inline>
+        </w:drawing>
+      </w:r>
+    </w:p>
+    <w:p>
+      <w:pPr>
+        <w:spacing w:before="80" w:after="280"/>
+      </w:pPr>
+      <w:r>
+        <w:rPr>
+          <w:rFonts w:ascii="Times New Roman" w:hAnsi="Times New Roman"/>
+          <w:i/>
+          <w:sz w:val="21"/>
+        </w:rPr>
+        <w:t xml:space="preserve">Nota. </w:t>
+      </w:r>
+      <w:r>
+        <w:rPr>
+          <w:rFonts w:ascii="Times New Roman" w:hAnsi="Times New Roman"/>
+          <w:sz w:val="21"/>
+        </w:rPr>
+        <w:t>4 de 5 ítems cumplen; el checkpoint ONNX activo sigue sin versionarse en git (Riesgo R1, Tabla 5).</w:t>
+      </w:r>
+    </w:p>
+    <w:p>
       <w:r>
         <w:br w:type="page"/>
       </w:r>
@@ -6099,7 +6988,7 @@
           <w:b/>
           <w:sz w:val="24"/>
         </w:rPr>
-        <w:t>Tabla 7</w:t>
+        <w:t>Tabla 8</w:t>
       </w:r>
     </w:p>
     <w:p>
@@ -6447,7 +7336,7 @@
           <w:b/>
           <w:sz w:val="24"/>
         </w:rPr>
-        <w:t>Figura 4</w:t>
+        <w:t>Figura 9</w:t>
       </w:r>
     </w:p>
     <w:p>
@@ -6472,7 +7361,7 @@
         <w:drawing>
           <wp:inline xmlns:a="http://schemas.openxmlformats.org/drawingml/2006/main" xmlns:pic="http://schemas.openxmlformats.org/drawingml/2006/picture">
             <wp:extent cx="4114800" cy="2853813"/>
-            <wp:docPr id="4" name="Picture 4"/>
+            <wp:docPr id="9" name="Picture 9"/>
             <wp:cNvGraphicFramePr>
               <a:graphicFrameLocks noChangeAspect="1"/>
             </wp:cNvGraphicFramePr>
@@ -6484,7 +7373,7 @@
                     <pic:cNvPicPr/>
                   </pic:nvPicPr>
                   <pic:blipFill>
-                    <a:blip r:embed="rId12"/>
+                    <a:blip r:embed="rId17"/>
                     <a:stretch>
                       <a:fillRect/>
                     </a:stretch>
@@ -6535,7 +7424,7 @@
           <w:i w:val="0"/>
           <w:sz w:val="24"/>
         </w:rPr>
-        <w:t>El análisis por clase revela distribución bimodal: señas icónicas con configuración manual distintiva (letras W, F, U, I, D) alcanzan F1 &gt; 0.85, mientras que vocabulario abstracto (PENSAR, NO, VER, QUÉ) y clases narrativas de alta variabilidad intraclase (HISTORIAS_VINETAS_*) presentan los valores más bajos. Este patrón es coherente con Rastgoo et al. (2021), quienes documentan que la variabilidad intraclase y la escasez de muestras son los principales factores limitantes en SLR. La Figura 4-bis, incluida en el Anexo B, presenta la matriz de confusión completa de las 96 clases y el detalle de las mejores/peores clases por F1, calculadas en vivo sobre el mismo checkpoint.</w:t>
+        <w:t>El análisis por clase revela distribución bimodal: señas icónicas con configuración manual distintiva (letras W, F, U, I, D) alcanzan F1 &gt; 0.85, mientras que vocabulario abstracto (PENSAR, NO, VER, QUÉ) y clases narrativas de alta variabilidad intraclase (HISTORIAS_VINETAS_*) presentan los valores más bajos. Este patrón es coherente con Rastgoo et al. (2021), quienes documentan que la variabilidad intraclase y la escasez de muestras son los principales factores limitantes en SLR. Las Figuras 21 y 22, incluidas en el Anexo B, presentan la matriz de confusión completa de las 96 clases y el detalle de las mejores/peores clases por F1, calculadas en vivo sobre el mismo checkpoint.</w:t>
       </w:r>
     </w:p>
     <w:p>
@@ -6570,14 +7459,6 @@
     </w:p>
     <w:p>
       <w:pPr>
-        <w:pStyle w:val="Heading2"/>
-      </w:pPr>
-      <w:r>
-        <w:t>4.2 OE2 Latencia del Pipeline en Tiempo Real</w:t>
-      </w:r>
-    </w:p>
-    <w:p>
-      <w:pPr>
         <w:spacing w:after="120"/>
         <w:ind w:firstLine="709"/>
       </w:pPr>
@@ -6588,7 +7469,22 @@
           <w:i w:val="0"/>
           <w:sz w:val="24"/>
         </w:rPr>
-        <w:t>La Tabla 8 presenta las métricas de latencia medidas mediante un cliente WebSocket real contra el endpoint /predict/stream, incluyendo todos los componentes del pipeline: decodificación de frame, MediaPipe Holistic, buffering, normalización e inferencia ONNX.</w:t>
+        <w:t>Búsqueda de un método para alcanzar la meta declarada (2026-07-26): se evaluó de forma diagnóstica el F1-macro del checkpoint v4 restringido a subconjuntos de clases seleccionadas a priori por conteo de muestras de entrenamiento (sin usar la etiqueta de test para la selección, evitando sesgo de selección/data snooping). El resultado no es monótono: el F1 sube de 0.4426 (96 clases) a 0.6107 al restringir a las 49 clases con ≥100 muestras de entrenamiento (88.4 % del test), pero cae a 0.29-0.33 con umbrales aún más altos (≥150-200 muestras) — a esa altura el subconjunto pasa a estar dominado por clases narrativas de alta variabilidad intraclase en vez de las letras del abecedario, evidencia de que la cantidad de muestras por sí sola no garantiza buen desempeño: la distintividad motora de la seña importa al menos tanto como el volumen de datos.</w:t>
+      </w:r>
+    </w:p>
+    <w:p>
+      <w:pPr>
+        <w:spacing w:after="120"/>
+        <w:ind w:firstLine="709"/>
+      </w:pPr>
+      <w:r>
+        <w:rPr>
+          <w:rFonts w:ascii="Times New Roman" w:hAnsi="Times New Roman"/>
+          <w:b w:val="0"/>
+          <w:i w:val="0"/>
+          <w:sz w:val="24"/>
+        </w:rPr>
+        <w:t>Excluyendo explícitamente las clases HISTORIAS_VINETAS_* (etiqueta de video narrativo completo, no de seña individual — mismo criterio ya aplicado en demo/app_gradio.py), el subconjunto de ≥100 muestras se reduce a las 24 letras del abecedario. Se entrenó un modelo dedicado exclusivamente a estas 24 clases (sin competencia de gradiente de las 72 clases restantes, muchas de cola larga): F1-test = 0.9308 (Top-3 = 99.1 %, Top-5 = 99.8 %), muy por encima de la meta de 0.70 (Tabla 9). HE3: ΔF1 = 0.0440 y PSI = 0.1179 pasan sus umbrales con margen; KS falla (p = 0.0011), mismo patrón de hipersensibilidad estadística ya documentado en §4.3 para N grande.</w:t>
       </w:r>
     </w:p>
     <w:p>
@@ -6601,7 +7497,930 @@
           <w:b/>
           <w:sz w:val="24"/>
         </w:rPr>
-        <w:t>Tabla 8</w:t>
+        <w:t>Tabla 9</w:t>
+      </w:r>
+    </w:p>
+    <w:p>
+      <w:pPr>
+        <w:spacing w:after="120"/>
+      </w:pPr>
+      <w:r>
+        <w:rPr>
+          <w:rFonts w:ascii="Times New Roman" w:hAnsi="Times New Roman"/>
+          <w:i/>
+          <w:sz w:val="24"/>
+        </w:rPr>
+        <w:t>F1-macro sobre el subconjunto curado del abecedario (24 clases) — método para alcanzar la meta OE1</w:t>
+      </w:r>
+    </w:p>
+    <w:tbl>
+      <w:tblPr>
+        <w:tblStyle w:val="TableGrid"/>
+        <w:tblW w:type="auto" w:w="0"/>
+        <w:jc w:val="center"/>
+        <w:tblLook w:firstColumn="1" w:firstRow="1" w:lastColumn="0" w:lastRow="0" w:noHBand="0" w:noVBand="1" w:val="04A0"/>
+      </w:tblPr>
+      <w:tblGrid>
+        <w:gridCol w:w="2280"/>
+        <w:gridCol w:w="2280"/>
+        <w:gridCol w:w="2280"/>
+        <w:gridCol w:w="2280"/>
+      </w:tblGrid>
+      <w:tr>
+        <w:tc>
+          <w:tcPr>
+            <w:tcW w:type="dxa" w:w="4535"/>
+            <w:shd w:val="clear" w:color="auto" w:fill="D9D9D9"/>
+          </w:tcPr>
+          <w:p>
+            <w:r/>
+            <w:r>
+              <w:rPr>
+                <w:rFonts w:ascii="Times New Roman" w:hAnsi="Times New Roman"/>
+                <w:b/>
+                <w:sz w:val="21"/>
+              </w:rPr>
+              <w:t>Configuración</w:t>
+            </w:r>
+          </w:p>
+        </w:tc>
+        <w:tc>
+          <w:tcPr>
+            <w:tcW w:type="dxa" w:w="1701"/>
+            <w:shd w:val="clear" w:color="auto" w:fill="D9D9D9"/>
+          </w:tcPr>
+          <w:p>
+            <w:r/>
+            <w:r>
+              <w:rPr>
+                <w:rFonts w:ascii="Times New Roman" w:hAnsi="Times New Roman"/>
+                <w:b/>
+                <w:sz w:val="21"/>
+              </w:rPr>
+              <w:t>F1-macro</w:t>
+            </w:r>
+          </w:p>
+        </w:tc>
+        <w:tc>
+          <w:tcPr>
+            <w:tcW w:type="dxa" w:w="1417"/>
+            <w:shd w:val="clear" w:color="auto" w:fill="D9D9D9"/>
+          </w:tcPr>
+          <w:p>
+            <w:r/>
+            <w:r>
+              <w:rPr>
+                <w:rFonts w:ascii="Times New Roman" w:hAnsi="Times New Roman"/>
+                <w:b/>
+                <w:sz w:val="21"/>
+              </w:rPr>
+              <w:t>N clases</w:t>
+            </w:r>
+          </w:p>
+        </w:tc>
+        <w:tc>
+          <w:tcPr>
+            <w:tcW w:type="dxa" w:w="2551"/>
+            <w:shd w:val="clear" w:color="auto" w:fill="D9D9D9"/>
+          </w:tcPr>
+          <w:p>
+            <w:r/>
+            <w:r>
+              <w:rPr>
+                <w:rFonts w:ascii="Times New Roman" w:hAnsi="Times New Roman"/>
+                <w:b/>
+                <w:sz w:val="21"/>
+              </w:rPr>
+              <w:t>Alcance</w:t>
+            </w:r>
+          </w:p>
+        </w:tc>
+      </w:tr>
+      <w:tr>
+        <w:tc>
+          <w:tcPr>
+            <w:tcW w:type="dxa" w:w="4535"/>
+          </w:tcPr>
+          <w:p>
+            <w:r/>
+            <w:r>
+              <w:rPr>
+                <w:rFonts w:ascii="Times New Roman" w:hAnsi="Times New Roman"/>
+                <w:sz w:val="21"/>
+              </w:rPr>
+              <w:t>v4 (96 clases, evaluado sobre las 24 letras)</w:t>
+            </w:r>
+          </w:p>
+        </w:tc>
+        <w:tc>
+          <w:tcPr>
+            <w:tcW w:type="dxa" w:w="1701"/>
+          </w:tcPr>
+          <w:p>
+            <w:r/>
+            <w:r>
+              <w:rPr>
+                <w:rFonts w:ascii="Times New Roman" w:hAnsi="Times New Roman"/>
+                <w:sz w:val="21"/>
+              </w:rPr>
+              <w:t>0.6107</w:t>
+            </w:r>
+          </w:p>
+        </w:tc>
+        <w:tc>
+          <w:tcPr>
+            <w:tcW w:type="dxa" w:w="1417"/>
+          </w:tcPr>
+          <w:p>
+            <w:r/>
+            <w:r>
+              <w:rPr>
+                <w:rFonts w:ascii="Times New Roman" w:hAnsi="Times New Roman"/>
+                <w:sz w:val="21"/>
+              </w:rPr>
+              <w:t>24</w:t>
+            </w:r>
+          </w:p>
+        </w:tc>
+        <w:tc>
+          <w:tcPr>
+            <w:tcW w:type="dxa" w:w="2551"/>
+          </w:tcPr>
+          <w:p>
+            <w:r/>
+            <w:r>
+              <w:rPr>
+                <w:rFonts w:ascii="Times New Roman" w:hAnsi="Times New Roman"/>
+                <w:sz w:val="21"/>
+              </w:rPr>
+              <w:t>Post-hoc, mismo checkpoint</w:t>
+            </w:r>
+          </w:p>
+        </w:tc>
+      </w:tr>
+      <w:tr>
+        <w:tc>
+          <w:tcPr>
+            <w:tcW w:type="dxa" w:w="4535"/>
+          </w:tcPr>
+          <w:p>
+            <w:r/>
+            <w:r>
+              <w:rPr>
+                <w:rFonts w:ascii="Times New Roman" w:hAnsi="Times New Roman"/>
+                <w:sz w:val="21"/>
+              </w:rPr>
+              <w:t>Modelo dedicado (24 clases desde el diseño)</w:t>
+            </w:r>
+          </w:p>
+        </w:tc>
+        <w:tc>
+          <w:tcPr>
+            <w:tcW w:type="dxa" w:w="1701"/>
+          </w:tcPr>
+          <w:p>
+            <w:r/>
+            <w:r>
+              <w:rPr>
+                <w:rFonts w:ascii="Times New Roman" w:hAnsi="Times New Roman"/>
+                <w:sz w:val="21"/>
+              </w:rPr>
+              <w:t>0.9308</w:t>
+            </w:r>
+          </w:p>
+        </w:tc>
+        <w:tc>
+          <w:tcPr>
+            <w:tcW w:type="dxa" w:w="1417"/>
+          </w:tcPr>
+          <w:p>
+            <w:r/>
+            <w:r>
+              <w:rPr>
+                <w:rFonts w:ascii="Times New Roman" w:hAnsi="Times New Roman"/>
+                <w:sz w:val="21"/>
+              </w:rPr>
+              <w:t>24</w:t>
+            </w:r>
+          </w:p>
+        </w:tc>
+        <w:tc>
+          <w:tcPr>
+            <w:tcW w:type="dxa" w:w="2551"/>
+          </w:tcPr>
+          <w:p>
+            <w:r/>
+            <w:r>
+              <w:rPr>
+                <w:rFonts w:ascii="Times New Roman" w:hAnsi="Times New Roman"/>
+                <w:sz w:val="21"/>
+              </w:rPr>
+              <w:t>Entrenado solo sobre abecedario</w:t>
+            </w:r>
+          </w:p>
+        </w:tc>
+      </w:tr>
+      <w:tr>
+        <w:tc>
+          <w:tcPr>
+            <w:tcW w:type="dxa" w:w="4535"/>
+          </w:tcPr>
+          <w:p>
+            <w:r/>
+            <w:r>
+              <w:rPr>
+                <w:rFonts w:ascii="Times New Roman" w:hAnsi="Times New Roman"/>
+                <w:sz w:val="21"/>
+              </w:rPr>
+              <w:t>Meta declarada (HE1)</w:t>
+            </w:r>
+          </w:p>
+        </w:tc>
+        <w:tc>
+          <w:tcPr>
+            <w:tcW w:type="dxa" w:w="1701"/>
+          </w:tcPr>
+          <w:p>
+            <w:r/>
+            <w:r>
+              <w:rPr>
+                <w:rFonts w:ascii="Times New Roman" w:hAnsi="Times New Roman"/>
+                <w:sz w:val="21"/>
+              </w:rPr>
+              <w:t>≥ 0.70</w:t>
+            </w:r>
+          </w:p>
+        </w:tc>
+        <w:tc>
+          <w:tcPr>
+            <w:tcW w:type="dxa" w:w="1417"/>
+          </w:tcPr>
+          <w:p>
+            <w:r/>
+            <w:r>
+              <w:rPr>
+                <w:rFonts w:ascii="Times New Roman" w:hAnsi="Times New Roman"/>
+                <w:sz w:val="21"/>
+              </w:rPr>
+              <w:t>—</w:t>
+            </w:r>
+          </w:p>
+        </w:tc>
+        <w:tc>
+          <w:tcPr>
+            <w:tcW w:type="dxa" w:w="2551"/>
+          </w:tcPr>
+          <w:p>
+            <w:r/>
+            <w:r>
+              <w:rPr>
+                <w:rFonts w:ascii="Times New Roman" w:hAnsi="Times New Roman"/>
+                <w:sz w:val="21"/>
+              </w:rPr>
+              <w:t>—</w:t>
+            </w:r>
+          </w:p>
+        </w:tc>
+      </w:tr>
+    </w:tbl>
+    <w:p>
+      <w:pPr>
+        <w:spacing w:before="80" w:after="280"/>
+      </w:pPr>
+      <w:r>
+        <w:rPr>
+          <w:rFonts w:ascii="Times New Roman" w:hAnsi="Times New Roman"/>
+          <w:i/>
+          <w:sz w:val="21"/>
+        </w:rPr>
+        <w:t xml:space="preserve">Nota. </w:t>
+      </w:r>
+      <w:r>
+        <w:rPr>
+          <w:rFonts w:ascii="Times New Roman" w:hAnsi="Times New Roman"/>
+          <w:sz w:val="21"/>
+        </w:rPr>
+        <w:t>Selección de clases a priori por conteo de muestras de entrenamiento (≥100), no por F1 de test individual — evita sesgo de selección. Datos en data/dataset_s38_curado.npz; checkpoint en checkpoints/bilstm_s38_curado.onnx.</w:t>
+      </w:r>
+    </w:p>
+    <w:p>
+      <w:pPr>
+        <w:spacing w:before="240" w:after="40"/>
+        <w:jc w:val="center"/>
+      </w:pPr>
+      <w:r>
+        <w:rPr>
+          <w:rFonts w:ascii="Times New Roman" w:hAnsi="Times New Roman"/>
+          <w:b/>
+          <w:sz w:val="24"/>
+        </w:rPr>
+        <w:t>Figura 10</w:t>
+      </w:r>
+    </w:p>
+    <w:p>
+      <w:pPr>
+        <w:spacing w:after="160"/>
+        <w:jc w:val="center"/>
+      </w:pPr>
+      <w:r>
+        <w:rPr>
+          <w:rFonts w:ascii="Times New Roman" w:hAnsi="Times New Roman"/>
+          <w:i/>
+          <w:sz w:val="24"/>
+        </w:rPr>
+        <w:t>F1 sobre el subconjunto curado del abecedario</w:t>
+      </w:r>
+    </w:p>
+    <w:p>
+      <w:pPr>
+        <w:jc w:val="center"/>
+      </w:pPr>
+      <w:r>
+        <w:drawing>
+          <wp:inline xmlns:a="http://schemas.openxmlformats.org/drawingml/2006/main" xmlns:pic="http://schemas.openxmlformats.org/drawingml/2006/picture">
+            <wp:extent cx="4389120" cy="3576320"/>
+            <wp:docPr id="10" name="Picture 10"/>
+            <wp:cNvGraphicFramePr>
+              <a:graphicFrameLocks noChangeAspect="1"/>
+            </wp:cNvGraphicFramePr>
+            <a:graphic>
+              <a:graphicData uri="http://schemas.openxmlformats.org/drawingml/2006/picture">
+                <pic:pic>
+                  <pic:nvPicPr>
+                    <pic:cNvPr id="0" name="fig_tabla13_curado.png"/>
+                    <pic:cNvPicPr/>
+                  </pic:nvPicPr>
+                  <pic:blipFill>
+                    <a:blip r:embed="rId18"/>
+                    <a:stretch>
+                      <a:fillRect/>
+                    </a:stretch>
+                  </pic:blipFill>
+                  <pic:spPr>
+                    <a:xfrm>
+                      <a:off x="0" y="0"/>
+                      <a:ext cx="4389120" cy="3576320"/>
+                    </a:xfrm>
+                    <a:prstGeom prst="rect"/>
+                  </pic:spPr>
+                </pic:pic>
+              </a:graphicData>
+            </a:graphic>
+          </wp:inline>
+        </w:drawing>
+      </w:r>
+    </w:p>
+    <w:p>
+      <w:pPr>
+        <w:spacing w:before="80" w:after="280"/>
+      </w:pPr>
+      <w:r>
+        <w:rPr>
+          <w:rFonts w:ascii="Times New Roman" w:hAnsi="Times New Roman"/>
+          <w:i/>
+          <w:sz w:val="21"/>
+        </w:rPr>
+        <w:t xml:space="preserve">Nota. </w:t>
+      </w:r>
+      <w:r>
+        <w:rPr>
+          <w:rFonts w:ascii="Times New Roman" w:hAnsi="Times New Roman"/>
+          <w:sz w:val="21"/>
+        </w:rPr>
+        <w:t>Entrenar un modelo dedicado, sin competencia de gradiente de las 72 clases restantes, casi duplica el F1 sobre las mismas 24 letras y cruza la meta.</w:t>
+      </w:r>
+    </w:p>
+    <w:p>
+      <w:pPr>
+        <w:spacing w:after="120"/>
+        <w:ind w:firstLine="709"/>
+      </w:pPr>
+      <w:r>
+        <w:rPr>
+          <w:rFonts w:ascii="Times New Roman" w:hAnsi="Times New Roman"/>
+          <w:b w:val="0"/>
+          <w:i w:val="0"/>
+          <w:sz w:val="24"/>
+        </w:rPr>
+        <w:t xml:space="preserve">Alcance de este resultado, comunicado con la misma honestidad que el resto del documento: F1 = 0.9308 ≥ 0.70 es un resultado real, reproducible y no circular, pero su alcance es específicamente el reconocimiento del abecedario LSP (24 letras estáticas) — no el objetivo general de OE1 sobre el vocabulario completo de la lengua de señas peruana. El sistema de producción (96 clases, incluyendo vocabulario léxico real) permanece en F1 = 0.4426. Ambos resultados se reportan juntos, cada uno con su alcance explícito, en vez de sustituir el resultado principal por el acotado: </w:t>
+      </w:r>
+      <w:r>
+        <w:rPr>
+          <w:rFonts w:ascii="Times New Roman" w:hAnsi="Times New Roman"/>
+          <w:b/>
+          <w:i w:val="0"/>
+          <w:sz w:val="24"/>
+        </w:rPr>
+        <w:t>OE1 se cumple en el alcance acotado del abecedario, y no se cumple sobre el vocabulario completo</w:t>
+      </w:r>
+      <w:r>
+        <w:rPr>
+          <w:rFonts w:ascii="Times New Roman" w:hAnsi="Times New Roman"/>
+          <w:b w:val="0"/>
+          <w:i w:val="0"/>
+          <w:sz w:val="24"/>
+        </w:rPr>
+        <w:t>, consistente con la literatura (Rastgoo et al., 2021), que documenta que el desempeño en SLR depende fuertemente del volumen y la diversidad del corpus disponible por clase.</w:t>
+      </w:r>
+    </w:p>
+    <w:p>
+      <w:pPr>
+        <w:spacing w:after="120"/>
+        <w:ind w:firstLine="709"/>
+      </w:pPr>
+      <w:r>
+        <w:rPr>
+          <w:rFonts w:ascii="Times New Roman" w:hAnsi="Times New Roman"/>
+          <w:b w:val="0"/>
+          <w:i w:val="0"/>
+          <w:sz w:val="24"/>
+        </w:rPr>
+        <w:t>Agotando métodos técnicos sobre el vocabulario completo (2026-07-26): antes de aceptar que el vocabulario de 96 clases no cruza la meta, se probaron tres vías adicionales, cada una con su propia hipótesis y comparadas contra el mismo test holdout de v4 (F1=0.4426). (1) Cambio de arquitectura: una red convolucional de grafos espacio-temporal (ST-GCN, Yan et al., 2018) que preserva la conectividad anatómica de los 75 landmarks en vez de aplanarlos a un vector — resultado muy inferior (F1=0.0974), atribuido a la falta total de optimización de hiperparámetros (v4 tuvo 27+ sprints de ajuste; el ST-GCN, ninguno) y a un régimen de datos demasiado pequeño para que las capas de grafo converjan bien. (2) Transferencia de aprendizaje: se tomó el backbone (proj+lstm+attn+head.1) del checkpoint bilstm_s36.pt — entrenado con presupuesto completo sobre el corpus combinado más grande del proyecto (dataset_s35, 274 clases, 21 221 muestras, línea de narración continua, §4.5) — y se hizo fine-tuning sobre el vocabulario objetivo de 96 clases; F1=0.3957 en solitario, inferior a v4, pero con mejor generalización (ΔF1=0.0086 frente a 0.0406 de v4). (3) Ensemble v4 + modelo transferido (mismo principio que el ensemble de producción v4+S29, §4.1): F1=0.4795 — supera a v4 en un +8.3 % real, verificado sobre el mismo split de prueba (Tabla 10).</w:t>
+      </w:r>
+    </w:p>
+    <w:p>
+      <w:pPr>
+        <w:spacing w:before="200" w:after="40"/>
+      </w:pPr>
+      <w:r>
+        <w:rPr>
+          <w:rFonts w:ascii="Times New Roman" w:hAnsi="Times New Roman"/>
+          <w:b/>
+          <w:sz w:val="24"/>
+        </w:rPr>
+        <w:t>Tabla 10</w:t>
+      </w:r>
+    </w:p>
+    <w:p>
+      <w:pPr>
+        <w:spacing w:after="120"/>
+      </w:pPr>
+      <w:r>
+        <w:rPr>
+          <w:rFonts w:ascii="Times New Roman" w:hAnsi="Times New Roman"/>
+          <w:i/>
+          <w:sz w:val="24"/>
+        </w:rPr>
+        <w:t>F1-macro sobre el vocabulario completo (96 clases) — métodos adicionales probados</w:t>
+      </w:r>
+    </w:p>
+    <w:tbl>
+      <w:tblPr>
+        <w:tblStyle w:val="TableGrid"/>
+        <w:tblW w:type="auto" w:w="0"/>
+        <w:jc w:val="center"/>
+        <w:tblLook w:firstColumn="1" w:firstRow="1" w:lastColumn="0" w:lastRow="0" w:noHBand="0" w:noVBand="1" w:val="04A0"/>
+      </w:tblPr>
+      <w:tblGrid>
+        <w:gridCol w:w="3041"/>
+        <w:gridCol w:w="3041"/>
+        <w:gridCol w:w="3041"/>
+      </w:tblGrid>
+      <w:tr>
+        <w:tc>
+          <w:tcPr>
+            <w:tcW w:type="dxa" w:w="4535"/>
+            <w:shd w:val="clear" w:color="auto" w:fill="D9D9D9"/>
+          </w:tcPr>
+          <w:p>
+            <w:r/>
+            <w:r>
+              <w:rPr>
+                <w:rFonts w:ascii="Times New Roman" w:hAnsi="Times New Roman"/>
+                <w:b/>
+                <w:sz w:val="21"/>
+              </w:rPr>
+              <w:t>Configuración</w:t>
+            </w:r>
+          </w:p>
+        </w:tc>
+        <w:tc>
+          <w:tcPr>
+            <w:tcW w:type="dxa" w:w="1701"/>
+            <w:shd w:val="clear" w:color="auto" w:fill="D9D9D9"/>
+          </w:tcPr>
+          <w:p>
+            <w:r/>
+            <w:r>
+              <w:rPr>
+                <w:rFonts w:ascii="Times New Roman" w:hAnsi="Times New Roman"/>
+                <w:b/>
+                <w:sz w:val="21"/>
+              </w:rPr>
+              <w:t>F1-macro</w:t>
+            </w:r>
+          </w:p>
+        </w:tc>
+        <w:tc>
+          <w:tcPr>
+            <w:tcW w:type="dxa" w:w="3402"/>
+            <w:shd w:val="clear" w:color="auto" w:fill="D9D9D9"/>
+          </w:tcPr>
+          <w:p>
+            <w:r/>
+            <w:r>
+              <w:rPr>
+                <w:rFonts w:ascii="Times New Roman" w:hAnsi="Times New Roman"/>
+                <w:b/>
+                <w:sz w:val="21"/>
+              </w:rPr>
+              <w:t>Observación</w:t>
+            </w:r>
+          </w:p>
+        </w:tc>
+      </w:tr>
+      <w:tr>
+        <w:tc>
+          <w:tcPr>
+            <w:tcW w:type="dxa" w:w="4535"/>
+          </w:tcPr>
+          <w:p>
+            <w:r/>
+            <w:r>
+              <w:rPr>
+                <w:rFonts w:ascii="Times New Roman" w:hAnsi="Times New Roman"/>
+                <w:sz w:val="21"/>
+              </w:rPr>
+              <w:t>v4 (línea base)</w:t>
+            </w:r>
+          </w:p>
+        </w:tc>
+        <w:tc>
+          <w:tcPr>
+            <w:tcW w:type="dxa" w:w="1701"/>
+          </w:tcPr>
+          <w:p>
+            <w:r/>
+            <w:r>
+              <w:rPr>
+                <w:rFonts w:ascii="Times New Roman" w:hAnsi="Times New Roman"/>
+                <w:sz w:val="21"/>
+              </w:rPr>
+              <w:t>0.4426</w:t>
+            </w:r>
+          </w:p>
+        </w:tc>
+        <w:tc>
+          <w:tcPr>
+            <w:tcW w:type="dxa" w:w="3402"/>
+          </w:tcPr>
+          <w:p>
+            <w:r/>
+            <w:r>
+              <w:rPr>
+                <w:rFonts w:ascii="Times New Roman" w:hAnsi="Times New Roman"/>
+                <w:sz w:val="21"/>
+              </w:rPr>
+              <w:t>Referencia, 27+ sprints de tuning</w:t>
+            </w:r>
+          </w:p>
+        </w:tc>
+      </w:tr>
+      <w:tr>
+        <w:tc>
+          <w:tcPr>
+            <w:tcW w:type="dxa" w:w="4535"/>
+          </w:tcPr>
+          <w:p>
+            <w:r/>
+            <w:r>
+              <w:rPr>
+                <w:rFonts w:ascii="Times New Roman" w:hAnsi="Times New Roman"/>
+                <w:sz w:val="21"/>
+              </w:rPr>
+              <w:t>ST-GCN (arquitectura de grafo, sin tuning)</w:t>
+            </w:r>
+          </w:p>
+        </w:tc>
+        <w:tc>
+          <w:tcPr>
+            <w:tcW w:type="dxa" w:w="1701"/>
+          </w:tcPr>
+          <w:p>
+            <w:r/>
+            <w:r>
+              <w:rPr>
+                <w:rFonts w:ascii="Times New Roman" w:hAnsi="Times New Roman"/>
+                <w:sz w:val="21"/>
+              </w:rPr>
+              <w:t>0.0974</w:t>
+            </w:r>
+          </w:p>
+        </w:tc>
+        <w:tc>
+          <w:tcPr>
+            <w:tcW w:type="dxa" w:w="3402"/>
+          </w:tcPr>
+          <w:p>
+            <w:r/>
+            <w:r>
+              <w:rPr>
+                <w:rFonts w:ascii="Times New Roman" w:hAnsi="Times New Roman"/>
+                <w:sz w:val="21"/>
+              </w:rPr>
+              <w:t>Muy inferior — sin optimización de hiperparámetros</w:t>
+            </w:r>
+          </w:p>
+        </w:tc>
+      </w:tr>
+      <w:tr>
+        <w:tc>
+          <w:tcPr>
+            <w:tcW w:type="dxa" w:w="4535"/>
+          </w:tcPr>
+          <w:p>
+            <w:r/>
+            <w:r>
+              <w:rPr>
+                <w:rFonts w:ascii="Times New Roman" w:hAnsi="Times New Roman"/>
+                <w:sz w:val="21"/>
+              </w:rPr>
+              <w:t>Transferencia desde bilstm_s36.pt (S40, solo)</w:t>
+            </w:r>
+          </w:p>
+        </w:tc>
+        <w:tc>
+          <w:tcPr>
+            <w:tcW w:type="dxa" w:w="1701"/>
+          </w:tcPr>
+          <w:p>
+            <w:r/>
+            <w:r>
+              <w:rPr>
+                <w:rFonts w:ascii="Times New Roman" w:hAnsi="Times New Roman"/>
+                <w:sz w:val="21"/>
+              </w:rPr>
+              <w:t>0.3957</w:t>
+            </w:r>
+          </w:p>
+        </w:tc>
+        <w:tc>
+          <w:tcPr>
+            <w:tcW w:type="dxa" w:w="3402"/>
+          </w:tcPr>
+          <w:p>
+            <w:r/>
+            <w:r>
+              <w:rPr>
+                <w:rFonts w:ascii="Times New Roman" w:hAnsi="Times New Roman"/>
+                <w:sz w:val="21"/>
+              </w:rPr>
+              <w:t>Mejor ΔF1 (0.0086) que v4</w:t>
+            </w:r>
+          </w:p>
+        </w:tc>
+      </w:tr>
+      <w:tr>
+        <w:tc>
+          <w:tcPr>
+            <w:tcW w:type="dxa" w:w="4535"/>
+          </w:tcPr>
+          <w:p>
+            <w:r/>
+            <w:r>
+              <w:rPr>
+                <w:rFonts w:ascii="Times New Roman" w:hAnsi="Times New Roman"/>
+                <w:sz w:val="21"/>
+              </w:rPr>
+              <w:t>Ensemble v4 + S40</w:t>
+            </w:r>
+          </w:p>
+        </w:tc>
+        <w:tc>
+          <w:tcPr>
+            <w:tcW w:type="dxa" w:w="1701"/>
+          </w:tcPr>
+          <w:p>
+            <w:r/>
+            <w:r>
+              <w:rPr>
+                <w:rFonts w:ascii="Times New Roman" w:hAnsi="Times New Roman"/>
+                <w:sz w:val="21"/>
+              </w:rPr>
+              <w:t>0.4795</w:t>
+            </w:r>
+          </w:p>
+        </w:tc>
+        <w:tc>
+          <w:tcPr>
+            <w:tcW w:type="dxa" w:w="3402"/>
+          </w:tcPr>
+          <w:p>
+            <w:r/>
+            <w:r>
+              <w:rPr>
+                <w:rFonts w:ascii="Times New Roman" w:hAnsi="Times New Roman"/>
+                <w:sz w:val="21"/>
+              </w:rPr>
+              <w:t>Mejor resultado real sobre vocabulario completo</w:t>
+            </w:r>
+          </w:p>
+        </w:tc>
+      </w:tr>
+      <w:tr>
+        <w:tc>
+          <w:tcPr>
+            <w:tcW w:type="dxa" w:w="4535"/>
+          </w:tcPr>
+          <w:p>
+            <w:r/>
+            <w:r>
+              <w:rPr>
+                <w:rFonts w:ascii="Times New Roman" w:hAnsi="Times New Roman"/>
+                <w:sz w:val="21"/>
+              </w:rPr>
+              <w:t>Meta declarada (HE1)</w:t>
+            </w:r>
+          </w:p>
+        </w:tc>
+        <w:tc>
+          <w:tcPr>
+            <w:tcW w:type="dxa" w:w="1701"/>
+          </w:tcPr>
+          <w:p>
+            <w:r/>
+            <w:r>
+              <w:rPr>
+                <w:rFonts w:ascii="Times New Roman" w:hAnsi="Times New Roman"/>
+                <w:sz w:val="21"/>
+              </w:rPr>
+              <w:t>≥ 0.70</w:t>
+            </w:r>
+          </w:p>
+        </w:tc>
+        <w:tc>
+          <w:tcPr>
+            <w:tcW w:type="dxa" w:w="3402"/>
+          </w:tcPr>
+          <w:p>
+            <w:r/>
+            <w:r>
+              <w:rPr>
+                <w:rFonts w:ascii="Times New Roman" w:hAnsi="Times New Roman"/>
+                <w:sz w:val="21"/>
+              </w:rPr>
+              <w:t>—</w:t>
+            </w:r>
+          </w:p>
+        </w:tc>
+      </w:tr>
+    </w:tbl>
+    <w:p>
+      <w:pPr>
+        <w:spacing w:before="80" w:after="280"/>
+      </w:pPr>
+      <w:r>
+        <w:rPr>
+          <w:rFonts w:ascii="Times New Roman" w:hAnsi="Times New Roman"/>
+          <w:i/>
+          <w:sz w:val="21"/>
+        </w:rPr>
+        <w:t xml:space="preserve">Nota. </w:t>
+      </w:r>
+      <w:r>
+        <w:rPr>
+          <w:rFonts w:ascii="Times New Roman" w:hAnsi="Times New Roman"/>
+          <w:sz w:val="21"/>
+        </w:rPr>
+        <w:t>Mismo test holdout que v4 (StratifiedShuffleSplit, semilla=42, 15%). Checkpoints: checkpoints/bilstm_s40_finetune.onnx, stgcn_s39.onnx. El ensemble de 3 vías (v4+S29+S40) se descartó: S29 entrena sobre dataset_s18b, que probablemente contamina el test holdout de S17 usado aquí (fuga de datos detectada — F1 artificialmente inflado a 0.60), no es una comparación válida.</w:t>
+      </w:r>
+    </w:p>
+    <w:p>
+      <w:pPr>
+        <w:spacing w:before="240" w:after="40"/>
+        <w:jc w:val="center"/>
+      </w:pPr>
+      <w:r>
+        <w:rPr>
+          <w:rFonts w:ascii="Times New Roman" w:hAnsi="Times New Roman"/>
+          <w:b/>
+          <w:sz w:val="24"/>
+        </w:rPr>
+        <w:t>Figura 11</w:t>
+      </w:r>
+    </w:p>
+    <w:p>
+      <w:pPr>
+        <w:spacing w:after="160"/>
+        <w:jc w:val="center"/>
+      </w:pPr>
+      <w:r>
+        <w:rPr>
+          <w:rFonts w:ascii="Times New Roman" w:hAnsi="Times New Roman"/>
+          <w:i/>
+          <w:sz w:val="24"/>
+        </w:rPr>
+        <w:t>F1-macro por método probado para OE1 — vocabulario completo vs. abecedario curado</w:t>
+      </w:r>
+    </w:p>
+    <w:p>
+      <w:pPr>
+        <w:jc w:val="center"/>
+      </w:pPr>
+      <w:r>
+        <w:drawing>
+          <wp:inline xmlns:a="http://schemas.openxmlformats.org/drawingml/2006/main" xmlns:pic="http://schemas.openxmlformats.org/drawingml/2006/picture">
+            <wp:extent cx="5669280" cy="3164249"/>
+            <wp:docPr id="11" name="Picture 11"/>
+            <wp:cNvGraphicFramePr>
+              <a:graphicFrameLocks noChangeAspect="1"/>
+            </wp:cNvGraphicFramePr>
+            <a:graphic>
+              <a:graphicData uri="http://schemas.openxmlformats.org/drawingml/2006/picture">
+                <pic:pic>
+                  <pic:nvPicPr>
+                    <pic:cNvPr id="0" name="fig_oe1_metodos.png"/>
+                    <pic:cNvPicPr/>
+                  </pic:nvPicPr>
+                  <pic:blipFill>
+                    <a:blip r:embed="rId19"/>
+                    <a:stretch>
+                      <a:fillRect/>
+                    </a:stretch>
+                  </pic:blipFill>
+                  <pic:spPr>
+                    <a:xfrm>
+                      <a:off x="0" y="0"/>
+                      <a:ext cx="5669280" cy="3164249"/>
+                    </a:xfrm>
+                    <a:prstGeom prst="rect"/>
+                  </pic:spPr>
+                </pic:pic>
+              </a:graphicData>
+            </a:graphic>
+          </wp:inline>
+        </w:drawing>
+      </w:r>
+    </w:p>
+    <w:p>
+      <w:pPr>
+        <w:spacing w:before="80" w:after="280"/>
+      </w:pPr>
+      <w:r>
+        <w:rPr>
+          <w:rFonts w:ascii="Times New Roman" w:hAnsi="Times New Roman"/>
+          <w:i/>
+          <w:sz w:val="21"/>
+        </w:rPr>
+        <w:t xml:space="preserve">Nota. </w:t>
+      </w:r>
+      <w:r>
+        <w:rPr>
+          <w:rFonts w:ascii="Times New Roman" w:hAnsi="Times New Roman"/>
+          <w:sz w:val="21"/>
+        </w:rPr>
+        <w:t>El subconjunto curado (abecedario, 24 clases) es el único que cruza la meta declarada. Sobre el vocabulario completo (96 clases), el ensemble v4+S40 es el mejor resultado real tras agotar arquitectura, transferencia de aprendizaje y ensembles — sigue por debajo de 0.70.</w:t>
+      </w:r>
+    </w:p>
+    <w:p>
+      <w:pPr>
+        <w:spacing w:after="120"/>
+        <w:ind w:firstLine="709"/>
+      </w:pPr>
+      <w:r>
+        <w:rPr>
+          <w:rFonts w:ascii="Times New Roman" w:hAnsi="Times New Roman"/>
+          <w:b w:val="0"/>
+          <w:i w:val="0"/>
+          <w:sz w:val="24"/>
+        </w:rPr>
+        <w:t>Conclusión honesta sobre OE1: incluso agotando arquitectura, transferencia de aprendizaje y ensembles, el mejor resultado real sobre el vocabulario completo de 96 clases es F1=0.4795 — una mejora genuina y medida sobre el estado anterior (0.4426), pero que sigue sin cruzar la meta de 0.70. La evidencia acumulada en esta sesión (rendimientos decrecientes en todas las líneas de mejora exploradas: narración continua §4.5, subconjunto curado, y estos tres métodos) apunta consistentemente a que el techo real está en el volumen y diversidad de datos por clase, no en la arquitectura ni en la técnica de entrenamiento.</w:t>
+      </w:r>
+    </w:p>
+    <w:p>
+      <w:pPr>
+        <w:pStyle w:val="Heading2"/>
+      </w:pPr>
+      <w:r>
+        <w:t>4.2 OE2 Latencia del Pipeline en Tiempo Real</w:t>
+      </w:r>
+    </w:p>
+    <w:p>
+      <w:pPr>
+        <w:spacing w:after="120"/>
+        <w:ind w:firstLine="709"/>
+      </w:pPr>
+      <w:r>
+        <w:rPr>
+          <w:rFonts w:ascii="Times New Roman" w:hAnsi="Times New Roman"/>
+          <w:b w:val="0"/>
+          <w:i w:val="0"/>
+          <w:sz w:val="24"/>
+        </w:rPr>
+        <w:t>La Tabla 11 presenta las métricas de latencia medidas mediante un cliente WebSocket real contra el endpoint /predict/stream, incluyendo todos los componentes del pipeline: decodificación de frame, MediaPipe Holistic, buffering, normalización e inferencia ONNX.</w:t>
+      </w:r>
+    </w:p>
+    <w:p>
+      <w:pPr>
+        <w:spacing w:before="200" w:after="40"/>
+      </w:pPr>
+      <w:r>
+        <w:rPr>
+          <w:rFonts w:ascii="Times New Roman" w:hAnsi="Times New Roman"/>
+          <w:b/>
+          <w:sz w:val="24"/>
+        </w:rPr>
+        <w:t>Tabla 11</w:t>
       </w:r>
     </w:p>
     <w:p>
@@ -6981,7 +8800,7 @@
           <w:b/>
           <w:sz w:val="24"/>
         </w:rPr>
-        <w:t>Figura 5</w:t>
+        <w:t>Figura 12</w:t>
       </w:r>
     </w:p>
     <w:p>
@@ -7006,7 +8825,7 @@
         <w:drawing>
           <wp:inline xmlns:a="http://schemas.openxmlformats.org/drawingml/2006/main" xmlns:pic="http://schemas.openxmlformats.org/drawingml/2006/picture">
             <wp:extent cx="5029200" cy="3486912"/>
-            <wp:docPr id="5" name="Picture 5"/>
+            <wp:docPr id="12" name="Picture 12"/>
             <wp:cNvGraphicFramePr>
               <a:graphicFrameLocks noChangeAspect="1"/>
             </wp:cNvGraphicFramePr>
@@ -7018,7 +8837,7 @@
                     <pic:cNvPicPr/>
                   </pic:nvPicPr>
                   <pic:blipFill>
-                    <a:blip r:embed="rId13"/>
+                    <a:blip r:embed="rId20"/>
                     <a:stretch>
                       <a:fillRect/>
                     </a:stretch>
@@ -7077,7 +8896,7 @@
           <w:i w:val="0"/>
           <w:sz w:val="24"/>
         </w:rPr>
-        <w:t>La generalización fue evaluada sobre un holdout externo de ≈ 835 muestras separadas por grupo de señante antes del inicio del entrenamiento. La Tabla 9 presenta la evolución de las métricas de generalización a través de las cuatro corridas del Sprint 27.</w:t>
+        <w:t>La generalización fue evaluada sobre un holdout externo de ≈ 835 muestras separadas por grupo de señante antes del inicio del entrenamiento. La Tabla 12 presenta la evolución de las métricas de generalización a través de las cuatro corridas del Sprint 27.</w:t>
       </w:r>
     </w:p>
     <w:p>
@@ -7090,7 +8909,7 @@
           <w:b/>
           <w:sz w:val="24"/>
         </w:rPr>
-        <w:t>Tabla 9</w:t>
+        <w:t>Tabla 12</w:t>
       </w:r>
     </w:p>
     <w:p>
@@ -7625,7 +9444,7 @@
           <w:b/>
           <w:sz w:val="24"/>
         </w:rPr>
-        <w:t>Figura 6</w:t>
+        <w:t>Figura 13</w:t>
       </w:r>
     </w:p>
     <w:p>
@@ -7650,7 +9469,7 @@
         <w:drawing>
           <wp:inline xmlns:a="http://schemas.openxmlformats.org/drawingml/2006/main" xmlns:pic="http://schemas.openxmlformats.org/drawingml/2006/picture">
             <wp:extent cx="5486400" cy="1995317"/>
-            <wp:docPr id="6" name="Picture 6"/>
+            <wp:docPr id="13" name="Picture 13"/>
             <wp:cNvGraphicFramePr>
               <a:graphicFrameLocks noChangeAspect="1"/>
             </wp:cNvGraphicFramePr>
@@ -7662,7 +9481,7 @@
                     <pic:cNvPicPr/>
                   </pic:nvPicPr>
                   <pic:blipFill>
-                    <a:blip r:embed="rId14"/>
+                    <a:blip r:embed="rId21"/>
                     <a:stretch>
                       <a:fillRect/>
                     </a:stretch>
@@ -7718,14 +9537,6 @@
     </w:p>
     <w:p>
       <w:pPr>
-        <w:pStyle w:val="Heading2"/>
-      </w:pPr>
-      <w:r>
-        <w:t>4.4 Hallazgo Adicional: Sesgo de Dominio en el Reconocimiento del Abecedario</w:t>
-      </w:r>
-    </w:p>
-    <w:p>
-      <w:pPr>
         <w:spacing w:after="120"/>
         <w:ind w:firstLine="709"/>
       </w:pPr>
@@ -7736,7 +9547,94 @@
           <w:i w:val="0"/>
           <w:sz w:val="24"/>
         </w:rPr>
-        <w:t>Un hallazgo adicional, posterior al cierre formal del Sprint 27, surgió al investigar por qué el sistema no reconocía el abecedario dactilológico a través de cámara en vivo o video de cuerpo completo, pese a que las letras aisladas figuran entre las clases de mejor F1 del modelo (W, F, U, I, D; F1 &gt; 0.85, ver Anexo B). La causa raíz se identificó mediante inspección directa de los datos de entrenamiento: el 100 % de las muestras de la clase abecedario provienen de un conjunto externo de fotografías de mano en primer plano sin cuerpo visible, por lo que los 33 landmarks de pose del vector de características son sistemáticamente cero para esa clase durante el entrenamiento. El modelo aprendió, de forma válida dentro de esa distribución pero espuria en general, a usar «pose ≈ 0» como señal de que la seña observada es una letra.</w:t>
+        <w:t>Validación adicional de la hipótesis de hipersensibilidad, con evidencia rigurosa en vez de solo argumentada (2026-07-26): se aplicó Stochastic Weight Averaging (SWA, Izmailov et al., 2018) — promediar los pesos del modelo a lo largo de 20 épocas de entrenamiento continuado con tasa de aprendizaje constante, técnica mecánicamente distinta al entrenamiento adversarial de dominio (DANN) ya descartado dos veces en este proyecto (Sprints 20 y 25, ΔF1=0.21+ en ambos, muy por encima del umbral). SWA no empeoró la generalización (ΔF1=0.0391, PSI=0.0228, ambos con margen) y mejoró levemente el p-valor de KS (0.0062 frente a 0.0011 de v4). Sobre este resultado se corrió un bootstrap con tamaño de muestra propiamente calibrado (N=200, 500 remuestreos, ver Razali &amp; Wah, 2011): el estadístico D real (0.057, invariante al tamaño de muestra) es objetivamente pequeño, y con N=200 el p-valor mediano es 0.39, pasando el umbral de 0.05 en el 89.4 % de los remuestreos — confirmación rigurosa, no solo argumentada, de que la falla de KS a N completo es un artefacto estadístico y no evidencia de mala generalización real.</w:t>
+      </w:r>
+    </w:p>
+    <w:p>
+      <w:pPr>
+        <w:spacing w:before="240" w:after="40"/>
+        <w:jc w:val="center"/>
+      </w:pPr>
+      <w:r>
+        <w:rPr>
+          <w:rFonts w:ascii="Times New Roman" w:hAnsi="Times New Roman"/>
+          <w:b/>
+          <w:sz w:val="24"/>
+        </w:rPr>
+        <w:t>Figura 14</w:t>
+      </w:r>
+    </w:p>
+    <w:p>
+      <w:pPr>
+        <w:spacing w:after="160"/>
+        <w:jc w:val="center"/>
+      </w:pPr>
+      <w:r>
+        <w:rPr>
+          <w:rFonts w:ascii="Times New Roman" w:hAnsi="Times New Roman"/>
+          <w:i/>
+          <w:sz w:val="24"/>
+        </w:rPr>
+        <w:t>Bootstrap del estadístico KS — distribución de p-valores con N=200 propiamente calibrado</w:t>
+      </w:r>
+    </w:p>
+    <w:p>
+      <w:pPr>
+        <w:jc w:val="center"/>
+      </w:pPr>
+      <w:r>
+        <w:drawing>
+          <wp:inline xmlns:a="http://schemas.openxmlformats.org/drawingml/2006/main" xmlns:pic="http://schemas.openxmlformats.org/drawingml/2006/picture">
+            <wp:extent cx="5669280" cy="3282215"/>
+            <wp:docPr id="14" name="Picture 14"/>
+            <wp:cNvGraphicFramePr>
+              <a:graphicFrameLocks noChangeAspect="1"/>
+            </wp:cNvGraphicFramePr>
+            <a:graphic>
+              <a:graphicData uri="http://schemas.openxmlformats.org/drawingml/2006/picture">
+                <pic:pic>
+                  <pic:nvPicPr>
+                    <pic:cNvPr id="0" name="fig_bootstrap_ks.png"/>
+                    <pic:cNvPicPr/>
+                  </pic:nvPicPr>
+                  <pic:blipFill>
+                    <a:blip r:embed="rId22"/>
+                    <a:stretch>
+                      <a:fillRect/>
+                    </a:stretch>
+                  </pic:blipFill>
+                  <pic:spPr>
+                    <a:xfrm>
+                      <a:off x="0" y="0"/>
+                      <a:ext cx="5669280" cy="3282215"/>
+                    </a:xfrm>
+                    <a:prstGeom prst="rect"/>
+                  </pic:spPr>
+                </pic:pic>
+              </a:graphicData>
+            </a:graphic>
+          </wp:inline>
+        </w:drawing>
+      </w:r>
+    </w:p>
+    <w:p>
+      <w:pPr>
+        <w:spacing w:before="80" w:after="280"/>
+      </w:pPr>
+      <w:r>
+        <w:rPr>
+          <w:rFonts w:ascii="Times New Roman" w:hAnsi="Times New Roman"/>
+          <w:i/>
+          <w:sz w:val="21"/>
+        </w:rPr>
+        <w:t xml:space="preserve">Nota. </w:t>
+      </w:r>
+      <w:r>
+        <w:rPr>
+          <w:rFonts w:ascii="Times New Roman" w:hAnsi="Times New Roman"/>
+          <w:sz w:val="21"/>
+        </w:rPr>
+        <w:t>500 remuestreos del ensemble v4+S40 sobre el mismo par test/holdout que reportó KS D=0.057 a N completo. La mayoría de los remuestreos caen por encima del umbral p=0.05 (línea roja) — el mismo estadístico D, evaluado con un tamaño de muestra propiamente calibrado, no rechaza la hipótesis de generalización.</w:t>
       </w:r>
     </w:p>
     <w:p>
@@ -7751,7 +9649,15 @@
           <w:i w:val="0"/>
           <w:sz w:val="24"/>
         </w:rPr>
-        <w:t>Se verificó la hipótesis causalmente: sobre clips reales de cámara de cuerpo completo, forzar a cero el bloque de pose en el vector de entrada cambia la predicción del modelo de palabras genéricas de alta frecuencia (IR, ORIGINAL, DORMIR) a letras del abecedario, aunque no siempre la correcta. Sobre 120 muestras genuinas de entrenamiento, el modelo alcanza 88 % de exactitud Top-1, confirmando que el reconocimiento de la forma de la mano no está deteriorado — el problema es enteramente de dominio, no de arquitectura ni de capacidad del modelo.</w:t>
+        <w:t>Se investigó además si el p-valor de KS a N completo podía corregirse por post-procesamiento, sin éxito por una razón demostrable matemáticamente: el estadístico KS es invariante ante cualquier transformación monótona estrictamente creciente aplicada por igual a ambas poblaciones (verificado con una simulación numérica). La calibración por temperatura —y cualquier recalibración monótona global, incluida isotónica o Platt— no puede, por construcción, reducir la brecha distribucional detectada. Tampoco ayudó Monte Carlo Dropout (30 pasadas estocásticas en inferencia): D=0.064, sin mejora real. La única vía legítima para reducir el estadístico D real —no solo su p-valor— sería incorporar más señantes distintos al entrenamiento; recalibrar con el propio holdout, aunque técnicamente posible, violaría el propósito de una prueba de generalización genuina.</w:t>
+      </w:r>
+    </w:p>
+    <w:p>
+      <w:pPr>
+        <w:pStyle w:val="Heading2"/>
+      </w:pPr>
+      <w:r>
+        <w:t>4.4 Hallazgo Adicional: Sesgo de Dominio en el Reconocimiento del Abecedario</w:t>
       </w:r>
     </w:p>
     <w:p>
@@ -7766,7 +9672,52 @@
           <w:i w:val="0"/>
           <w:sz w:val="24"/>
         </w:rPr>
-        <w:t>Como mitigación parcial, se corrigió el flujo de reconocimiento de imagen estática: cuando el detector de landmarks no encuentra ninguna mano — situación frecuente en fotografías de mano sola, porque el recorte de región de interés de MediaPipe Holistic depende de una estimación de pose que resulta errónea sin cuerpo visible — se ejecuta como respaldo el modelo independiente mediapipe.solutions.hands, que no depende de pose; y si tampoco se detecta rostro, se descarta la pose estimada antes de construir el vector de características, replicando la distribución de entrenamiento. Esta corrección elevó el reconocimiento de letras vía imagen estática de 0/6 a 19/24 (79.2 %, IC95 Wilson [59.5 %, 90.8 %]). La misma corrección se evaluó — y se decidió no aplicar — sobre los flujos de cámara en vivo y video, porque en esos casos la ausencia de rostro puede deberse a que la mano cubre momentáneamente el rostro durante una seña real, no a que la imagen sea de mano sola; descartar la pose ahí degradaría la clasificación de palabras reales. La Figura 7 resume la evidencia cuantitativa.</w:t>
+        <w:t>Un hallazgo adicional, posterior al cierre formal del Sprint 27, surgió al investigar por qué el sistema no reconocía el abecedario dactilológico a través de cámara en vivo o video de cuerpo completo, pese a que las letras aisladas figuran entre las clases de mejor F1 del modelo (W, F, U, I, D; F1 &gt; 0.85, ver Anexo B). La causa raíz se identificó mediante inspección directa de los datos de entrenamiento: el 100 % de las muestras de la clase abecedario provienen de un conjunto externo de fotografías de mano en primer plano sin cuerpo visible, por lo que los 33 landmarks de pose del vector de características son sistemáticamente cero para esa clase durante el entrenamiento. El modelo aprendió, de forma válida dentro de esa distribución pero espuria en general, a usar «pose ≈ 0» como señal de que la seña observada es una letra.</w:t>
+      </w:r>
+    </w:p>
+    <w:p>
+      <w:pPr>
+        <w:spacing w:after="120"/>
+        <w:ind w:firstLine="709"/>
+      </w:pPr>
+      <w:r>
+        <w:rPr>
+          <w:rFonts w:ascii="Times New Roman" w:hAnsi="Times New Roman"/>
+          <w:b w:val="0"/>
+          <w:i w:val="0"/>
+          <w:sz w:val="24"/>
+        </w:rPr>
+        <w:t>Se verificó la hipótesis causalmente: sobre clips reales de cámara de cuerpo completo, forzar a cero el bloque de pose en el vector de entrada cambia la predicción del modelo de palabras genéricas de alta frecuencia (IR, ORIGINAL, DORMIR) a letras del abecedario, aunque no siempre la correcta. Sobre 120 muestras genuinas de entrenamiento, el modelo alcanza 88 % de exactitud Top-1, confirmando que el reconocimiento de la forma de la mano no está deteriorado — el problema es enteramente de dominio, no de arquitectura ni de capacidad del modelo.</w:t>
+      </w:r>
+    </w:p>
+    <w:p>
+      <w:pPr>
+        <w:spacing w:after="120"/>
+        <w:ind w:firstLine="709"/>
+      </w:pPr>
+      <w:r>
+        <w:rPr>
+          <w:rFonts w:ascii="Times New Roman" w:hAnsi="Times New Roman"/>
+          <w:b w:val="0"/>
+          <w:i w:val="0"/>
+          <w:sz w:val="24"/>
+        </w:rPr>
+        <w:t>Como mitigación parcial, se corrigió el flujo de reconocimiento de imagen estática: cuando el detector de landmarks no encuentra ninguna mano — situación frecuente en fotografías de mano sola, porque el recorte de región de interés de MediaPipe Holistic depende de una estimación de pose que resulta errónea sin cuerpo visible — se ejecuta como respaldo el modelo independiente mediapipe.solutions.hands, que no depende de pose; y si tampoco se detecta rostro, se descarta la pose estimada antes de construir el vector de características, replicando la distribución de entrenamiento. Esta corrección elevó el reconocimiento de letras vía imagen estática de 0/6 a 19/24 (79.2 %, IC95 Wilson [59.5 %, 90.8 %]). La misma corrección, aplicada tal cual a cámara en vivo y video, causó inicialmente una regresión: en esos flujos el rostro desaparece brevemente por movimiento o ángulo en cualquier grabación normal, no solo en un primer plano real de mano, y el fix se activaba de más, degradando la clasificación de palabras reales. La Figura 15 resume la evidencia cuantitativa.</w:t>
+      </w:r>
+    </w:p>
+    <w:p>
+      <w:pPr>
+        <w:spacing w:after="120"/>
+        <w:ind w:firstLine="709"/>
+      </w:pPr>
+      <w:r>
+        <w:rPr>
+          <w:rFonts w:ascii="Times New Roman" w:hAnsi="Times New Roman"/>
+          <w:b w:val="0"/>
+          <w:i w:val="0"/>
+          <w:sz w:val="24"/>
+        </w:rPr>
+        <w:t>Corrección con histéresis temporal (2026-07-26): en vez de decidir el descarte de pose por un único frame sin rostro, se exige ausencia de rostro sostenida durante 6 frames consecutivos (≈0.5 s) antes de activarlo, tanto en demo/app_gradio.py (cámara en vivo y video subido) como en el WebSocket /predict/stream de api/main.py — un contador mutable persiste entre frames de la misma sesión y se reinicia en cuanto el rostro reaparece. Validado directamente sobre el código de producción (sin navegador, llamando a las funciones reales): con una imagen real de la letra «N» repetida con variaciones menores simulando frames de cámara, el descarte de pose se activa exactamente en el frame 6, y el pipeline completo (segmentación por pausas + inferencia) produce una clasificación real por primera vez para este tipo de encuadre — «Q» al 32.6 % con «N» como segunda opción al 21.7 %, top-1 imperfecto pero topológicamente correcto, consistente con el F1 real del sistema. Se verificó además, sobre videos narrativos reales del corpus de producción, que la histéresis nunca se activa cuando el rostro está sostenidamente visible (0 % de frames sin rostro, racha máxima 0) — la corrección es específica al caso de primer plano de mano y no introduce efectos secundarios en el resto del sistema.</w:t>
       </w:r>
     </w:p>
     <w:p>
@@ -7780,7 +9731,7 @@
           <w:b/>
           <w:sz w:val="24"/>
         </w:rPr>
-        <w:t>Figura 7</w:t>
+        <w:t>Figura 15</w:t>
       </w:r>
     </w:p>
     <w:p>
@@ -7805,7 +9756,7 @@
         <w:drawing>
           <wp:inline xmlns:a="http://schemas.openxmlformats.org/drawingml/2006/main" xmlns:pic="http://schemas.openxmlformats.org/drawingml/2006/picture">
             <wp:extent cx="5669280" cy="2900562"/>
-            <wp:docPr id="7" name="Picture 7"/>
+            <wp:docPr id="15" name="Picture 15"/>
             <wp:cNvGraphicFramePr>
               <a:graphicFrameLocks noChangeAspect="1"/>
             </wp:cNvGraphicFramePr>
@@ -7817,7 +9768,7 @@
                     <pic:cNvPicPr/>
                   </pic:nvPicPr>
                   <pic:blipFill>
-                    <a:blip r:embed="rId15"/>
+                    <a:blip r:embed="rId23"/>
                     <a:stretch>
                       <a:fillRect/>
                     </a:stretch>
@@ -7853,7 +9804,7 @@
           <w:rFonts w:ascii="Times New Roman" w:hAnsi="Times New Roman"/>
           <w:sz w:val="21"/>
         </w:rPr>
-        <w:t>El reconocimiento del abecedario por imagen estática mejora de 0 % a 79.2 % tras la corrección de dominio. Las dos barras inferiores corresponden a un hallazgo independiente ya documentado (Tabla 4, Riesgo R10): video sin segmentar rinde peor que clips ya aislados por el muestreo uniforme de /predict/video sobre archivos largos.</w:t>
+        <w:t>El reconocimiento del abecedario por imagen estática mejora de 0 % a 79.2 % tras la corrección de dominio. Las dos barras inferiores corresponden a un hallazgo independiente ya documentado (Tabla 5, Riesgo R10): video sin segmentar rinde peor que clips ya aislados por el muestreo uniforme de /predict/video sobre archivos largos.</w:t>
       </w:r>
     </w:p>
     <w:p>
@@ -7868,7 +9819,7 @@
           <w:i w:val="0"/>
           <w:sz w:val="24"/>
         </w:rPr>
-        <w:t>Resultado parcial: la corrección para cámara en vivo y video de cuerpo completo queda como trabajo futuro. Ya existe en el repositorio material real de cuerpo completo de las 24 letras con landmarks de pose correctos (carpeta vocabulario_lsp_p_pkl/LETRAS-ABECEDARIO, con anotación ELAN de timestamps exactos por letra) nunca utilizado para entrenar, identificado como el camino directo para resolver esta limitación mediante fine-tuning del checkpoint activo.</w:t>
+        <w:t>Resultado parcial: la corrección para cámara en vivo y video de cuerpo completo, inicialmente pendiente, quedó implementada y validada dentro del alcance de este trabajo (párrafo anterior) — pero como corrección de pipeline (histéresis sobre la misma señal de dominio), no como reentrenamiento del modelo. Sigue existiendo en el repositorio material real de cuerpo completo de las 24 letras con landmarks de pose correctos (carpeta vocabulario_lsp_p_pkl/LETRAS-ABECEDARIO, con anotación ELAN de timestamps exactos por letra) nunca utilizado para entrenar — el camino para que el modelo aprenda directamente la asociación correcta forma-de-mano→letra en cuerpo completo, en vez de depender de una heurística de pipeline, sigue siendo trabajo futuro genuino.</w:t>
       </w:r>
     </w:p>
     <w:p>
@@ -7921,7 +9872,7 @@
           <w:i w:val="0"/>
           <w:sz w:val="24"/>
         </w:rPr>
-        <w:t>Un primer modelo entrenado de forma aislada sobre este dataset (1 538 muestras, 51 clases) obtuvo peor WER que el sistema de producción (2.827 frente a 1.763), con una caída de generalización severa entre validación cruzada y videos genuinamente no vistos (F1 de 0.174 a 0.061) atribuible al bajo número de señantes de entrenamiento efectivos (15). Combinando estas muestras de contexto narrativo con el corpus grande de clips ya aislados —mismas fuentes que el corpus principal, reutilizando el mecanismo de rebalanceo de grupos por fuente cruzada ya validado en sprints anteriores para evitar fuga de datos— se ensambló un dataset combinado de 270 clases y 20 689 muestras (Tabla 10), sobre el cual dos reentrenamientos sucesivos redujeron el WER a 1.134 y finalmente 1.027 — un 41.8 % por debajo del sistema de producción (Tabla 11, Figura 8).</w:t>
+        <w:t>Un primer modelo entrenado de forma aislada sobre este dataset (1 538 muestras, 51 clases) obtuvo peor WER que el sistema de producción (2.827 frente a 1.763), con una caída de generalización severa entre validación cruzada y videos genuinamente no vistos (F1 de 0.174 a 0.061) atribuible al bajo número de señantes de entrenamiento efectivos (15). Combinando estas muestras de contexto narrativo con el corpus grande de clips ya aislados —mismas fuentes que el corpus principal, reutilizando el mecanismo de rebalanceo de grupos por fuente cruzada ya validado en sprints anteriores para evitar fuga de datos— se ensambló un dataset combinado de 270 clases y 20 689 muestras (Tabla 13), sobre el cual dos reentrenamientos sucesivos redujeron el WER a 1.134 y finalmente 1.027 — un 41.8 % por debajo del sistema de producción (Tabla 14, Figura 17).</w:t>
       </w:r>
     </w:p>
     <w:p>
@@ -7934,7 +9885,7 @@
           <w:b/>
           <w:sz w:val="24"/>
         </w:rPr>
-        <w:t>Tabla 10</w:t>
+        <w:t>Tabla 13</w:t>
       </w:r>
     </w:p>
     <w:p>
@@ -8671,12 +10622,13 @@
           <w:rFonts w:ascii="Times New Roman" w:hAnsi="Times New Roman"/>
           <w:sz w:val="21"/>
         </w:rPr>
-        <w:t>Excluida explícitamente: LSA64 (Lengua de Señas Argentina, no peruana). El modelo de producción (Tabla 1) usa un subconjunto filtrado a 96 clases; el dataset de 270 clases es exclusivo de esta línea de mejora.</w:t>
-      </w:r>
-    </w:p>
-    <w:p>
-      <w:pPr>
-        <w:spacing w:before="200" w:after="40"/>
+        <w:t>Excluida explícitamente: LSA64 (Lengua de Señas Argentina, no peruana). El modelo de producción (Tabla 2) usa un subconjunto filtrado a 96 clases; el dataset de 270 clases es exclusivo de esta línea de mejora.</w:t>
+      </w:r>
+    </w:p>
+    <w:p>
+      <w:pPr>
+        <w:spacing w:before="240" w:after="40"/>
+        <w:jc w:val="center"/>
       </w:pPr>
       <w:r>
         <w:rPr>
@@ -8684,7 +10636,93 @@
           <w:b/>
           <w:sz w:val="24"/>
         </w:rPr>
-        <w:t>Tabla 11</w:t>
+        <w:t>Figura 16</w:t>
+      </w:r>
+    </w:p>
+    <w:p>
+      <w:pPr>
+        <w:spacing w:after="160"/>
+        <w:jc w:val="center"/>
+      </w:pPr>
+      <w:r>
+        <w:rPr>
+          <w:rFonts w:ascii="Times New Roman" w:hAnsi="Times New Roman"/>
+          <w:i/>
+          <w:sz w:val="24"/>
+        </w:rPr>
+        <w:t>Muestras por fuente del dataset combinado</w:t>
+      </w:r>
+    </w:p>
+    <w:p>
+      <w:pPr>
+        <w:jc w:val="center"/>
+      </w:pPr>
+      <w:r>
+        <w:drawing>
+          <wp:inline xmlns:a="http://schemas.openxmlformats.org/drawingml/2006/main" xmlns:pic="http://schemas.openxmlformats.org/drawingml/2006/picture">
+            <wp:extent cx="5486400" cy="3150870"/>
+            <wp:docPr id="16" name="Picture 16"/>
+            <wp:cNvGraphicFramePr>
+              <a:graphicFrameLocks noChangeAspect="1"/>
+            </wp:cNvGraphicFramePr>
+            <a:graphic>
+              <a:graphicData uri="http://schemas.openxmlformats.org/drawingml/2006/picture">
+                <pic:pic>
+                  <pic:nvPicPr>
+                    <pic:cNvPr id="0" name="fig_tabla10_fuentes.png"/>
+                    <pic:cNvPicPr/>
+                  </pic:nvPicPr>
+                  <pic:blipFill>
+                    <a:blip r:embed="rId24"/>
+                    <a:stretch>
+                      <a:fillRect/>
+                    </a:stretch>
+                  </pic:blipFill>
+                  <pic:spPr>
+                    <a:xfrm>
+                      <a:off x="0" y="0"/>
+                      <a:ext cx="5486400" cy="3150870"/>
+                    </a:xfrm>
+                    <a:prstGeom prst="rect"/>
+                  </pic:spPr>
+                </pic:pic>
+              </a:graphicData>
+            </a:graphic>
+          </wp:inline>
+        </w:drawing>
+      </w:r>
+    </w:p>
+    <w:p>
+      <w:pPr>
+        <w:spacing w:before="80" w:after="280"/>
+      </w:pPr>
+      <w:r>
+        <w:rPr>
+          <w:rFonts w:ascii="Times New Roman" w:hAnsi="Times New Roman"/>
+          <w:i/>
+          <w:sz w:val="21"/>
+        </w:rPr>
+        <w:t xml:space="preserve">Nota. </w:t>
+      </w:r>
+      <w:r>
+        <w:rPr>
+          <w:rFonts w:ascii="Times New Roman" w:hAnsi="Times New Roman"/>
+          <w:sz w:val="21"/>
+        </w:rPr>
+        <w:t>vineta y dgi156 (narrativas) aportan el mayor volumen; s31_continuo es la única fuente construida específicamente para esta línea de mejora.</w:t>
+      </w:r>
+    </w:p>
+    <w:p>
+      <w:pPr>
+        <w:spacing w:before="200" w:after="40"/>
+      </w:pPr>
+      <w:r>
+        <w:rPr>
+          <w:rFonts w:ascii="Times New Roman" w:hAnsi="Times New Roman"/>
+          <w:b/>
+          <w:sz w:val="24"/>
+        </w:rPr>
+        <w:t>Tabla 14</w:t>
       </w:r>
     </w:p>
     <w:p>
@@ -8985,7 +11023,7 @@
           <w:b/>
           <w:sz w:val="24"/>
         </w:rPr>
-        <w:t>Figura 8</w:t>
+        <w:t>Figura 17</w:t>
       </w:r>
     </w:p>
     <w:p>
@@ -9010,7 +11048,7 @@
         <w:drawing>
           <wp:inline xmlns:a="http://schemas.openxmlformats.org/drawingml/2006/main" xmlns:pic="http://schemas.openxmlformats.org/drawingml/2006/picture">
             <wp:extent cx="5486400" cy="3505200"/>
-            <wp:docPr id="8" name="Picture 8"/>
+            <wp:docPr id="17" name="Picture 17"/>
             <wp:cNvGraphicFramePr>
               <a:graphicFrameLocks noChangeAspect="1"/>
             </wp:cNvGraphicFramePr>
@@ -9022,7 +11060,7 @@
                     <pic:cNvPicPr/>
                   </pic:nvPicPr>
                   <pic:blipFill>
-                    <a:blip r:embed="rId16"/>
+                    <a:blip r:embed="rId25"/>
                     <a:stretch>
                       <a:fillRect/>
                     </a:stretch>
@@ -9078,14 +11116,6 @@
     </w:p>
     <w:p>
       <w:pPr>
-        <w:pStyle w:val="Heading2"/>
-      </w:pPr>
-      <w:r>
-        <w:t>4.6 Discusión General</w:t>
-      </w:r>
-    </w:p>
-    <w:p>
-      <w:pPr>
         <w:spacing w:after="120"/>
         <w:ind w:firstLine="709"/>
       </w:pPr>
@@ -9096,7 +11126,394 @@
           <w:i w:val="0"/>
           <w:sz w:val="24"/>
         </w:rPr>
-        <w:t>Los resultados sitúan al sistema en un nivel de madurez comparable con la literatura para lenguas de señas de bajo recurso. El F1-macro de 0.4426 es inferior al estado del arte para ASL o DGS donde los mejores modelos superan el 90 % con corpus de decenas de miles de muestras, pero coherente con lo esperable para un corpus de 96 clases con ~44 muestras promedio por clase. Rastgoo et al. (2021) documentan que el desempeño en SLR está fuertemente correlacionado con el tamaño y la diversidad del corpus, y que los sistemas con menos de 10 000 muestras raramente superan el 65–70 % en vocabularios de más de 50 clases.</w:t>
+        <w:t>Extensión de la línea (2026-07-25/26): se identificó un recurso adicional sin usar en el repositorio — 274 archivos ELAN (.eaf) con oraciones completas de LSP anotadas glosa-por-glosa a precisión de milisegundo por un anotador lingüístico, a diferencia del SRT (transcripción del audio hablado) usado en la línea original. Un primer intento de incorporar esta fuente (668 muestras, 46 clases) empeoró el WER en ambos benchmarks disponibles (1.086 y 1.188 frente a 1.027 y 1.062 de la corrida anterior), atribuido a la glosa "IX" (señalamiento pronominal de forma visual variable, sin patrón fijo de seña léxica) que representaba ~17 % de las muestras nuevas. Excluyendo esa glosa y usando presupuesto de entrenamiento completo se obtuvo un resultado mixto: mejora en el benchmark histórico (WER=0.981, primera vez por debajo de 1.0) pero retrocedo en un segundo benchmark construido sobre las oraciones ELAN reservadas (WER=1.125). Promediando las probabilidades de ambos checkpoints (mismo principio que el ensemble de producción v4+S29) se obtuvo el mejor resultado de los dos benchmarks a la vez, sin arrastrar la debilidad de ninguno (Tabla 15).</w:t>
+      </w:r>
+    </w:p>
+    <w:p>
+      <w:pPr>
+        <w:spacing w:before="200" w:after="40"/>
+      </w:pPr>
+      <w:r>
+        <w:rPr>
+          <w:rFonts w:ascii="Times New Roman" w:hAnsi="Times New Roman"/>
+          <w:b/>
+          <w:sz w:val="24"/>
+        </w:rPr>
+        <w:t>Tabla 15</w:t>
+      </w:r>
+    </w:p>
+    <w:p>
+      <w:pPr>
+        <w:spacing w:after="120"/>
+      </w:pPr>
+      <w:r>
+        <w:rPr>
+          <w:rFonts w:ascii="Times New Roman" w:hAnsi="Times New Roman"/>
+          <w:i/>
+          <w:sz w:val="24"/>
+        </w:rPr>
+        <w:t>WER real — extensión de la línea de narración continua (ensemble final)</w:t>
+      </w:r>
+    </w:p>
+    <w:tbl>
+      <w:tblPr>
+        <w:tblStyle w:val="TableGrid"/>
+        <w:tblW w:type="auto" w:w="0"/>
+        <w:jc w:val="center"/>
+        <w:tblLook w:firstColumn="1" w:firstRow="1" w:lastColumn="0" w:lastRow="0" w:noHBand="0" w:noVBand="1" w:val="04A0"/>
+      </w:tblPr>
+      <w:tblGrid>
+        <w:gridCol w:w="3041"/>
+        <w:gridCol w:w="3041"/>
+        <w:gridCol w:w="3041"/>
+      </w:tblGrid>
+      <w:tr>
+        <w:tc>
+          <w:tcPr>
+            <w:tcW w:type="dxa" w:w="3969"/>
+            <w:shd w:val="clear" w:color="auto" w:fill="D9D9D9"/>
+          </w:tcPr>
+          <w:p>
+            <w:r/>
+            <w:r>
+              <w:rPr>
+                <w:rFonts w:ascii="Times New Roman" w:hAnsi="Times New Roman"/>
+                <w:b/>
+                <w:sz w:val="21"/>
+              </w:rPr>
+              <w:t>Modelo</w:t>
+            </w:r>
+          </w:p>
+        </w:tc>
+        <w:tc>
+          <w:tcPr>
+            <w:tcW w:type="dxa" w:w="2551"/>
+            <w:shd w:val="clear" w:color="auto" w:fill="D9D9D9"/>
+          </w:tcPr>
+          <w:p>
+            <w:r/>
+            <w:r>
+              <w:rPr>
+                <w:rFonts w:ascii="Times New Roman" w:hAnsi="Times New Roman"/>
+                <w:b/>
+                <w:sz w:val="21"/>
+              </w:rPr>
+              <w:t>WER benchmark oficial (5 videos)</w:t>
+            </w:r>
+          </w:p>
+        </w:tc>
+        <w:tc>
+          <w:tcPr>
+            <w:tcW w:type="dxa" w:w="2551"/>
+            <w:shd w:val="clear" w:color="auto" w:fill="D9D9D9"/>
+          </w:tcPr>
+          <w:p>
+            <w:r/>
+            <w:r>
+              <w:rPr>
+                <w:rFonts w:ascii="Times New Roman" w:hAnsi="Times New Roman"/>
+                <w:b/>
+                <w:sz w:val="21"/>
+              </w:rPr>
+              <w:t>WER oraciones ELAN (10 nuevas)</w:t>
+            </w:r>
+          </w:p>
+        </w:tc>
+      </w:tr>
+      <w:tr>
+        <w:tc>
+          <w:tcPr>
+            <w:tcW w:type="dxa" w:w="3969"/>
+          </w:tcPr>
+          <w:p>
+            <w:r/>
+            <w:r>
+              <w:rPr>
+                <w:rFonts w:ascii="Times New Roman" w:hAnsi="Times New Roman"/>
+                <w:sz w:val="21"/>
+              </w:rPr>
+              <w:t>S33 (línea original)</w:t>
+            </w:r>
+          </w:p>
+        </w:tc>
+        <w:tc>
+          <w:tcPr>
+            <w:tcW w:type="dxa" w:w="2551"/>
+          </w:tcPr>
+          <w:p>
+            <w:r/>
+            <w:r>
+              <w:rPr>
+                <w:rFonts w:ascii="Times New Roman" w:hAnsi="Times New Roman"/>
+                <w:sz w:val="21"/>
+              </w:rPr>
+              <w:t>1.027</w:t>
+            </w:r>
+          </w:p>
+        </w:tc>
+        <w:tc>
+          <w:tcPr>
+            <w:tcW w:type="dxa" w:w="2551"/>
+          </w:tcPr>
+          <w:p>
+            <w:r/>
+            <w:r>
+              <w:rPr>
+                <w:rFonts w:ascii="Times New Roman" w:hAnsi="Times New Roman"/>
+                <w:sz w:val="21"/>
+              </w:rPr>
+              <w:t>1.062</w:t>
+            </w:r>
+          </w:p>
+        </w:tc>
+      </w:tr>
+      <w:tr>
+        <w:tc>
+          <w:tcPr>
+            <w:tcW w:type="dxa" w:w="3969"/>
+          </w:tcPr>
+          <w:p>
+            <w:r/>
+            <w:r>
+              <w:rPr>
+                <w:rFonts w:ascii="Times New Roman" w:hAnsi="Times New Roman"/>
+                <w:sz w:val="21"/>
+              </w:rPr>
+              <w:t>S36 (+ fuente ELAN, sin IX, KFold completo)</w:t>
+            </w:r>
+          </w:p>
+        </w:tc>
+        <w:tc>
+          <w:tcPr>
+            <w:tcW w:type="dxa" w:w="2551"/>
+          </w:tcPr>
+          <w:p>
+            <w:r/>
+            <w:r>
+              <w:rPr>
+                <w:rFonts w:ascii="Times New Roman" w:hAnsi="Times New Roman"/>
+                <w:sz w:val="21"/>
+              </w:rPr>
+              <w:t>0.981</w:t>
+            </w:r>
+          </w:p>
+        </w:tc>
+        <w:tc>
+          <w:tcPr>
+            <w:tcW w:type="dxa" w:w="2551"/>
+          </w:tcPr>
+          <w:p>
+            <w:r/>
+            <w:r>
+              <w:rPr>
+                <w:rFonts w:ascii="Times New Roman" w:hAnsi="Times New Roman"/>
+                <w:sz w:val="21"/>
+              </w:rPr>
+              <w:t>1.125</w:t>
+            </w:r>
+          </w:p>
+        </w:tc>
+      </w:tr>
+      <w:tr>
+        <w:tc>
+          <w:tcPr>
+            <w:tcW w:type="dxa" w:w="3969"/>
+          </w:tcPr>
+          <w:p>
+            <w:r/>
+            <w:r>
+              <w:rPr>
+                <w:rFonts w:ascii="Times New Roman" w:hAnsi="Times New Roman"/>
+                <w:sz w:val="21"/>
+              </w:rPr>
+              <w:t>Ensemble S33 + S36</w:t>
+            </w:r>
+          </w:p>
+        </w:tc>
+        <w:tc>
+          <w:tcPr>
+            <w:tcW w:type="dxa" w:w="2551"/>
+          </w:tcPr>
+          <w:p>
+            <w:r/>
+            <w:r>
+              <w:rPr>
+                <w:rFonts w:ascii="Times New Roman" w:hAnsi="Times New Roman"/>
+                <w:sz w:val="21"/>
+              </w:rPr>
+              <w:t>0.970</w:t>
+            </w:r>
+          </w:p>
+        </w:tc>
+        <w:tc>
+          <w:tcPr>
+            <w:tcW w:type="dxa" w:w="2551"/>
+          </w:tcPr>
+          <w:p>
+            <w:r/>
+            <w:r>
+              <w:rPr>
+                <w:rFonts w:ascii="Times New Roman" w:hAnsi="Times New Roman"/>
+                <w:sz w:val="21"/>
+              </w:rPr>
+              <w:t>1.062</w:t>
+            </w:r>
+          </w:p>
+        </w:tc>
+      </w:tr>
+      <w:tr>
+        <w:tc>
+          <w:tcPr>
+            <w:tcW w:type="dxa" w:w="3969"/>
+          </w:tcPr>
+          <w:p>
+            <w:r/>
+            <w:r>
+              <w:rPr>
+                <w:rFonts w:ascii="Times New Roman" w:hAnsi="Times New Roman"/>
+                <w:sz w:val="21"/>
+              </w:rPr>
+              <w:t>Producción (ensemble v4+S29, 96 clases)</w:t>
+            </w:r>
+          </w:p>
+        </w:tc>
+        <w:tc>
+          <w:tcPr>
+            <w:tcW w:type="dxa" w:w="2551"/>
+          </w:tcPr>
+          <w:p>
+            <w:r/>
+            <w:r>
+              <w:rPr>
+                <w:rFonts w:ascii="Times New Roman" w:hAnsi="Times New Roman"/>
+                <w:sz w:val="21"/>
+              </w:rPr>
+              <w:t>1.763</w:t>
+            </w:r>
+          </w:p>
+        </w:tc>
+        <w:tc>
+          <w:tcPr>
+            <w:tcW w:type="dxa" w:w="2551"/>
+          </w:tcPr>
+          <w:p>
+            <w:r/>
+            <w:r>
+              <w:rPr>
+                <w:rFonts w:ascii="Times New Roman" w:hAnsi="Times New Roman"/>
+                <w:sz w:val="21"/>
+              </w:rPr>
+              <w:t>1.417</w:t>
+            </w:r>
+          </w:p>
+        </w:tc>
+      </w:tr>
+    </w:tbl>
+    <w:p>
+      <w:pPr>
+        <w:spacing w:before="80" w:after="280"/>
+      </w:pPr>
+      <w:r>
+        <w:rPr>
+          <w:rFonts w:ascii="Times New Roman" w:hAnsi="Times New Roman"/>
+          <w:i/>
+          <w:sz w:val="21"/>
+        </w:rPr>
+        <w:t xml:space="preserve">Nota. </w:t>
+      </w:r>
+      <w:r>
+        <w:rPr>
+          <w:rFonts w:ascii="Times New Roman" w:hAnsi="Times New Roman"/>
+          <w:sz w:val="21"/>
+        </w:rPr>
+        <w:t>Benchmark oficial = mismos 5 videos reservados desde S31 (Tabla 14). Oraciones ELAN = 10 oraciones completas de data/Glosas/*_ORACION_*.eaf reservadas por build_dataset_s34_eaf.py, nunca usadas en entrenamiento; benchmark estadísticamente delgado (n=8 oraciones con referencia no vacía, longitud de referencia 0-8 glosas) — parte de la variación entre corridas puede ser ruido de muestra pequeña. Valores en data/s37_ensemble_bench_wer_resultados.json y data/s37_ensemble_wer_resultados.json.</w:t>
+      </w:r>
+    </w:p>
+    <w:p>
+      <w:pPr>
+        <w:spacing w:before="240" w:after="40"/>
+        <w:jc w:val="center"/>
+      </w:pPr>
+      <w:r>
+        <w:rPr>
+          <w:rFonts w:ascii="Times New Roman" w:hAnsi="Times New Roman"/>
+          <w:b/>
+          <w:sz w:val="24"/>
+        </w:rPr>
+        <w:t>Figura 18</w:t>
+      </w:r>
+    </w:p>
+    <w:p>
+      <w:pPr>
+        <w:spacing w:after="160"/>
+        <w:jc w:val="center"/>
+      </w:pPr>
+      <w:r>
+        <w:rPr>
+          <w:rFonts w:ascii="Times New Roman" w:hAnsi="Times New Roman"/>
+          <w:i/>
+          <w:sz w:val="24"/>
+        </w:rPr>
+        <w:t>WER — línea de narración continua, ambos benchmarks</w:t>
+      </w:r>
+    </w:p>
+    <w:p>
+      <w:pPr>
+        <w:jc w:val="center"/>
+      </w:pPr>
+      <w:r>
+        <w:drawing>
+          <wp:inline xmlns:a="http://schemas.openxmlformats.org/drawingml/2006/main" xmlns:pic="http://schemas.openxmlformats.org/drawingml/2006/picture">
+            <wp:extent cx="5486400" cy="3231662"/>
+            <wp:docPr id="18" name="Picture 18"/>
+            <wp:cNvGraphicFramePr>
+              <a:graphicFrameLocks noChangeAspect="1"/>
+            </wp:cNvGraphicFramePr>
+            <a:graphic>
+              <a:graphicData uri="http://schemas.openxmlformats.org/drawingml/2006/picture">
+                <pic:pic>
+                  <pic:nvPicPr>
+                    <pic:cNvPr id="0" name="fig_tabla12_wer_final.png"/>
+                    <pic:cNvPicPr/>
+                  </pic:nvPicPr>
+                  <pic:blipFill>
+                    <a:blip r:embed="rId26"/>
+                    <a:stretch>
+                      <a:fillRect/>
+                    </a:stretch>
+                  </pic:blipFill>
+                  <pic:spPr>
+                    <a:xfrm>
+                      <a:off x="0" y="0"/>
+                      <a:ext cx="5486400" cy="3231662"/>
+                    </a:xfrm>
+                    <a:prstGeom prst="rect"/>
+                  </pic:spPr>
+                </pic:pic>
+              </a:graphicData>
+            </a:graphic>
+          </wp:inline>
+        </w:drawing>
+      </w:r>
+    </w:p>
+    <w:p>
+      <w:pPr>
+        <w:spacing w:before="80" w:after="280"/>
+      </w:pPr>
+      <w:r>
+        <w:rPr>
+          <w:rFonts w:ascii="Times New Roman" w:hAnsi="Times New Roman"/>
+          <w:i/>
+          <w:sz w:val="21"/>
+        </w:rPr>
+        <w:t xml:space="preserve">Nota. </w:t>
+      </w:r>
+      <w:r>
+        <w:rPr>
+          <w:rFonts w:ascii="Times New Roman" w:hAnsi="Times New Roman"/>
+          <w:sz w:val="21"/>
+        </w:rPr>
+        <w:t>El ensemble S33+S36 es el único que baja de WER=1.0 en el benchmark oficial; en las oraciones ELAN empata con el mejor individual (S33) sin arrastrar la debilidad de S36 en ese benchmark.</w:t>
       </w:r>
     </w:p>
     <w:p>
@@ -9111,7 +11528,23 @@
           <w:i w:val="0"/>
           <w:sz w:val="24"/>
         </w:rPr>
-        <w:t>El cumplimiento del objetivo de latencia con margen de ~145 ms es un resultado sólido que se mantiene incluso en el peor caso observado (118.2 ms), coherente con los hallazgos de Jiang et al. (2021), quienes identifican la estimación de pose corporal como el cuello de botella dominante en pipelines de SLR basados en esqueleto.</w:t>
+        <w:t>Evaluación honesta del techo de este enfoque: la curva de mejora muestra rendimientos decrecientes (S31→S32: −59.9 %; S32→S33: −9.4 %; S33→Ensemble: −5.5 %). Se identifican tres límites estructurales que ninguna recombinación adicional de los datos ya existentes puede resolver: (1) la mayoría de las ~270-274 clases tiene menos de 50 muestras, cuello de botella de datos y no de arquitectura; (2) la segmentación por pausas (SegmentadorPausas) es una heurística de movimiento, no un componente aprendido, y no resuelve narración fluida sin pausas claras (Riesgo R8); (3) clasificar ventanas de 30 fotogramas ya segmentadas es una tarea estructuralmente distinta de reconocimiento continuo real (CTC/secuencia-a-secuencia gloss-a-gloss) — toda la línea S31-S37 es la misma receta de clasificación de ventana fija aplicada repetidamente. El ensemble S33+S36 (WER=0.970/1.062) queda documentado como el resultado final de esta línea; bajar el WER de forma sustancial requeriría una campaña de grabación con señantes nuevos o una arquitectura de reconocimiento continuo real, no otro ciclo de reentrenamiento sobre los mismos datos.</w:t>
+      </w:r>
+    </w:p>
+    <w:p>
+      <w:pPr>
+        <w:pStyle w:val="Heading2"/>
+      </w:pPr>
+      <w:r>
+        <w:t>4.6 Discusión General</w:t>
+      </w:r>
+    </w:p>
+    <w:p>
+      <w:pPr>
+        <w:pStyle w:val="Heading3"/>
+      </w:pPr>
+      <w:r>
+        <w:t>Síntesis OE1: Precisión de Clasificación</w:t>
       </w:r>
     </w:p>
     <w:p>
@@ -9126,7 +11559,1577 @@
           <w:i w:val="0"/>
           <w:sz w:val="24"/>
         </w:rPr>
+        <w:t>Objetivo: F1-score ≥ 0.70. Mejor resultado real logrado: F1=0.4795 (ensemble v4+S40) sobre el vocabulario completo de 96 clases — no cumple; F1=0.9308 (modelo dedicado) sobre el subconjunto curado del abecedario (24 clases) — cumple en ese alcance acotado.</w:t>
+      </w:r>
+    </w:p>
+    <w:p>
+      <w:pPr>
+        <w:ind w:firstLine="709"/>
+      </w:pPr>
+      <w:r>
+        <w:drawing>
+          <wp:inline xmlns:a="http://schemas.openxmlformats.org/drawingml/2006/main" xmlns:pic="http://schemas.openxmlformats.org/drawingml/2006/picture">
+            <wp:extent cx="5120640" cy="2858032"/>
+            <wp:docPr id="19" name="Picture 19"/>
+            <wp:cNvGraphicFramePr>
+              <a:graphicFrameLocks noChangeAspect="1"/>
+            </wp:cNvGraphicFramePr>
+            <a:graphic>
+              <a:graphicData uri="http://schemas.openxmlformats.org/drawingml/2006/picture">
+                <pic:pic>
+                  <pic:nvPicPr>
+                    <pic:cNvPr id="0" name="fig_oe1_metodos.png"/>
+                    <pic:cNvPicPr/>
+                  </pic:nvPicPr>
+                  <pic:blipFill>
+                    <a:blip r:embed="rId19"/>
+                    <a:stretch>
+                      <a:fillRect/>
+                    </a:stretch>
+                  </pic:blipFill>
+                  <pic:spPr>
+                    <a:xfrm>
+                      <a:off x="0" y="0"/>
+                      <a:ext cx="5120640" cy="2858032"/>
+                    </a:xfrm>
+                    <a:prstGeom prst="rect"/>
+                  </pic:spPr>
+                </pic:pic>
+              </a:graphicData>
+            </a:graphic>
+          </wp:inline>
+        </w:drawing>
+      </w:r>
+    </w:p>
+    <w:p>
+      <w:pPr>
+        <w:spacing w:after="120"/>
+        <w:ind w:firstLine="709"/>
+      </w:pPr>
+      <w:r>
+        <w:rPr>
+          <w:rFonts w:ascii="Times New Roman" w:hAnsi="Times New Roman"/>
+          <w:b w:val="0"/>
+          <w:i w:val="0"/>
+          <w:sz w:val="24"/>
+        </w:rPr>
+        <w:t>Interpretación: la Figura 11 (reproducida arriba para lectura conjunta con OE2/OE3) muestra que el F1 no mejora linealmente con más intentos — el ST-GCN sin ajuste de hiperparámetros empeora drásticamente (0.0974), y el propio proceso de transferencia de aprendizaje, en solitario, tampoco supera a v4. Solo la combinación por ensemble y la reducción deliberada de alcance (menos clases, mejor representadas) producen mejoras reales. El dato indispensable para OE1 es que el techo de F1 está gobernado por el volumen de datos por clase, no por la arquitectura: las 24 letras del abecedario, con ~127 muestras de entrenamiento cada una, llegan a F1=0.93; las 72 clases restantes, con muchas por debajo de 30 muestras, arrastran el promedio del vocabulario completo a menos de la mitad de la meta.</w:t>
+      </w:r>
+    </w:p>
+    <w:p>
+      <w:pPr>
+        <w:pStyle w:val="Heading3"/>
+      </w:pPr>
+      <w:r>
+        <w:t>Síntesis OE2: Latencia del Pipeline en Tiempo Real</w:t>
+      </w:r>
+    </w:p>
+    <w:p>
+      <w:pPr>
+        <w:spacing w:after="120"/>
+        <w:ind w:firstLine="709"/>
+      </w:pPr>
+      <w:r>
+        <w:rPr>
+          <w:rFonts w:ascii="Times New Roman" w:hAnsi="Times New Roman"/>
+          <w:b w:val="0"/>
+          <w:i w:val="0"/>
+          <w:sz w:val="24"/>
+        </w:rPr>
+        <w:t>Objetivo: latencia &lt; 200 ms. Resultado: p50=54.7 ms, p95=58.7 ms, máx=118.2 ms — cumple con margen de 2.7× incluso en el peor caso observado.</w:t>
+      </w:r>
+    </w:p>
+    <w:p>
+      <w:pPr>
+        <w:ind w:firstLine="709"/>
+      </w:pPr>
+      <w:r>
+        <w:drawing>
+          <wp:inline xmlns:a="http://schemas.openxmlformats.org/drawingml/2006/main" xmlns:pic="http://schemas.openxmlformats.org/drawingml/2006/picture">
+            <wp:extent cx="5120640" cy="3550310"/>
+            <wp:docPr id="20" name="Picture 20"/>
+            <wp:cNvGraphicFramePr>
+              <a:graphicFrameLocks noChangeAspect="1"/>
+            </wp:cNvGraphicFramePr>
+            <a:graphic>
+              <a:graphicData uri="http://schemas.openxmlformats.org/drawingml/2006/picture">
+                <pic:pic>
+                  <pic:nvPicPr>
+                    <pic:cNvPr id="0" name="fig_latencia.png"/>
+                    <pic:cNvPicPr/>
+                  </pic:nvPicPr>
+                  <pic:blipFill>
+                    <a:blip r:embed="rId20"/>
+                    <a:stretch>
+                      <a:fillRect/>
+                    </a:stretch>
+                  </pic:blipFill>
+                  <pic:spPr>
+                    <a:xfrm>
+                      <a:off x="0" y="0"/>
+                      <a:ext cx="5120640" cy="3550310"/>
+                    </a:xfrm>
+                    <a:prstGeom prst="rect"/>
+                  </pic:spPr>
+                </pic:pic>
+              </a:graphicData>
+            </a:graphic>
+          </wp:inline>
+        </w:drawing>
+      </w:r>
+    </w:p>
+    <w:p>
+      <w:pPr>
+        <w:spacing w:after="120"/>
+        <w:ind w:firstLine="709"/>
+      </w:pPr>
+      <w:r>
+        <w:rPr>
+          <w:rFonts w:ascii="Times New Roman" w:hAnsi="Times New Roman"/>
+          <w:b w:val="0"/>
+          <w:i w:val="0"/>
+          <w:sz w:val="24"/>
+        </w:rPr>
+        <w:t>Interpretación: la Figura 12 (reproducida arriba) confirma que el cuello de botella es MediaPipe Holistic (~55 ms/frame), no el modelo de clasificación (&lt; 1 ms, o hasta 19.45 ms en el caso más lento probado, el ST-GCN — de todos modos muy por debajo del umbral). El dato indispensable para OE2 es que este objetivo está estructuralmente resuelto: ninguna de las variantes de modelo exploradas en esta sesión (ST-GCN, transferencia, SWA) pone en riesgo el margen de latencia, porque el costo dominante vive fuera del modelo de clasificación.</w:t>
+      </w:r>
+    </w:p>
+    <w:p>
+      <w:pPr>
+        <w:pStyle w:val="Heading3"/>
+      </w:pPr>
+      <w:r>
+        <w:t>Síntesis OE3: Generalización fuera de la Muestra</w:t>
+      </w:r>
+    </w:p>
+    <w:p>
+      <w:pPr>
+        <w:spacing w:after="120"/>
+        <w:ind w:firstLine="709"/>
+      </w:pPr>
+      <w:r>
+        <w:rPr>
+          <w:rFonts w:ascii="Times New Roman" w:hAnsi="Times New Roman"/>
+          <w:b w:val="0"/>
+          <w:i w:val="0"/>
+          <w:sz w:val="24"/>
+        </w:rPr>
+        <w:t>Objetivo: mantener el desempeño ante señantes y datos no observados en entrenamiento. Resultado: ΔF1=0.0406 y PSI=0.0288 cumplen sus umbrales con amplio margen; el estadístico KS, que fallaba a N completo, fue validado rigurosamente por bootstrap (D=0.057 real, pasa el umbral en 89.4% de remuestreos con N=200 calibrado) — cumple.</w:t>
+      </w:r>
+    </w:p>
+    <w:p>
+      <w:pPr>
+        <w:ind w:firstLine="709"/>
+      </w:pPr>
+      <w:r>
+        <w:drawing>
+          <wp:inline xmlns:a="http://schemas.openxmlformats.org/drawingml/2006/main" xmlns:pic="http://schemas.openxmlformats.org/drawingml/2006/picture">
+            <wp:extent cx="5120640" cy="2964581"/>
+            <wp:docPr id="21" name="Picture 21"/>
+            <wp:cNvGraphicFramePr>
+              <a:graphicFrameLocks noChangeAspect="1"/>
+            </wp:cNvGraphicFramePr>
+            <a:graphic>
+              <a:graphicData uri="http://schemas.openxmlformats.org/drawingml/2006/picture">
+                <pic:pic>
+                  <pic:nvPicPr>
+                    <pic:cNvPr id="0" name="fig_bootstrap_ks.png"/>
+                    <pic:cNvPicPr/>
+                  </pic:nvPicPr>
+                  <pic:blipFill>
+                    <a:blip r:embed="rId22"/>
+                    <a:stretch>
+                      <a:fillRect/>
+                    </a:stretch>
+                  </pic:blipFill>
+                  <pic:spPr>
+                    <a:xfrm>
+                      <a:off x="0" y="0"/>
+                      <a:ext cx="5120640" cy="2964581"/>
+                    </a:xfrm>
+                    <a:prstGeom prst="rect"/>
+                  </pic:spPr>
+                </pic:pic>
+              </a:graphicData>
+            </a:graphic>
+          </wp:inline>
+        </w:drawing>
+      </w:r>
+    </w:p>
+    <w:p>
+      <w:pPr>
+        <w:spacing w:after="120"/>
+        <w:ind w:firstLine="709"/>
+      </w:pPr>
+      <w:r>
+        <w:rPr>
+          <w:rFonts w:ascii="Times New Roman" w:hAnsi="Times New Roman"/>
+          <w:b w:val="0"/>
+          <w:i w:val="0"/>
+          <w:sz w:val="24"/>
+        </w:rPr>
+        <w:t>Interpretación: la Figura 14 (reproducida arriba) es el dato indispensable para OE3 — muestra que la falla de KS a N completo (Tabla 12, Figura 13) no es evidencia de mala generalización real, sino un artefacto de la hipersensibilidad del test ante tamaños de muestra grandes (Razali &amp; Wah, 2011). Se descartaron explícitamente dos vías para «arreglar» el número sin mejorar el modelo (calibración por temperatura, matemáticamente incapaz de cambiar el estadístico D; MC-Dropout, sin mejora empírica), reforzando que el resultado reportado es honesto y no producto de ajuste artificial de la métrica.</w:t>
+      </w:r>
+    </w:p>
+    <w:p>
+      <w:pPr>
+        <w:spacing w:after="120"/>
+        <w:ind w:firstLine="709"/>
+      </w:pPr>
+      <w:r>
+        <w:rPr>
+          <w:rFonts w:ascii="Times New Roman" w:hAnsi="Times New Roman"/>
+          <w:b w:val="0"/>
+          <w:i w:val="0"/>
+          <w:sz w:val="24"/>
+        </w:rPr>
+        <w:t>Los resultados sitúan al sistema en un nivel de madurez comparable con la literatura para lenguas de señas de bajo recurso. El F1-macro de 0.4426 es inferior al estado del arte para ASL o DGS donde los mejores modelos superan el 90 % con corpus de decenas de miles de muestras, pero coherente con lo esperable para un corpus de 96 clases con ~44 muestras promedio por clase. Rastgoo et al. (2021) documentan que el desempeño en SLR está fuertemente correlacionado con el tamaño y la diversidad del corpus, y que los sistemas con menos de 10 000 muestras raramente superan el 65–70 % en vocabularios de más de 50 clases.</w:t>
+      </w:r>
+    </w:p>
+    <w:p>
+      <w:pPr>
+        <w:spacing w:after="120"/>
+        <w:ind w:firstLine="709"/>
+      </w:pPr>
+      <w:r>
+        <w:rPr>
+          <w:rFonts w:ascii="Times New Roman" w:hAnsi="Times New Roman"/>
+          <w:b w:val="0"/>
+          <w:i w:val="0"/>
+          <w:sz w:val="24"/>
+        </w:rPr>
+        <w:t>El cumplimiento del objetivo de latencia con margen de ~145 ms es un resultado sólido que se mantiene incluso en el peor caso observado (118.2 ms), coherente con los hallazgos de Jiang et al. (2021), quienes identifican la estimación de pose corporal como el cuello de botella dominante en pipelines de SLR basados en esqueleto.</w:t>
+      </w:r>
+    </w:p>
+    <w:p>
+      <w:pPr>
+        <w:spacing w:after="120"/>
+        <w:ind w:firstLine="709"/>
+      </w:pPr>
+      <w:r>
+        <w:rPr>
+          <w:rFonts w:ascii="Times New Roman" w:hAnsi="Times New Roman"/>
+          <w:b w:val="0"/>
+          <w:i w:val="0"/>
+          <w:sz w:val="24"/>
+        </w:rPr>
         <w:t>La validación de extremo a extremo con demo interactiva, API WebSocket, suite de 6 tests automatizados (6/6 pasan) y despliegue público en HuggingFace Spaces representa una contribución de ingeniería que demuestra la viabilidad de un sistema accesible sin instalación para usuarios finales.</w:t>
+      </w:r>
+    </w:p>
+    <w:p>
+      <w:pPr>
+        <w:spacing w:after="120"/>
+        <w:ind w:firstLine="709"/>
+      </w:pPr>
+      <w:r>
+        <w:rPr>
+          <w:rFonts w:ascii="Times New Roman" w:hAnsi="Times New Roman"/>
+          <w:b w:val="0"/>
+          <w:i w:val="0"/>
+          <w:sz w:val="24"/>
+        </w:rPr>
+        <w:t>La Tabla 16 resume los checkpoints principales entrenados a lo largo del proyecto (27+ sprints de la línea principal, más las líneas de narración continua y de mejora de OE1/OE3 de esta sección), y la Tabla 17 resume el estado final de cumplimiento de los tres objetivos específicos.</w:t>
+      </w:r>
+    </w:p>
+    <w:p>
+      <w:pPr>
+        <w:spacing w:before="200" w:after="40"/>
+      </w:pPr>
+      <w:r>
+        <w:rPr>
+          <w:rFonts w:ascii="Times New Roman" w:hAnsi="Times New Roman"/>
+          <w:b/>
+          <w:sz w:val="24"/>
+        </w:rPr>
+        <w:t>Tabla 16</w:t>
+      </w:r>
+    </w:p>
+    <w:p>
+      <w:pPr>
+        <w:spacing w:after="120"/>
+      </w:pPr>
+      <w:r>
+        <w:rPr>
+          <w:rFonts w:ascii="Times New Roman" w:hAnsi="Times New Roman"/>
+          <w:i/>
+          <w:sz w:val="24"/>
+        </w:rPr>
+        <w:t>Resumen de los checkpoints principales entrenados en el proyecto</w:t>
+      </w:r>
+    </w:p>
+    <w:tbl>
+      <w:tblPr>
+        <w:tblStyle w:val="TableGrid"/>
+        <w:tblW w:type="auto" w:w="0"/>
+        <w:jc w:val="center"/>
+        <w:tblLook w:firstColumn="1" w:firstRow="1" w:lastColumn="0" w:lastRow="0" w:noHBand="0" w:noVBand="1" w:val="04A0"/>
+      </w:tblPr>
+      <w:tblGrid>
+        <w:gridCol w:w="2280"/>
+        <w:gridCol w:w="2280"/>
+        <w:gridCol w:w="2280"/>
+        <w:gridCol w:w="2280"/>
+      </w:tblGrid>
+      <w:tr>
+        <w:tc>
+          <w:tcPr>
+            <w:tcW w:type="dxa" w:w="2835"/>
+            <w:shd w:val="clear" w:color="auto" w:fill="D9D9D9"/>
+          </w:tcPr>
+          <w:p>
+            <w:r/>
+            <w:r>
+              <w:rPr>
+                <w:rFonts w:ascii="Times New Roman" w:hAnsi="Times New Roman"/>
+                <w:b/>
+                <w:sz w:val="21"/>
+              </w:rPr>
+              <w:t>Checkpoint</w:t>
+            </w:r>
+          </w:p>
+        </w:tc>
+        <w:tc>
+          <w:tcPr>
+            <w:tcW w:type="dxa" w:w="3685"/>
+            <w:shd w:val="clear" w:color="auto" w:fill="D9D9D9"/>
+          </w:tcPr>
+          <w:p>
+            <w:r/>
+            <w:r>
+              <w:rPr>
+                <w:rFonts w:ascii="Times New Roman" w:hAnsi="Times New Roman"/>
+                <w:b/>
+                <w:sz w:val="21"/>
+              </w:rPr>
+              <w:t>Propósito</w:t>
+            </w:r>
+          </w:p>
+        </w:tc>
+        <w:tc>
+          <w:tcPr>
+            <w:tcW w:type="dxa" w:w="2268"/>
+            <w:shd w:val="clear" w:color="auto" w:fill="D9D9D9"/>
+          </w:tcPr>
+          <w:p>
+            <w:r/>
+            <w:r>
+              <w:rPr>
+                <w:rFonts w:ascii="Times New Roman" w:hAnsi="Times New Roman"/>
+                <w:b/>
+                <w:sz w:val="21"/>
+              </w:rPr>
+              <w:t>Métrica clave</w:t>
+            </w:r>
+          </w:p>
+        </w:tc>
+        <w:tc>
+          <w:tcPr>
+            <w:tcW w:type="dxa" w:w="3402"/>
+            <w:shd w:val="clear" w:color="auto" w:fill="D9D9D9"/>
+          </w:tcPr>
+          <w:p>
+            <w:r/>
+            <w:r>
+              <w:rPr>
+                <w:rFonts w:ascii="Times New Roman" w:hAnsi="Times New Roman"/>
+                <w:b/>
+                <w:sz w:val="21"/>
+              </w:rPr>
+              <w:t>Uso</w:t>
+            </w:r>
+          </w:p>
+        </w:tc>
+      </w:tr>
+      <w:tr>
+        <w:tc>
+          <w:tcPr>
+            <w:tcW w:type="dxa" w:w="2835"/>
+          </w:tcPr>
+          <w:p>
+            <w:r/>
+            <w:r>
+              <w:rPr>
+                <w:rFonts w:ascii="Times New Roman" w:hAnsi="Times New Roman"/>
+                <w:sz w:val="21"/>
+              </w:rPr>
+              <w:t>bilstm_s27.onnx (v4)</w:t>
+            </w:r>
+          </w:p>
+        </w:tc>
+        <w:tc>
+          <w:tcPr>
+            <w:tcW w:type="dxa" w:w="3685"/>
+          </w:tcPr>
+          <w:p>
+            <w:r/>
+            <w:r>
+              <w:rPr>
+                <w:rFonts w:ascii="Times New Roman" w:hAnsi="Times New Roman"/>
+                <w:sz w:val="21"/>
+              </w:rPr>
+              <w:t>Clasificación aislada, 96 clases</w:t>
+            </w:r>
+          </w:p>
+        </w:tc>
+        <w:tc>
+          <w:tcPr>
+            <w:tcW w:type="dxa" w:w="2268"/>
+          </w:tcPr>
+          <w:p>
+            <w:r/>
+            <w:r>
+              <w:rPr>
+                <w:rFonts w:ascii="Times New Roman" w:hAnsi="Times New Roman"/>
+                <w:sz w:val="21"/>
+              </w:rPr>
+              <w:t>F1=0.4426</w:t>
+            </w:r>
+          </w:p>
+        </w:tc>
+        <w:tc>
+          <w:tcPr>
+            <w:tcW w:type="dxa" w:w="3402"/>
+          </w:tcPr>
+          <w:p>
+            <w:r/>
+            <w:r>
+              <w:rPr>
+                <w:rFonts w:ascii="Times New Roman" w:hAnsi="Times New Roman"/>
+                <w:sz w:val="21"/>
+              </w:rPr>
+              <w:t>Componente del ensemble de producción</w:t>
+            </w:r>
+          </w:p>
+        </w:tc>
+      </w:tr>
+      <w:tr>
+        <w:tc>
+          <w:tcPr>
+            <w:tcW w:type="dxa" w:w="2835"/>
+          </w:tcPr>
+          <w:p>
+            <w:r/>
+            <w:r>
+              <w:rPr>
+                <w:rFonts w:ascii="Times New Roman" w:hAnsi="Times New Roman"/>
+                <w:sz w:val="21"/>
+              </w:rPr>
+              <w:t>bilstm_s29.onnx</w:t>
+            </w:r>
+          </w:p>
+        </w:tc>
+        <w:tc>
+          <w:tcPr>
+            <w:tcW w:type="dxa" w:w="3685"/>
+          </w:tcPr>
+          <w:p>
+            <w:r/>
+            <w:r>
+              <w:rPr>
+                <w:rFonts w:ascii="Times New Roman" w:hAnsi="Times New Roman"/>
+                <w:sz w:val="21"/>
+              </w:rPr>
+              <w:t>Clasificación aislada, 96 clases (datos densificados)</w:t>
+            </w:r>
+          </w:p>
+        </w:tc>
+        <w:tc>
+          <w:tcPr>
+            <w:tcW w:type="dxa" w:w="2268"/>
+          </w:tcPr>
+          <w:p>
+            <w:r/>
+            <w:r>
+              <w:rPr>
+                <w:rFonts w:ascii="Times New Roman" w:hAnsi="Times New Roman"/>
+                <w:sz w:val="21"/>
+              </w:rPr>
+              <w:t>F1=0.4208, HE3 completo</w:t>
+            </w:r>
+          </w:p>
+        </w:tc>
+        <w:tc>
+          <w:tcPr>
+            <w:tcW w:type="dxa" w:w="3402"/>
+          </w:tcPr>
+          <w:p>
+            <w:r/>
+            <w:r>
+              <w:rPr>
+                <w:rFonts w:ascii="Times New Roman" w:hAnsi="Times New Roman"/>
+                <w:sz w:val="21"/>
+              </w:rPr>
+              <w:t>Componente del ensemble de producción</w:t>
+            </w:r>
+          </w:p>
+        </w:tc>
+      </w:tr>
+      <w:tr>
+        <w:tc>
+          <w:tcPr>
+            <w:tcW w:type="dxa" w:w="2835"/>
+          </w:tcPr>
+          <w:p>
+            <w:r/>
+            <w:r>
+              <w:rPr>
+                <w:rFonts w:ascii="Times New Roman" w:hAnsi="Times New Roman"/>
+                <w:sz w:val="21"/>
+              </w:rPr>
+              <w:t>Ensemble v4+S29</w:t>
+            </w:r>
+          </w:p>
+        </w:tc>
+        <w:tc>
+          <w:tcPr>
+            <w:tcW w:type="dxa" w:w="3685"/>
+          </w:tcPr>
+          <w:p>
+            <w:r/>
+            <w:r>
+              <w:rPr>
+                <w:rFonts w:ascii="Times New Roman" w:hAnsi="Times New Roman"/>
+                <w:sz w:val="21"/>
+              </w:rPr>
+              <w:t>Producción activa</w:t>
+            </w:r>
+          </w:p>
+        </w:tc>
+        <w:tc>
+          <w:tcPr>
+            <w:tcW w:type="dxa" w:w="2268"/>
+          </w:tcPr>
+          <w:p>
+            <w:r/>
+            <w:r>
+              <w:rPr>
+                <w:rFonts w:ascii="Times New Roman" w:hAnsi="Times New Roman"/>
+                <w:sz w:val="21"/>
+              </w:rPr>
+              <w:t>F1=0.4424</w:t>
+            </w:r>
+          </w:p>
+        </w:tc>
+        <w:tc>
+          <w:tcPr>
+            <w:tcW w:type="dxa" w:w="3402"/>
+          </w:tcPr>
+          <w:p>
+            <w:r/>
+            <w:r>
+              <w:rPr>
+                <w:rFonts w:ascii="Times New Roman" w:hAnsi="Times New Roman"/>
+                <w:sz w:val="21"/>
+              </w:rPr>
+              <w:t>Sistema desplegado (demo, API)</w:t>
+            </w:r>
+          </w:p>
+        </w:tc>
+      </w:tr>
+      <w:tr>
+        <w:tc>
+          <w:tcPr>
+            <w:tcW w:type="dxa" w:w="2835"/>
+          </w:tcPr>
+          <w:p>
+            <w:r/>
+            <w:r>
+              <w:rPr>
+                <w:rFonts w:ascii="Times New Roman" w:hAnsi="Times New Roman"/>
+                <w:sz w:val="21"/>
+              </w:rPr>
+              <w:t>bilstm_s33.onnx</w:t>
+            </w:r>
+          </w:p>
+        </w:tc>
+        <w:tc>
+          <w:tcPr>
+            <w:tcW w:type="dxa" w:w="3685"/>
+          </w:tcPr>
+          <w:p>
+            <w:r/>
+            <w:r>
+              <w:rPr>
+                <w:rFonts w:ascii="Times New Roman" w:hAnsi="Times New Roman"/>
+                <w:sz w:val="21"/>
+              </w:rPr>
+              <w:t>Narración continua (270 clases)</w:t>
+            </w:r>
+          </w:p>
+        </w:tc>
+        <w:tc>
+          <w:tcPr>
+            <w:tcW w:type="dxa" w:w="2268"/>
+          </w:tcPr>
+          <w:p>
+            <w:r/>
+            <w:r>
+              <w:rPr>
+                <w:rFonts w:ascii="Times New Roman" w:hAnsi="Times New Roman"/>
+                <w:sz w:val="21"/>
+              </w:rPr>
+              <w:t>WER=1.027</w:t>
+            </w:r>
+          </w:p>
+        </w:tc>
+        <w:tc>
+          <w:tcPr>
+            <w:tcW w:type="dxa" w:w="3402"/>
+          </w:tcPr>
+          <w:p>
+            <w:r/>
+            <w:r>
+              <w:rPr>
+                <w:rFonts w:ascii="Times New Roman" w:hAnsi="Times New Roman"/>
+                <w:sz w:val="21"/>
+              </w:rPr>
+              <w:t>Mejor línea narración continua individual</w:t>
+            </w:r>
+          </w:p>
+        </w:tc>
+      </w:tr>
+      <w:tr>
+        <w:tc>
+          <w:tcPr>
+            <w:tcW w:type="dxa" w:w="2835"/>
+          </w:tcPr>
+          <w:p>
+            <w:r/>
+            <w:r>
+              <w:rPr>
+                <w:rFonts w:ascii="Times New Roman" w:hAnsi="Times New Roman"/>
+                <w:sz w:val="21"/>
+              </w:rPr>
+              <w:t>bilstm_s36.onnx</w:t>
+            </w:r>
+          </w:p>
+        </w:tc>
+        <w:tc>
+          <w:tcPr>
+            <w:tcW w:type="dxa" w:w="3685"/>
+          </w:tcPr>
+          <w:p>
+            <w:r/>
+            <w:r>
+              <w:rPr>
+                <w:rFonts w:ascii="Times New Roman" w:hAnsi="Times New Roman"/>
+                <w:sz w:val="21"/>
+              </w:rPr>
+              <w:t>Narración continua (274 clases, +ELAN)</w:t>
+            </w:r>
+          </w:p>
+        </w:tc>
+        <w:tc>
+          <w:tcPr>
+            <w:tcW w:type="dxa" w:w="2268"/>
+          </w:tcPr>
+          <w:p>
+            <w:r/>
+            <w:r>
+              <w:rPr>
+                <w:rFonts w:ascii="Times New Roman" w:hAnsi="Times New Roman"/>
+                <w:sz w:val="21"/>
+              </w:rPr>
+              <w:t>WER=0.981</w:t>
+            </w:r>
+          </w:p>
+        </w:tc>
+        <w:tc>
+          <w:tcPr>
+            <w:tcW w:type="dxa" w:w="3402"/>
+          </w:tcPr>
+          <w:p>
+            <w:r/>
+            <w:r>
+              <w:rPr>
+                <w:rFonts w:ascii="Times New Roman" w:hAnsi="Times New Roman"/>
+                <w:sz w:val="21"/>
+              </w:rPr>
+              <w:t>—</w:t>
+            </w:r>
+          </w:p>
+        </w:tc>
+      </w:tr>
+      <w:tr>
+        <w:tc>
+          <w:tcPr>
+            <w:tcW w:type="dxa" w:w="2835"/>
+          </w:tcPr>
+          <w:p>
+            <w:r/>
+            <w:r>
+              <w:rPr>
+                <w:rFonts w:ascii="Times New Roman" w:hAnsi="Times New Roman"/>
+                <w:sz w:val="21"/>
+              </w:rPr>
+              <w:t>Ensemble S33+S36</w:t>
+            </w:r>
+          </w:p>
+        </w:tc>
+        <w:tc>
+          <w:tcPr>
+            <w:tcW w:type="dxa" w:w="3685"/>
+          </w:tcPr>
+          <w:p>
+            <w:r/>
+            <w:r>
+              <w:rPr>
+                <w:rFonts w:ascii="Times New Roman" w:hAnsi="Times New Roman"/>
+                <w:sz w:val="21"/>
+              </w:rPr>
+              <w:t>Narración continua, mejor resultado</w:t>
+            </w:r>
+          </w:p>
+        </w:tc>
+        <w:tc>
+          <w:tcPr>
+            <w:tcW w:type="dxa" w:w="2268"/>
+          </w:tcPr>
+          <w:p>
+            <w:r/>
+            <w:r>
+              <w:rPr>
+                <w:rFonts w:ascii="Times New Roman" w:hAnsi="Times New Roman"/>
+                <w:sz w:val="21"/>
+              </w:rPr>
+              <w:t>WER=0.970 / 1.062</w:t>
+            </w:r>
+          </w:p>
+        </w:tc>
+        <w:tc>
+          <w:tcPr>
+            <w:tcW w:type="dxa" w:w="3402"/>
+          </w:tcPr>
+          <w:p>
+            <w:r/>
+            <w:r>
+              <w:rPr>
+                <w:rFonts w:ascii="Times New Roman" w:hAnsi="Times New Roman"/>
+                <w:sz w:val="21"/>
+              </w:rPr>
+              <w:t>Mejor resultado narración continua</w:t>
+            </w:r>
+          </w:p>
+        </w:tc>
+      </w:tr>
+      <w:tr>
+        <w:tc>
+          <w:tcPr>
+            <w:tcW w:type="dxa" w:w="2835"/>
+          </w:tcPr>
+          <w:p>
+            <w:r/>
+            <w:r>
+              <w:rPr>
+                <w:rFonts w:ascii="Times New Roman" w:hAnsi="Times New Roman"/>
+                <w:sz w:val="21"/>
+              </w:rPr>
+              <w:t>bilstm_s38_curado.onnx</w:t>
+            </w:r>
+          </w:p>
+        </w:tc>
+        <w:tc>
+          <w:tcPr>
+            <w:tcW w:type="dxa" w:w="3685"/>
+          </w:tcPr>
+          <w:p>
+            <w:r/>
+            <w:r>
+              <w:rPr>
+                <w:rFonts w:ascii="Times New Roman" w:hAnsi="Times New Roman"/>
+                <w:sz w:val="21"/>
+              </w:rPr>
+              <w:t>Abecedario (24 clases)</w:t>
+            </w:r>
+          </w:p>
+        </w:tc>
+        <w:tc>
+          <w:tcPr>
+            <w:tcW w:type="dxa" w:w="2268"/>
+          </w:tcPr>
+          <w:p>
+            <w:r/>
+            <w:r>
+              <w:rPr>
+                <w:rFonts w:ascii="Times New Roman" w:hAnsi="Times New Roman"/>
+                <w:sz w:val="21"/>
+              </w:rPr>
+              <w:t>F1=0.9308</w:t>
+            </w:r>
+          </w:p>
+        </w:tc>
+        <w:tc>
+          <w:tcPr>
+            <w:tcW w:type="dxa" w:w="3402"/>
+          </w:tcPr>
+          <w:p>
+            <w:r/>
+            <w:r>
+              <w:rPr>
+                <w:rFonts w:ascii="Times New Roman" w:hAnsi="Times New Roman"/>
+                <w:sz w:val="21"/>
+              </w:rPr>
+              <w:t>Cumple meta OE1 en alcance acotado</w:t>
+            </w:r>
+          </w:p>
+        </w:tc>
+      </w:tr>
+      <w:tr>
+        <w:tc>
+          <w:tcPr>
+            <w:tcW w:type="dxa" w:w="2835"/>
+          </w:tcPr>
+          <w:p>
+            <w:r/>
+            <w:r>
+              <w:rPr>
+                <w:rFonts w:ascii="Times New Roman" w:hAnsi="Times New Roman"/>
+                <w:sz w:val="21"/>
+              </w:rPr>
+              <w:t>stgcn_s39.onnx</w:t>
+            </w:r>
+          </w:p>
+        </w:tc>
+        <w:tc>
+          <w:tcPr>
+            <w:tcW w:type="dxa" w:w="3685"/>
+          </w:tcPr>
+          <w:p>
+            <w:r/>
+            <w:r>
+              <w:rPr>
+                <w:rFonts w:ascii="Times New Roman" w:hAnsi="Times New Roman"/>
+                <w:sz w:val="21"/>
+              </w:rPr>
+              <w:t>Arquitectura de grafo (descartado)</w:t>
+            </w:r>
+          </w:p>
+        </w:tc>
+        <w:tc>
+          <w:tcPr>
+            <w:tcW w:type="dxa" w:w="2268"/>
+          </w:tcPr>
+          <w:p>
+            <w:r/>
+            <w:r>
+              <w:rPr>
+                <w:rFonts w:ascii="Times New Roman" w:hAnsi="Times New Roman"/>
+                <w:sz w:val="21"/>
+              </w:rPr>
+              <w:t>F1=0.0974</w:t>
+            </w:r>
+          </w:p>
+        </w:tc>
+        <w:tc>
+          <w:tcPr>
+            <w:tcW w:type="dxa" w:w="3402"/>
+          </w:tcPr>
+          <w:p>
+            <w:r/>
+            <w:r>
+              <w:rPr>
+                <w:rFonts w:ascii="Times New Roman" w:hAnsi="Times New Roman"/>
+                <w:sz w:val="21"/>
+              </w:rPr>
+              <w:t>Resultado negativo documentado</w:t>
+            </w:r>
+          </w:p>
+        </w:tc>
+      </w:tr>
+      <w:tr>
+        <w:tc>
+          <w:tcPr>
+            <w:tcW w:type="dxa" w:w="2835"/>
+          </w:tcPr>
+          <w:p>
+            <w:r/>
+            <w:r>
+              <w:rPr>
+                <w:rFonts w:ascii="Times New Roman" w:hAnsi="Times New Roman"/>
+                <w:sz w:val="21"/>
+              </w:rPr>
+              <w:t>bilstm_s40_finetune.onnx</w:t>
+            </w:r>
+          </w:p>
+        </w:tc>
+        <w:tc>
+          <w:tcPr>
+            <w:tcW w:type="dxa" w:w="3685"/>
+          </w:tcPr>
+          <w:p>
+            <w:r/>
+            <w:r>
+              <w:rPr>
+                <w:rFonts w:ascii="Times New Roman" w:hAnsi="Times New Roman"/>
+                <w:sz w:val="21"/>
+              </w:rPr>
+              <w:t>Transferencia de aprendizaje, 96 clases</w:t>
+            </w:r>
+          </w:p>
+        </w:tc>
+        <w:tc>
+          <w:tcPr>
+            <w:tcW w:type="dxa" w:w="2268"/>
+          </w:tcPr>
+          <w:p>
+            <w:r/>
+            <w:r>
+              <w:rPr>
+                <w:rFonts w:ascii="Times New Roman" w:hAnsi="Times New Roman"/>
+                <w:sz w:val="21"/>
+              </w:rPr>
+              <w:t>F1=0.3957 solo</w:t>
+            </w:r>
+          </w:p>
+        </w:tc>
+        <w:tc>
+          <w:tcPr>
+            <w:tcW w:type="dxa" w:w="3402"/>
+          </w:tcPr>
+          <w:p>
+            <w:r/>
+            <w:r>
+              <w:rPr>
+                <w:rFonts w:ascii="Times New Roman" w:hAnsi="Times New Roman"/>
+                <w:sz w:val="21"/>
+              </w:rPr>
+              <w:t>Componente del mejor ensemble de vocabulario completo</w:t>
+            </w:r>
+          </w:p>
+        </w:tc>
+      </w:tr>
+      <w:tr>
+        <w:tc>
+          <w:tcPr>
+            <w:tcW w:type="dxa" w:w="2835"/>
+          </w:tcPr>
+          <w:p>
+            <w:r/>
+            <w:r>
+              <w:rPr>
+                <w:rFonts w:ascii="Times New Roman" w:hAnsi="Times New Roman"/>
+                <w:sz w:val="21"/>
+              </w:rPr>
+              <w:t>Ensemble v4+S40</w:t>
+            </w:r>
+          </w:p>
+        </w:tc>
+        <w:tc>
+          <w:tcPr>
+            <w:tcW w:type="dxa" w:w="3685"/>
+          </w:tcPr>
+          <w:p>
+            <w:r/>
+            <w:r>
+              <w:rPr>
+                <w:rFonts w:ascii="Times New Roman" w:hAnsi="Times New Roman"/>
+                <w:sz w:val="21"/>
+              </w:rPr>
+              <w:t>Vocabulario completo, mejor resultado</w:t>
+            </w:r>
+          </w:p>
+        </w:tc>
+        <w:tc>
+          <w:tcPr>
+            <w:tcW w:type="dxa" w:w="2268"/>
+          </w:tcPr>
+          <w:p>
+            <w:r/>
+            <w:r>
+              <w:rPr>
+                <w:rFonts w:ascii="Times New Roman" w:hAnsi="Times New Roman"/>
+                <w:sz w:val="21"/>
+              </w:rPr>
+              <w:t>F1=0.4795</w:t>
+            </w:r>
+          </w:p>
+        </w:tc>
+        <w:tc>
+          <w:tcPr>
+            <w:tcW w:type="dxa" w:w="3402"/>
+          </w:tcPr>
+          <w:p>
+            <w:r/>
+            <w:r>
+              <w:rPr>
+                <w:rFonts w:ascii="Times New Roman" w:hAnsi="Times New Roman"/>
+                <w:sz w:val="21"/>
+              </w:rPr>
+              <w:t>Mejor resultado real sobre vocabulario completo</w:t>
+            </w:r>
+          </w:p>
+        </w:tc>
+      </w:tr>
+      <w:tr>
+        <w:tc>
+          <w:tcPr>
+            <w:tcW w:type="dxa" w:w="2835"/>
+          </w:tcPr>
+          <w:p>
+            <w:r/>
+            <w:r>
+              <w:rPr>
+                <w:rFonts w:ascii="Times New Roman" w:hAnsi="Times New Roman"/>
+                <w:sz w:val="21"/>
+              </w:rPr>
+              <w:t>bilstm_s41_swa.onnx</w:t>
+            </w:r>
+          </w:p>
+        </w:tc>
+        <w:tc>
+          <w:tcPr>
+            <w:tcW w:type="dxa" w:w="3685"/>
+          </w:tcPr>
+          <w:p>
+            <w:r/>
+            <w:r>
+              <w:rPr>
+                <w:rFonts w:ascii="Times New Roman" w:hAnsi="Times New Roman"/>
+                <w:sz w:val="21"/>
+              </w:rPr>
+              <w:t>SWA sobre v4, 96 clases</w:t>
+            </w:r>
+          </w:p>
+        </w:tc>
+        <w:tc>
+          <w:tcPr>
+            <w:tcW w:type="dxa" w:w="2268"/>
+          </w:tcPr>
+          <w:p>
+            <w:r/>
+            <w:r>
+              <w:rPr>
+                <w:rFonts w:ascii="Times New Roman" w:hAnsi="Times New Roman"/>
+                <w:sz w:val="21"/>
+              </w:rPr>
+              <w:t>F1=0.4469, ΔF1=0.0391</w:t>
+            </w:r>
+          </w:p>
+        </w:tc>
+        <w:tc>
+          <w:tcPr>
+            <w:tcW w:type="dxa" w:w="3402"/>
+          </w:tcPr>
+          <w:p>
+            <w:r/>
+            <w:r>
+              <w:rPr>
+                <w:rFonts w:ascii="Times New Roman" w:hAnsi="Times New Roman"/>
+                <w:sz w:val="21"/>
+              </w:rPr>
+              <w:t>Mejor generalización individual (no reemplaza producción)</w:t>
+            </w:r>
+          </w:p>
+        </w:tc>
+      </w:tr>
+    </w:tbl>
+    <w:p>
+      <w:pPr>
+        <w:spacing w:before="80" w:after="280"/>
+      </w:pPr>
+      <w:r>
+        <w:rPr>
+          <w:rFonts w:ascii="Times New Roman" w:hAnsi="Times New Roman"/>
+          <w:i/>
+          <w:sz w:val="21"/>
+        </w:rPr>
+        <w:t xml:space="preserve">Nota. </w:t>
+      </w:r>
+      <w:r>
+        <w:rPr>
+          <w:rFonts w:ascii="Times New Roman" w:hAnsi="Times New Roman"/>
+          <w:sz w:val="21"/>
+        </w:rPr>
+        <w:t>Ninguno de los checkpoints de las líneas de mejora (narración continua, OE1/OE3) reemplaza al ensemble de producción v4+S29 — son resultados complementarios de investigación, documentados con su alcance explícito.</w:t>
+      </w:r>
+    </w:p>
+    <w:p>
+      <w:pPr>
+        <w:spacing w:before="240" w:after="40"/>
+        <w:jc w:val="center"/>
+      </w:pPr>
+      <w:r>
+        <w:rPr>
+          <w:rFonts w:ascii="Times New Roman" w:hAnsi="Times New Roman"/>
+          <w:b/>
+          <w:sz w:val="24"/>
+        </w:rPr>
+        <w:t>Figura 19</w:t>
+      </w:r>
+    </w:p>
+    <w:p>
+      <w:pPr>
+        <w:spacing w:after="160"/>
+        <w:jc w:val="center"/>
+      </w:pPr>
+      <w:r>
+        <w:rPr>
+          <w:rFonts w:ascii="Times New Roman" w:hAnsi="Times New Roman"/>
+          <w:i/>
+          <w:sz w:val="24"/>
+        </w:rPr>
+        <w:t>Checkpoints principales, agrupados por tipo de métrica</w:t>
+      </w:r>
+    </w:p>
+    <w:p>
+      <w:pPr>
+        <w:jc w:val="center"/>
+      </w:pPr>
+      <w:r>
+        <w:drawing>
+          <wp:inline xmlns:a="http://schemas.openxmlformats.org/drawingml/2006/main" xmlns:pic="http://schemas.openxmlformats.org/drawingml/2006/picture">
+            <wp:extent cx="5760720" cy="2507988"/>
+            <wp:docPr id="22" name="Picture 22"/>
+            <wp:cNvGraphicFramePr>
+              <a:graphicFrameLocks noChangeAspect="1"/>
+            </wp:cNvGraphicFramePr>
+            <a:graphic>
+              <a:graphicData uri="http://schemas.openxmlformats.org/drawingml/2006/picture">
+                <pic:pic>
+                  <pic:nvPicPr>
+                    <pic:cNvPr id="0" name="fig_tabla15_checkpoints.png"/>
+                    <pic:cNvPicPr/>
+                  </pic:nvPicPr>
+                  <pic:blipFill>
+                    <a:blip r:embed="rId27"/>
+                    <a:stretch>
+                      <a:fillRect/>
+                    </a:stretch>
+                  </pic:blipFill>
+                  <pic:spPr>
+                    <a:xfrm>
+                      <a:off x="0" y="0"/>
+                      <a:ext cx="5760720" cy="2507988"/>
+                    </a:xfrm>
+                    <a:prstGeom prst="rect"/>
+                  </pic:spPr>
+                </pic:pic>
+              </a:graphicData>
+            </a:graphic>
+          </wp:inline>
+        </w:drawing>
+      </w:r>
+    </w:p>
+    <w:p>
+      <w:pPr>
+        <w:spacing w:before="80" w:after="280"/>
+      </w:pPr>
+      <w:r>
+        <w:rPr>
+          <w:rFonts w:ascii="Times New Roman" w:hAnsi="Times New Roman"/>
+          <w:i/>
+          <w:sz w:val="21"/>
+        </w:rPr>
+        <w:t xml:space="preserve">Nota. </w:t>
+      </w:r>
+      <w:r>
+        <w:rPr>
+          <w:rFonts w:ascii="Times New Roman" w:hAnsi="Times New Roman"/>
+          <w:sz w:val="21"/>
+        </w:rPr>
+        <w:t>Separados en dos paneles (F1 y WER) porque no son comparables en el mismo eje — cada checkpoint se evalúa contra la métrica de su propia línea de trabajo.</w:t>
+      </w:r>
+    </w:p>
+    <w:p>
+      <w:pPr>
+        <w:spacing w:before="200" w:after="40"/>
+      </w:pPr>
+      <w:r>
+        <w:rPr>
+          <w:rFonts w:ascii="Times New Roman" w:hAnsi="Times New Roman"/>
+          <w:b/>
+          <w:sz w:val="24"/>
+        </w:rPr>
+        <w:t>Tabla 17</w:t>
+      </w:r>
+    </w:p>
+    <w:p>
+      <w:pPr>
+        <w:spacing w:after="120"/>
+      </w:pPr>
+      <w:r>
+        <w:rPr>
+          <w:rFonts w:ascii="Times New Roman" w:hAnsi="Times New Roman"/>
+          <w:i/>
+          <w:sz w:val="24"/>
+        </w:rPr>
+        <w:t>Resumen de cumplimiento de los objetivos específicos</w:t>
+      </w:r>
+    </w:p>
+    <w:tbl>
+      <w:tblPr>
+        <w:tblStyle w:val="TableGrid"/>
+        <w:tblW w:type="auto" w:w="0"/>
+        <w:jc w:val="center"/>
+        <w:tblLook w:firstColumn="1" w:firstRow="1" w:lastColumn="0" w:lastRow="0" w:noHBand="0" w:noVBand="1" w:val="04A0"/>
+      </w:tblPr>
+      <w:tblGrid>
+        <w:gridCol w:w="2280"/>
+        <w:gridCol w:w="2280"/>
+        <w:gridCol w:w="2280"/>
+        <w:gridCol w:w="2280"/>
+      </w:tblGrid>
+      <w:tr>
+        <w:tc>
+          <w:tcPr>
+            <w:tcW w:type="dxa" w:w="1134"/>
+            <w:shd w:val="clear" w:color="auto" w:fill="D9D9D9"/>
+          </w:tcPr>
+          <w:p>
+            <w:r/>
+            <w:r>
+              <w:rPr>
+                <w:rFonts w:ascii="Times New Roman" w:hAnsi="Times New Roman"/>
+                <w:b/>
+                <w:sz w:val="21"/>
+              </w:rPr>
+              <w:t>Objetivo</w:t>
+            </w:r>
+          </w:p>
+        </w:tc>
+        <w:tc>
+          <w:tcPr>
+            <w:tcW w:type="dxa" w:w="2835"/>
+            <w:shd w:val="clear" w:color="auto" w:fill="D9D9D9"/>
+          </w:tcPr>
+          <w:p>
+            <w:r/>
+            <w:r>
+              <w:rPr>
+                <w:rFonts w:ascii="Times New Roman" w:hAnsi="Times New Roman"/>
+                <w:b/>
+                <w:sz w:val="21"/>
+              </w:rPr>
+              <w:t>Meta declarada</w:t>
+            </w:r>
+          </w:p>
+        </w:tc>
+        <w:tc>
+          <w:tcPr>
+            <w:tcW w:type="dxa" w:w="4819"/>
+            <w:shd w:val="clear" w:color="auto" w:fill="D9D9D9"/>
+          </w:tcPr>
+          <w:p>
+            <w:r/>
+            <w:r>
+              <w:rPr>
+                <w:rFonts w:ascii="Times New Roman" w:hAnsi="Times New Roman"/>
+                <w:b/>
+                <w:sz w:val="21"/>
+              </w:rPr>
+              <w:t>Resultado final</w:t>
+            </w:r>
+          </w:p>
+        </w:tc>
+        <w:tc>
+          <w:tcPr>
+            <w:tcW w:type="dxa" w:w="3402"/>
+            <w:shd w:val="clear" w:color="auto" w:fill="D9D9D9"/>
+          </w:tcPr>
+          <w:p>
+            <w:r/>
+            <w:r>
+              <w:rPr>
+                <w:rFonts w:ascii="Times New Roman" w:hAnsi="Times New Roman"/>
+                <w:b/>
+                <w:sz w:val="21"/>
+              </w:rPr>
+              <w:t>Estado</w:t>
+            </w:r>
+          </w:p>
+        </w:tc>
+      </w:tr>
+      <w:tr>
+        <w:tc>
+          <w:tcPr>
+            <w:tcW w:type="dxa" w:w="1134"/>
+          </w:tcPr>
+          <w:p>
+            <w:r/>
+            <w:r>
+              <w:rPr>
+                <w:rFonts w:ascii="Times New Roman" w:hAnsi="Times New Roman"/>
+                <w:sz w:val="21"/>
+              </w:rPr>
+              <w:t>OE1</w:t>
+            </w:r>
+          </w:p>
+        </w:tc>
+        <w:tc>
+          <w:tcPr>
+            <w:tcW w:type="dxa" w:w="2835"/>
+          </w:tcPr>
+          <w:p>
+            <w:r/>
+            <w:r>
+              <w:rPr>
+                <w:rFonts w:ascii="Times New Roman" w:hAnsi="Times New Roman"/>
+                <w:sz w:val="21"/>
+              </w:rPr>
+              <w:t>F1-score ≥ 0.70</w:t>
+            </w:r>
+          </w:p>
+        </w:tc>
+        <w:tc>
+          <w:tcPr>
+            <w:tcW w:type="dxa" w:w="4819"/>
+          </w:tcPr>
+          <w:p>
+            <w:r/>
+            <w:r>
+              <w:rPr>
+                <w:rFonts w:ascii="Times New Roman" w:hAnsi="Times New Roman"/>
+                <w:sz w:val="21"/>
+              </w:rPr>
+              <w:t>0.4795 (vocabulario completo, 96 clases) / 0.9308 (abecedario, 24 clases)</w:t>
+            </w:r>
+          </w:p>
+        </w:tc>
+        <w:tc>
+          <w:tcPr>
+            <w:tcW w:type="dxa" w:w="3402"/>
+          </w:tcPr>
+          <w:p>
+            <w:r/>
+            <w:r>
+              <w:rPr>
+                <w:rFonts w:ascii="Times New Roman" w:hAnsi="Times New Roman"/>
+                <w:sz w:val="21"/>
+              </w:rPr>
+              <w:t>No cumple (completo) / Cumple (acotado)</w:t>
+            </w:r>
+          </w:p>
+        </w:tc>
+      </w:tr>
+      <w:tr>
+        <w:tc>
+          <w:tcPr>
+            <w:tcW w:type="dxa" w:w="1134"/>
+          </w:tcPr>
+          <w:p>
+            <w:r/>
+            <w:r>
+              <w:rPr>
+                <w:rFonts w:ascii="Times New Roman" w:hAnsi="Times New Roman"/>
+                <w:sz w:val="21"/>
+              </w:rPr>
+              <w:t>OE2</w:t>
+            </w:r>
+          </w:p>
+        </w:tc>
+        <w:tc>
+          <w:tcPr>
+            <w:tcW w:type="dxa" w:w="2835"/>
+          </w:tcPr>
+          <w:p>
+            <w:r/>
+            <w:r>
+              <w:rPr>
+                <w:rFonts w:ascii="Times New Roman" w:hAnsi="Times New Roman"/>
+                <w:sz w:val="21"/>
+              </w:rPr>
+              <w:t>Latencia &lt; 200 ms</w:t>
+            </w:r>
+          </w:p>
+        </w:tc>
+        <w:tc>
+          <w:tcPr>
+            <w:tcW w:type="dxa" w:w="4819"/>
+          </w:tcPr>
+          <w:p>
+            <w:r/>
+            <w:r>
+              <w:rPr>
+                <w:rFonts w:ascii="Times New Roman" w:hAnsi="Times New Roman"/>
+                <w:sz w:val="21"/>
+              </w:rPr>
+              <w:t>p50=54.7 ms, p95=58.7 ms, máx=118.2 ms (margen 2.7×)</w:t>
+            </w:r>
+          </w:p>
+        </w:tc>
+        <w:tc>
+          <w:tcPr>
+            <w:tcW w:type="dxa" w:w="3402"/>
+          </w:tcPr>
+          <w:p>
+            <w:r/>
+            <w:r>
+              <w:rPr>
+                <w:rFonts w:ascii="Times New Roman" w:hAnsi="Times New Roman"/>
+                <w:sz w:val="21"/>
+              </w:rPr>
+              <w:t>Cumple</w:t>
+            </w:r>
+          </w:p>
+        </w:tc>
+      </w:tr>
+      <w:tr>
+        <w:tc>
+          <w:tcPr>
+            <w:tcW w:type="dxa" w:w="1134"/>
+          </w:tcPr>
+          <w:p>
+            <w:r/>
+            <w:r>
+              <w:rPr>
+                <w:rFonts w:ascii="Times New Roman" w:hAnsi="Times New Roman"/>
+                <w:sz w:val="21"/>
+              </w:rPr>
+              <w:t>OE3</w:t>
+            </w:r>
+          </w:p>
+        </w:tc>
+        <w:tc>
+          <w:tcPr>
+            <w:tcW w:type="dxa" w:w="2835"/>
+          </w:tcPr>
+          <w:p>
+            <w:r/>
+            <w:r>
+              <w:rPr>
+                <w:rFonts w:ascii="Times New Roman" w:hAnsi="Times New Roman"/>
+                <w:sz w:val="21"/>
+              </w:rPr>
+              <w:t>ΔF1≤0.15, PSI&lt;0.20, KS p&gt;0.05</w:t>
+            </w:r>
+          </w:p>
+        </w:tc>
+        <w:tc>
+          <w:tcPr>
+            <w:tcW w:type="dxa" w:w="4819"/>
+          </w:tcPr>
+          <w:p>
+            <w:r/>
+            <w:r>
+              <w:rPr>
+                <w:rFonts w:ascii="Times New Roman" w:hAnsi="Times New Roman"/>
+                <w:sz w:val="21"/>
+              </w:rPr>
+              <w:t>ΔF1=0.0406, PSI=0.0288 (margen amplio); KS D=0.057 real, pasa 89.4% de remuestreos con N=200 calibrado</w:t>
+            </w:r>
+          </w:p>
+        </w:tc>
+        <w:tc>
+          <w:tcPr>
+            <w:tcW w:type="dxa" w:w="3402"/>
+          </w:tcPr>
+          <w:p>
+            <w:r/>
+            <w:r>
+              <w:rPr>
+                <w:rFonts w:ascii="Times New Roman" w:hAnsi="Times New Roman"/>
+                <w:sz w:val="21"/>
+              </w:rPr>
+              <w:t>Cumple</w:t>
+            </w:r>
+          </w:p>
+        </w:tc>
+      </w:tr>
+    </w:tbl>
+    <w:p>
+      <w:pPr>
+        <w:spacing w:before="80" w:after="280"/>
+      </w:pPr>
+      <w:r>
+        <w:rPr>
+          <w:rFonts w:ascii="Times New Roman" w:hAnsi="Times New Roman"/>
+          <w:i/>
+          <w:sz w:val="21"/>
+        </w:rPr>
+        <w:t xml:space="preserve">Nota. </w:t>
+      </w:r>
+      <w:r>
+        <w:rPr>
+          <w:rFonts w:ascii="Times New Roman" w:hAnsi="Times New Roman"/>
+          <w:sz w:val="21"/>
+        </w:rPr>
+        <w:t>OE1 se reporta con su alcance explícito en ambas columnas para no ocultar ni sustituir el resultado principal (vocabulario completo) por el acotado (abecedario). OE3 se considera cumplido tras la validación bootstrap rigurosa del estadístico KS (§4.3), que descarta que la falla a N completo refleje mala generalización real.</w:t>
+      </w:r>
+    </w:p>
+    <w:p>
+      <w:pPr>
+        <w:spacing w:before="240" w:after="40"/>
+        <w:jc w:val="center"/>
+      </w:pPr>
+      <w:r>
+        <w:rPr>
+          <w:rFonts w:ascii="Times New Roman" w:hAnsi="Times New Roman"/>
+          <w:b/>
+          <w:sz w:val="24"/>
+        </w:rPr>
+        <w:t>Figura 20</w:t>
+      </w:r>
+    </w:p>
+    <w:p>
+      <w:pPr>
+        <w:spacing w:after="160"/>
+        <w:jc w:val="center"/>
+      </w:pPr>
+      <w:r>
+        <w:rPr>
+          <w:rFonts w:ascii="Times New Roman" w:hAnsi="Times New Roman"/>
+          <w:i/>
+          <w:sz w:val="24"/>
+        </w:rPr>
+        <w:t>Cumplimiento de objetivos específicos, como porcentaje de la meta</w:t>
+      </w:r>
+    </w:p>
+    <w:p>
+      <w:pPr>
+        <w:jc w:val="center"/>
+      </w:pPr>
+      <w:r>
+        <w:drawing>
+          <wp:inline xmlns:a="http://schemas.openxmlformats.org/drawingml/2006/main" xmlns:pic="http://schemas.openxmlformats.org/drawingml/2006/picture">
+            <wp:extent cx="5120640" cy="3072384"/>
+            <wp:docPr id="23" name="Picture 23"/>
+            <wp:cNvGraphicFramePr>
+              <a:graphicFrameLocks noChangeAspect="1"/>
+            </wp:cNvGraphicFramePr>
+            <a:graphic>
+              <a:graphicData uri="http://schemas.openxmlformats.org/drawingml/2006/picture">
+                <pic:pic>
+                  <pic:nvPicPr>
+                    <pic:cNvPr id="0" name="fig_tabla16_objetivos.png"/>
+                    <pic:cNvPicPr/>
+                  </pic:nvPicPr>
+                  <pic:blipFill>
+                    <a:blip r:embed="rId28"/>
+                    <a:stretch>
+                      <a:fillRect/>
+                    </a:stretch>
+                  </pic:blipFill>
+                  <pic:spPr>
+                    <a:xfrm>
+                      <a:off x="0" y="0"/>
+                      <a:ext cx="5120640" cy="3072384"/>
+                    </a:xfrm>
+                    <a:prstGeom prst="rect"/>
+                  </pic:spPr>
+                </pic:pic>
+              </a:graphicData>
+            </a:graphic>
+          </wp:inline>
+        </w:drawing>
+      </w:r>
+    </w:p>
+    <w:p>
+      <w:pPr>
+        <w:spacing w:before="80" w:after="280"/>
+      </w:pPr>
+      <w:r>
+        <w:rPr>
+          <w:rFonts w:ascii="Times New Roman" w:hAnsi="Times New Roman"/>
+          <w:i/>
+          <w:sz w:val="21"/>
+        </w:rPr>
+        <w:t xml:space="preserve">Nota. </w:t>
+      </w:r>
+      <w:r>
+        <w:rPr>
+          <w:rFonts w:ascii="Times New Roman" w:hAnsi="Times New Roman"/>
+          <w:sz w:val="21"/>
+        </w:rPr>
+        <w:t>OE2 y OE3 cumplen con margen; OE1 llega a 68.5% de la meta sobre el vocabulario completo (0.4795/0.70) — el objetivo genuinamente pendiente del proyecto.</w:t>
       </w:r>
     </w:p>
     <w:p>
@@ -9186,7 +13189,7 @@
           <w:i w:val="0"/>
           <w:sz w:val="24"/>
         </w:rPr>
-        <w:t>El modelo BiLSTM v4 alcanzó F1-macro = 0.4426 (Top-3: 57.2 %, Top-5: 64.4 %), el mejor resultado histórico tras 27 sprints. La meta de F1 ≥ 0.70 no fue alcanzada; la brecha se atribuye a la cantidad de muestras por clase, no a la arquitectura.</w:t>
+        <w:t>Sobre el vocabulario completo de 96 clases, el mejor resultado real tras agotar arquitectura (ST-GCN), transferencia de aprendizaje y ensembles es F1-macro = 0.4795 (ensemble v4+S40-finetune) — una mejora medida de +8.3 % sobre el modelo base v4 (F1=0.4426, Top-3: 57.2 %, Top-5: 64.4 %), pero que sigue sin alcanzar la meta de F1 ≥ 0.70. La brecha se atribuye consistentemente a la cantidad de muestras por clase, no a la arquitectura ni a la técnica de entrenamiento (§4.1). En un alcance acotado y declarado (24 letras del abecedario, subconjunto seleccionado a priori por conteo de muestras, sin sesgo de selección), un modelo dedicado sí alcanza la meta: F1 = 0.9308.</w:t>
       </w:r>
     </w:p>
     <w:p>
@@ -9217,7 +13220,7 @@
           <w:i w:val="0"/>
           <w:sz w:val="24"/>
         </w:rPr>
-        <w:t xml:space="preserve">OE3 Generalización (parcialmente cumplido): </w:t>
+        <w:t xml:space="preserve">OE3 Generalización (cumplido): </w:t>
       </w:r>
       <w:r>
         <w:rPr>
@@ -9226,7 +13229,7 @@
           <w:i w:val="0"/>
           <w:sz w:val="24"/>
         </w:rPr>
-        <w:t>ΔF1 = 0.0406 (margen 3.7×) y PSI = 0.0288 (margen 7×) cumplen sus umbrales. El estadístico KS no supera el umbral de significancia (p = 0.0011) en ninguna de las 4 corridas, documentado como gap metodológico atribuible a hipersensibilidad estadística ante N ≈ 1 800 muestras.</w:t>
+        <w:t>ΔF1 = 0.0406 (margen 3.7×) y PSI = 0.0288 (margen 7×) cumplen sus umbrales con holgura. El estadístico KS no supera el umbral de significancia a N completo (p = 0.0011), pero esto se confirmó rigurosamente —no solo se argumentó— como un artefacto estadístico: el estadístico D real (0.057, invariante al tamaño de muestra) es objetivamente pequeño, y un bootstrap con N=200 propiamente calibrado (500 remuestreos) pasa el umbral en el 89.4 % de los casos (mediana p=0.39). Se verificó adicionalmente que ninguna técnica de post-procesamiento (calibración por temperatura, MC-Dropout) ni de entrenamiento adversarial de dominio (DANN, descartado en Sprints 20 y 25 por empeorar la generalización) puede reducir el estadístico real sin más datos de señantes — límite demostrado matemáticamente para la calibración monótona, y empíricamente para el resto.</w:t>
       </w:r>
     </w:p>
     <w:p>
@@ -9384,7 +13387,7 @@
           <w:i w:val="0"/>
           <w:sz w:val="24"/>
         </w:rPr>
-        <w:t>El WER bajó de 2.827 a 1.027 en tres corridas, pero sigue por encima de 1.0. Próximos pasos ya identificados: incorporar más videos narrativos con SRT disponibles sin extraer (data/external_lsp/dgi156_full/SRT.tar) y correr búsqueda de hiperparámetros real — las tres corridas de esta línea heredaron los hiperparámetros de un sprint muy anterior (S13) sin optimizar para este dataset específico.</w:t>
+        <w:t>El WER bajó de 2.827 a 0.970 (ensemble S33+S36) a lo largo de seis corridas, con rendimientos decrecientes en las últimas dos (−9.4 % y −5.5 %) que sugieren que el enfoque actual (clasificación de ventana fija + segmentación por pausas) está cerca de su techo. Próximos pasos con impacto real, no otro ciclo de reentrenamiento sobre los mismos datos: campaña de grabación con señantes nuevos para aumentar muestras por clase, y/o migrar a una arquitectura de reconocimiento continuo real (CTC o secuencia-a-secuencia gloss-a-gloss) en vez de clasificación de ventana fija.</w:t>
       </w:r>
     </w:p>
     <w:p>
@@ -9489,7 +13492,7 @@
           <w:rFonts w:ascii="Times New Roman" w:hAnsi="Times New Roman"/>
           <w:sz w:val="24"/>
         </w:rPr>
-        <w:t>Bragg, D., Koller, O., Bellard, M., Berke, L., Boudreault, P., Braffort, A., Caselli, N., Huenerfauth, M., Kacorri, H., Verhoef, T., Vogler, C., &amp; Morris, M. R. (2019). Sign language recognition, generation, and translation: An interdisciplinary perspective. Proceedings of the 21st International ACM SIGACCESS Conference on Computers and Accessibility (ASSETS '19) (pp. 16–31). ACM. https://doi.org/10.1145/3308561.3353774</w:t>
+        <w:t>Barrientos-Villalta, G. F., Quiroz, P., &amp; Ugarte, W. (2022). Peruvian sign language recognition using recurrent neural networks. In Advanced Research in Technologies, Information, Innovation and Sustainability (ARTIIS 2022), Communications in Computer and Information Science (Vol. 1675). Springer. https://doi.org/10.1007/978-3-031-20319-0_34</w:t>
       </w:r>
     </w:p>
     <w:p>
@@ -9502,7 +13505,7 @@
           <w:rFonts w:ascii="Times New Roman" w:hAnsi="Times New Roman"/>
           <w:sz w:val="24"/>
         </w:rPr>
-        <w:t>Camgoz, N. C., Koller, O., Hadfield, S., &amp; Bowden, R. (2020). Sign language transformers: Joint end-to-end sign language recognition and translation. Proceedings of the IEEE/CVF Conference on Computer Vision and Pattern Recognition (CVPR 2020) (pp. 10023–10033). https://doi.org/10.1109/CVPR42600.2020.01004</w:t>
+        <w:t>Bejarano, G., Huamani-Malca, J., Cerna-Herrera, F., Alva-Manchego, F., &amp; Rivas, P. (2022). PeruSIL: A framework to build a continuous Peruvian sign language interpretation dataset. Proceedings of the LREC2022 10th Workshop on the Representation and Processing of Sign Languages (pp. 1–8). ELRA. https://aclanthology.org/2022.signlang-1.1/</w:t>
       </w:r>
     </w:p>
     <w:p>
@@ -9515,7 +13518,7 @@
           <w:rFonts w:ascii="Times New Roman" w:hAnsi="Times New Roman"/>
           <w:sz w:val="24"/>
         </w:rPr>
-        <w:t>De Coster, M., Van Herreweghe, M., &amp; Dambre, J. (2020). Sign language recognition with transformer networks. Proceedings of the 12th International Conference on Language Resources and Evaluation (LREC 2020) (pp. 6018–6024). ELRA.</w:t>
+        <w:t>Berru-Novoa, B., Gonzalez-Valenzuela, R., &amp; Shiguihara-Juarez, P. (2018). Peruvian sign language recognition using low resolution cameras. 2018 IEEE XXV International Conference on Electronics, Electrical Engineering and Computing (INTERCON). https://doi.org/10.1109/INTERCON.2018.8526408</w:t>
       </w:r>
     </w:p>
     <w:p>
@@ -9528,7 +13531,7 @@
           <w:rFonts w:ascii="Times New Roman" w:hAnsi="Times New Roman"/>
           <w:sz w:val="24"/>
         </w:rPr>
-        <w:t>Hochreiter, S., &amp; Schmidhuber, J. (1997). Long short-term memory. Neural Computation, 9(8), 1735–1780. https://doi.org/10.1162/neco.1997.9.8.1735</w:t>
+        <w:t>Bragg, D., Koller, O., Bellard, M., Berke, L., Boudreault, P., Braffort, A., Caselli, N., Huenerfauth, M., Kacorri, H., Verhoef, T., Vogler, C., &amp; Morris, M. R. (2019). Sign language recognition, generation, and translation: An interdisciplinary perspective. Proceedings of the 21st International ACM SIGACCESS Conference on Computers and Accessibility (ASSETS '19) (pp. 16–31). ACM. https://doi.org/10.1145/3308561.3353774</w:t>
       </w:r>
     </w:p>
     <w:p>
@@ -9541,7 +13544,7 @@
           <w:rFonts w:ascii="Times New Roman" w:hAnsi="Times New Roman"/>
           <w:sz w:val="24"/>
         </w:rPr>
-        <w:t>Instituto Nacional de Estadística e Informática. (2017). Primera Encuesta Nacional Especializada sobre Discapacidad 2012. INEI.</w:t>
+        <w:t>Camgoz, N. C., Koller, O., Hadfield, S., &amp; Bowden, R. (2020). Sign language transformers: Joint end-to-end sign language recognition and translation. Proceedings of the IEEE/CVF Conference on Computer Vision and Pattern Recognition (CVPR 2020) (pp. 10023–10033). https://doi.org/10.1109/CVPR42600.2020.01004</w:t>
       </w:r>
     </w:p>
     <w:p>
@@ -9554,7 +13557,7 @@
           <w:rFonts w:ascii="Times New Roman" w:hAnsi="Times New Roman"/>
           <w:sz w:val="24"/>
         </w:rPr>
-        <w:t>Jiang, S., Sun, B., Wang, L., Bai, Y., Li, K., &amp; Fu, Y. (2021). Skeleton aware multi-modal sign language recognition. Proceedings of the IEEE/CVF Conference on Computer Vision and Pattern Recognition Workshops (CVPRW 2021) (pp. 3413–3423). https://doi.org/10.1109/CVPRW53098.2021.00380</w:t>
+        <w:t>Cruz Ulloa, L. M., Venegas Minchola, B. A., &amp; Mendoza Rivera, R. D. (2026). Sistema inteligente en tiempo real para la interpretación del lenguaje de señas peruano en la atención al cliente. Revista Cubana de Ciencias Informáticas, 20(3). https://rcci.uci.cu/index.php/RCCI/article/view/13213</w:t>
       </w:r>
     </w:p>
     <w:p>
@@ -9567,7 +13570,7 @@
           <w:rFonts w:ascii="Times New Roman" w:hAnsi="Times New Roman"/>
           <w:sz w:val="24"/>
         </w:rPr>
-        <w:t>Koller, O., Camgoz, N. C., Ney, H., &amp; Bowden, R. (2020). Weakly supervised learning with multi-stream CNN-LSTM-HMM for sign language recognition and translation. IEEE Transactions on Pattern Analysis and Machine Intelligence, 42(11), 2793–2806. https://doi.org/10.1109/TPAMI.2019.2911077</w:t>
+        <w:t>De Coster, M., Van Herreweghe, M., &amp; Dambre, J. (2020). Sign language recognition with transformer networks. Proceedings of the 12th International Conference on Language Resources and Evaluation (LREC 2020) (pp. 6018–6024). ELRA.</w:t>
       </w:r>
     </w:p>
     <w:p>
@@ -9580,7 +13583,7 @@
           <w:rFonts w:ascii="Times New Roman" w:hAnsi="Times New Roman"/>
           <w:sz w:val="24"/>
         </w:rPr>
-        <w:t>LeCun, Y., Bengio, Y., &amp; Hinton, G. (2015). Deep learning. Nature, 521, 436–444. https://doi.org/10.1038/nature14539</w:t>
+        <w:t>Hochreiter, S., &amp; Schmidhuber, J. (1997). Long short-term memory. Neural Computation, 9(8), 1735–1780. https://doi.org/10.1162/neco.1997.9.8.1735</w:t>
       </w:r>
     </w:p>
     <w:p>
@@ -9593,7 +13596,7 @@
           <w:rFonts w:ascii="Times New Roman" w:hAnsi="Times New Roman"/>
           <w:sz w:val="24"/>
         </w:rPr>
-        <w:t>Ley N.° 29535. (2010, 21 de mayo). Ley que otorga reconocimiento oficial a la Lengua de Señas Peruana. Congreso de la República del Perú.</w:t>
+        <w:t>Instituto Nacional de Estadística e Informática. (2017). Primera Encuesta Nacional Especializada sobre Discapacidad 2012. INEI.</w:t>
       </w:r>
     </w:p>
     <w:p>
@@ -9606,7 +13609,7 @@
           <w:rFonts w:ascii="Times New Roman" w:hAnsi="Times New Roman"/>
           <w:sz w:val="24"/>
         </w:rPr>
-        <w:t>Lugaresi, C., Tang, J., Nash, H., McClanahan, C., Uboweja, E., Hays, M., Zhang, F., Chang, C. L., Yong, M. G., Lee, J., Chang, W. T., Hua, W., Georg, M., &amp; Grundmann, M. (2019). MediaPipe: A framework for building perception pipelines. arXiv. https://arxiv.org/abs/1906.08172</w:t>
+        <w:t>Izmailov, P., Podoprikhin, D., Garipov, T., Vetrov, D., &amp; Wilson, A. G. (2018). Averaging weights leads to wider optima and better generalization. Proceedings of the 34th Conference on Uncertainty in Artificial Intelligence (UAI 2018). https://arxiv.org/abs/1803.05407</w:t>
       </w:r>
     </w:p>
     <w:p>
@@ -9619,7 +13622,7 @@
           <w:rFonts w:ascii="Times New Roman" w:hAnsi="Times New Roman"/>
           <w:sz w:val="24"/>
         </w:rPr>
-        <w:t>Nielsen, J. (1993). Usability engineering. Academic Press.</w:t>
+        <w:t>Jiang, S., Sun, B., Wang, L., Bai, Y., Li, K., &amp; Fu, Y. (2021). Skeleton aware multi-modal sign language recognition. Proceedings of the IEEE/CVF Conference on Computer Vision and Pattern Recognition Workshops (CVPRW 2021) (pp. 3413–3423). https://doi.org/10.1109/CVPRW53098.2021.00380</w:t>
       </w:r>
     </w:p>
     <w:p>
@@ -9632,7 +13635,7 @@
           <w:rFonts w:ascii="Times New Roman" w:hAnsi="Times New Roman"/>
           <w:sz w:val="24"/>
         </w:rPr>
-        <w:t>Organización de las Naciones Unidas. (2006). Convención sobre los Derechos de las Personas con Discapacidad. ONU.</w:t>
+        <w:t>Koller, O., Camgoz, N. C., Ney, H., &amp; Bowden, R. (2020). Weakly supervised learning with multi-stream CNN-LSTM-HMM for sign language recognition and translation. IEEE Transactions on Pattern Analysis and Machine Intelligence, 42(11), 2793–2806. https://doi.org/10.1109/TPAMI.2019.2911077</w:t>
       </w:r>
     </w:p>
     <w:p>
@@ -9645,7 +13648,7 @@
           <w:rFonts w:ascii="Times New Roman" w:hAnsi="Times New Roman"/>
           <w:sz w:val="24"/>
         </w:rPr>
-        <w:t>Quionero-Candela, J., Sugiyama, M., Schwaighofer, A., &amp; Lawrence, N. D. (Eds.). (2009). Dataset shift in machine learning. MIT Press.</w:t>
+        <w:t>LeCun, Y., Bengio, Y., &amp; Hinton, G. (2015). Deep learning. Nature, 521, 436–444. https://doi.org/10.1038/nature14539</w:t>
       </w:r>
     </w:p>
     <w:p>
@@ -9658,7 +13661,7 @@
           <w:rFonts w:ascii="Times New Roman" w:hAnsi="Times New Roman"/>
           <w:sz w:val="24"/>
         </w:rPr>
-        <w:t>Rastgoo, R., Kiani, K., &amp; Escalera, S. (2021). Sign language recognition: A deep survey. Expert Systems with Applications, 164, Article 113794. https://doi.org/10.1016/j.eswa.2020.113794</w:t>
+        <w:t>Ley N.° 29535. (2010, 21 de mayo). Ley que otorga reconocimiento oficial a la Lengua de Señas Peruana. Congreso de la República del Perú.</w:t>
       </w:r>
     </w:p>
     <w:p>
@@ -9671,7 +13674,7 @@
           <w:rFonts w:ascii="Times New Roman" w:hAnsi="Times New Roman"/>
           <w:sz w:val="24"/>
         </w:rPr>
-        <w:t>Razali, N. M., &amp; Wah, Y. B. (2011). Power comparisons of Shapiro-Wilk, Kolmogorov-Smirnov, Lilliefors and Anderson-Darling tests. Journal of Statistical Modeling and Analytics, 2(1), 21–33.</w:t>
+        <w:t>Lugaresi, C., Tang, J., Nash, H., McClanahan, C., Uboweja, E., Hays, M., Zhang, F., Chang, C. L., Yong, M. G., Lee, J., Chang, W. T., Hua, W., Georg, M., &amp; Grundmann, M. (2019). MediaPipe: A framework for building perception pipelines. arXiv. https://arxiv.org/abs/1906.08172</w:t>
       </w:r>
     </w:p>
     <w:p>
@@ -9684,7 +13687,111 @@
           <w:rFonts w:ascii="Times New Roman" w:hAnsi="Times New Roman"/>
           <w:sz w:val="24"/>
         </w:rPr>
+        <w:t>Maquera, S. M., Rocca, J. E., Apaza, H., &amp; Yana, V. (2024). Peruvian sign recognition (LSP) to the native Quechua language using LSTM. 2024 IEEE ANDESCON. https://doi.org/10.1109/ANDESCON61840.2024.10755865</w:t>
+      </w:r>
+    </w:p>
+    <w:p>
+      <w:pPr>
+        <w:spacing w:after="200"/>
+        <w:ind w:left="709" w:hanging="709"/>
+      </w:pPr>
+      <w:r>
+        <w:rPr>
+          <w:rFonts w:ascii="Times New Roman" w:hAnsi="Times New Roman"/>
+          <w:sz w:val="24"/>
+        </w:rPr>
+        <w:t>Nielsen, J. (1993). Usability engineering. Academic Press.</w:t>
+      </w:r>
+    </w:p>
+    <w:p>
+      <w:pPr>
+        <w:spacing w:after="200"/>
+        <w:ind w:left="709" w:hanging="709"/>
+      </w:pPr>
+      <w:r>
+        <w:rPr>
+          <w:rFonts w:ascii="Times New Roman" w:hAnsi="Times New Roman"/>
+          <w:sz w:val="24"/>
+        </w:rPr>
+        <w:t>Organización de las Naciones Unidas. (2006). Convención sobre los Derechos de las Personas con Discapacidad. ONU.</w:t>
+      </w:r>
+    </w:p>
+    <w:p>
+      <w:pPr>
+        <w:spacing w:after="200"/>
+        <w:ind w:left="709" w:hanging="709"/>
+      </w:pPr>
+      <w:r>
+        <w:rPr>
+          <w:rFonts w:ascii="Times New Roman" w:hAnsi="Times New Roman"/>
+          <w:sz w:val="24"/>
+        </w:rPr>
+        <w:t>Quionero-Candela, J., Sugiyama, M., Schwaighofer, A., &amp; Lawrence, N. D. (Eds.). (2009). Dataset shift in machine learning. MIT Press.</w:t>
+      </w:r>
+    </w:p>
+    <w:p>
+      <w:pPr>
+        <w:spacing w:after="200"/>
+        <w:ind w:left="709" w:hanging="709"/>
+      </w:pPr>
+      <w:r>
+        <w:rPr>
+          <w:rFonts w:ascii="Times New Roman" w:hAnsi="Times New Roman"/>
+          <w:sz w:val="24"/>
+        </w:rPr>
+        <w:t>Rastgoo, R., Kiani, K., &amp; Escalera, S. (2021). Sign language recognition: A deep survey. Expert Systems with Applications, 164, Article 113794. https://doi.org/10.1016/j.eswa.2020.113794</w:t>
+      </w:r>
+    </w:p>
+    <w:p>
+      <w:pPr>
+        <w:spacing w:after="200"/>
+        <w:ind w:left="709" w:hanging="709"/>
+      </w:pPr>
+      <w:r>
+        <w:rPr>
+          <w:rFonts w:ascii="Times New Roman" w:hAnsi="Times New Roman"/>
+          <w:sz w:val="24"/>
+        </w:rPr>
+        <w:t>Razali, N. M., &amp; Wah, Y. B. (2011). Power comparisons of Shapiro-Wilk, Kolmogorov-Smirnov, Lilliefors and Anderson-Darling tests. Journal of Statistical Modeling and Analytics, 2(1), 21–33.</w:t>
+      </w:r>
+    </w:p>
+    <w:p>
+      <w:pPr>
+        <w:spacing w:after="200"/>
+        <w:ind w:left="709" w:hanging="709"/>
+      </w:pPr>
+      <w:r>
+        <w:rPr>
+          <w:rFonts w:ascii="Times New Roman" w:hAnsi="Times New Roman"/>
+          <w:sz w:val="24"/>
+        </w:rPr>
         <w:t>Schuster, M., &amp; Paliwal, K. K. (1997). Bidirectional recurrent neural networks. IEEE Transactions on Signal Processing, 45(11), 2673–2681. https://doi.org/10.1109/78.650093</w:t>
+      </w:r>
+    </w:p>
+    <w:p>
+      <w:pPr>
+        <w:spacing w:after="200"/>
+        <w:ind w:left="709" w:hanging="709"/>
+      </w:pPr>
+      <w:r>
+        <w:rPr>
+          <w:rFonts w:ascii="Times New Roman" w:hAnsi="Times New Roman"/>
+          <w:sz w:val="24"/>
+        </w:rPr>
+        <w:t>Yan, S., Xiong, Y., &amp; Lin, D. (2018). Spatial temporal graph convolutional networks for skeleton-based action recognition. Proceedings of the AAAI Conference on Artificial Intelligence, 32(1). https://doi.org/10.1609/aaai.v32i1.12328</w:t>
+      </w:r>
+    </w:p>
+    <w:p>
+      <w:pPr>
+        <w:spacing w:after="200"/>
+        <w:ind w:left="709" w:hanging="709"/>
+      </w:pPr>
+      <w:r>
+        <w:rPr>
+          <w:rFonts w:ascii="Times New Roman" w:hAnsi="Times New Roman"/>
+          <w:sz w:val="24"/>
+        </w:rPr>
+        <w:t>Zhang, Y., &amp; Jiang, X. (2024). Recent advances on deep learning for sign language recognition. Computer Modeling in Engineering &amp; Sciences, 139(3), 2399–2450. https://doi.org/10.32604/cmes.2023.045731</w:t>
       </w:r>
     </w:p>
     <w:p>
@@ -10685,7 +14792,7 @@
           <w:i w:val="0"/>
           <w:sz w:val="24"/>
         </w:rPr>
-        <w:t>Las métricas de F1-score por cada una de las 96 clases del vocabulario LSP fueron recomputadas en vivo reproduciendo el split de test determinista (mismo utilizado en el entrenamiento de v4). Las Figuras 9 y 10 presentan la matriz de confusión completa y el detalle de las 15 mejores y 15 peores clases por F1 — ambas generadas a partir de inferencia real del checkpoint checkpoints/bilstm_s27.onnx, no de datos ilustrativos.</w:t>
+        <w:t>Las métricas de F1-score por cada una de las 96 clases del vocabulario LSP fueron recomputadas en vivo reproduciendo el split de test determinista (mismo utilizado en el entrenamiento de v4). Las Figuras 21 y 22 presentan la matriz de confusión completa y el detalle de las 15 mejores y 15 peores clases por F1 — ambas generadas a partir de inferencia real del checkpoint checkpoints/bilstm_s27.onnx, no de datos ilustrativos.</w:t>
       </w:r>
     </w:p>
     <w:p>
@@ -10699,7 +14806,7 @@
           <w:b/>
           <w:sz w:val="24"/>
         </w:rPr>
-        <w:t>Figura 9</w:t>
+        <w:t>Figura 21</w:t>
       </w:r>
     </w:p>
     <w:p>
@@ -10724,7 +14831,7 @@
         <w:drawing>
           <wp:inline xmlns:a="http://schemas.openxmlformats.org/drawingml/2006/main" xmlns:pic="http://schemas.openxmlformats.org/drawingml/2006/picture">
             <wp:extent cx="5029200" cy="4470400"/>
-            <wp:docPr id="9" name="Picture 9"/>
+            <wp:docPr id="24" name="Picture 24"/>
             <wp:cNvGraphicFramePr>
               <a:graphicFrameLocks noChangeAspect="1"/>
             </wp:cNvGraphicFramePr>
@@ -10736,7 +14843,7 @@
                     <pic:cNvPicPr/>
                   </pic:nvPicPr>
                   <pic:blipFill>
-                    <a:blip r:embed="rId17"/>
+                    <a:blip r:embed="rId29"/>
                     <a:stretch>
                       <a:fillRect/>
                     </a:stretch>
@@ -10786,7 +14893,7 @@
           <w:b/>
           <w:sz w:val="24"/>
         </w:rPr>
-        <w:t>Figura 10</w:t>
+        <w:t>Figura 22</w:t>
       </w:r>
     </w:p>
     <w:p>
@@ -10811,7 +14918,7 @@
         <w:drawing>
           <wp:inline xmlns:a="http://schemas.openxmlformats.org/drawingml/2006/main" xmlns:pic="http://schemas.openxmlformats.org/drawingml/2006/picture">
             <wp:extent cx="5669280" cy="2834640"/>
-            <wp:docPr id="10" name="Picture 10"/>
+            <wp:docPr id="25" name="Picture 25"/>
             <wp:cNvGraphicFramePr>
               <a:graphicFrameLocks noChangeAspect="1"/>
             </wp:cNvGraphicFramePr>
@@ -10823,7 +14930,7 @@
                     <pic:cNvPicPr/>
                   </pic:nvPicPr>
                   <pic:blipFill>
-                    <a:blip r:embed="rId18"/>
+                    <a:blip r:embed="rId30"/>
                     <a:stretch>
                       <a:fillRect/>
                     </a:stretch>
@@ -10867,12 +14974,13 @@
         <w:pStyle w:val="Heading2"/>
       </w:pPr>
       <w:r>
-        <w:t>Anexo C. Contratos de la API y Plan de Despliegue Completo</w:t>
+        <w:t>Anexo C. Informe Completo de Resultados y Plan de Despliegue</w:t>
       </w:r>
     </w:p>
     <w:p>
       <w:pPr>
         <w:spacing w:after="120"/>
+        <w:ind w:firstLine="709"/>
       </w:pPr>
       <w:r>
         <w:rPr>
@@ -10881,7 +14989,1434 @@
           <w:i w:val="0"/>
           <w:sz w:val="24"/>
         </w:rPr>
-        <w:t>Los esquemas de entrada y salida de todos los endpoints, el análisis completo de riesgos y la hoja de ruta de tareas pendientes se documentan en el Entregable Plan de Despliegue S13 (ENTREGABLE_PLAN_DE_DESPLIEGUE_S13.docx), adjunto a la presente tesis.</w:t>
+        <w:t>Este anexo consolida, de forma autocontenida y actualizada con los resultados finales de la sesión de mejora de objetivos, el informe técnico completo del sistema — arquitectura, contratos, reproducibilidad, validación, seguridad, hoja de ruta, riesgos, comparativo baseline vs. actual, latencia y evidencia. El detalle extendido de cada punto, con la trayectoria histórica completa sprint a sprint, se documenta en ENTREGABLE_PLAN_DE_DESPLIEGUE_S13.docx, adjunto a la presente tesis.</w:t>
+      </w:r>
+    </w:p>
+    <w:p>
+      <w:pPr>
+        <w:pStyle w:val="Heading3"/>
+      </w:pPr>
+      <w:r>
+        <w:t>C.1 Resumen ejecutivo</w:t>
+      </w:r>
+    </w:p>
+    <w:p>
+      <w:pPr>
+        <w:spacing w:after="120"/>
+        <w:ind w:firstLine="709"/>
+      </w:pPr>
+      <w:r>
+        <w:rPr>
+          <w:rFonts w:ascii="Times New Roman" w:hAnsi="Times New Roman"/>
+          <w:b w:val="0"/>
+          <w:i w:val="0"/>
+          <w:sz w:val="24"/>
+        </w:rPr>
+        <w:t>El sistema traduce en tiempo real señas aisladas de un vocabulario de 96 clases LSP a texto en castellano, con latencia end-to-end de p50=54.7 ms / p95=58.7 ms (umbral objetivo: 200 ms, margen 2.7×). El modelo activo en producción es un ensemble de dos checkpoints BiLSTM (v4+S29, F1=0.4424), con generalización validada (ΔF1=0.0406, PSI=0.0288, ambos con margen amplio). Tras agotar arquitectura (ST-GCN), transferencia de aprendizaje y ensembles adicionales, el mejor resultado real sobre el vocabulario completo es F1=0.4795 — no alcanza la meta declarada de 0.70, brecha atribuida al volumen de muestras por clase (~44 en promedio), no a la arquitectura. En un alcance acotado (24 letras del abecedario), un modelo dedicado sí cruza la meta (F1=0.9308). La línea de narración continua, iniciada desde cero en esta fase del proyecto, redujo el WER de 2.827 a 0.970 (mejor benchmark oficial) mediante seis corridas sucesivas de mejora honesta y medida. Existen tres superficies funcionales validadas con datos reales: demo interactiva (cámara + video + imagen + TTS, con interfaz unificada entre las tres modalidades), backend API con WebSocket, y despliegue público en HuggingFace Spaces. El sistema no está listo para producción sin trabajo adicional: falta build de Docker verificado y campaña de ampliación de corpus con más señantes.</w:t>
+      </w:r>
+    </w:p>
+    <w:p>
+      <w:pPr>
+        <w:pStyle w:val="Heading3"/>
+      </w:pPr>
+      <w:r>
+        <w:t>C.2 Arquitectura candidata</w:t>
+      </w:r>
+    </w:p>
+    <w:p>
+      <w:pPr>
+        <w:spacing w:after="120"/>
+        <w:ind w:firstLine="709"/>
+      </w:pPr>
+      <w:r>
+        <w:rPr>
+          <w:rFonts w:ascii="Times New Roman" w:hAnsi="Times New Roman"/>
+          <w:b w:val="0"/>
+          <w:i w:val="0"/>
+          <w:sz w:val="24"/>
+        </w:rPr>
+        <w:t>Ver Figura 2 (§3.3) para el diagrama completo del pipeline: Cliente → captura de frame → api/main.py (FastAPI + WebSocket) → MediaPipe Holistic (75 landmarks) → src/features/landmarks.py (normalización) → ONNXPredictor (ensemble v4+S29) → Cliente. El costo dominante es MediaPipe Holistic (~55 ms/frame); la inferencia ONNX consume &lt; 1 ms.</w:t>
+      </w:r>
+    </w:p>
+    <w:p>
+      <w:pPr>
+        <w:pStyle w:val="Heading3"/>
+      </w:pPr>
+      <w:r>
+        <w:t>C.3 Contratos I/O</w:t>
+      </w:r>
+    </w:p>
+    <w:p>
+      <w:pPr>
+        <w:spacing w:after="120"/>
+        <w:ind w:firstLine="709"/>
+      </w:pPr>
+      <w:r>
+        <w:rPr>
+          <w:rFonts w:ascii="Times New Roman" w:hAnsi="Times New Roman"/>
+          <w:b w:val="0"/>
+          <w:i w:val="0"/>
+          <w:sz w:val="24"/>
+        </w:rPr>
+        <w:t>Esquemas verificados en vivo contra el servidor real (ver Figura 5, §3.5.3): GET /health devuelve {status, model_ready, device, n_classes}; GET /classes devuelve la lista completa de 96 etiquetas; POST /predict/video recibe multipart/form-data y devuelve {clase, texto_castellano, confidence, latency_ms, top3}; el WebSocket /predict/stream recibe {frame: base64, include_landmarks} y responde con el resultado de clasificación, un estado "buffering" mientras acumula frames, o un error.</w:t>
+      </w:r>
+    </w:p>
+    <w:p>
+      <w:pPr>
+        <w:pStyle w:val="Heading3"/>
+      </w:pPr>
+      <w:r>
+        <w:t>C.4 Reproducibilidad</w:t>
+      </w:r>
+    </w:p>
+    <w:p>
+      <w:pPr>
+        <w:spacing w:after="120"/>
+        <w:ind w:firstLine="709"/>
+      </w:pPr>
+      <w:r>
+        <w:rPr>
+          <w:rFonts w:ascii="Times New Roman" w:hAnsi="Times New Roman"/>
+          <w:b w:val="0"/>
+          <w:i w:val="0"/>
+          <w:sz w:val="24"/>
+        </w:rPr>
+        <w:t>Entorno: .venv310 (Python 3.10.20, PyTorch, Optuna, ONNX Runtime) para entrenamiento e inferencia; .venv311 (Python 3.11.15, MediaPipe, Gradio) para la demo. Semilla SEED=42 en todos los splits del proyecto (StratifiedShuffleSplit, GroupShuffleSplit, StratifiedKFold). Lockfile requirements.lock.txt con 198 paquetes a versión exacta (pip freeze sobre .venv310 real). Makefile con targets install/run-demo/run-api/health/test-video/test/docker-build/docker-run. Suite de tests: 6/6 pasan con .venv310/bin/python -m pytest tests/ -v.</w:t>
+      </w:r>
+    </w:p>
+    <w:p>
+      <w:pPr>
+        <w:pStyle w:val="Heading3"/>
+      </w:pPr>
+      <w:r>
+        <w:t>C.5 E2E en limpio</w:t>
+      </w:r>
+    </w:p>
+    <w:p>
+      <w:pPr>
+        <w:spacing w:after="120"/>
+        <w:ind w:firstLine="709"/>
+      </w:pPr>
+      <w:r>
+        <w:rPr>
+          <w:rFonts w:ascii="Times New Roman" w:hAnsi="Times New Roman"/>
+          <w:b w:val="0"/>
+          <w:i w:val="0"/>
+          <w:sz w:val="24"/>
+        </w:rPr>
+        <w:t>Pasos verificados: (1) instalar entorno con Makefile; (2) copiar checkpoint ONNX activo (no versionado en git, ver Riesgo R1); (3) levantar backend con uvicorn api.main:app; (4) verificar salud con GET /health, éxito esperado {"status":"ok","model_ready":true,"n_classes":96}; (5) probar con dato de ejemplo real del repo (make test-video, usando data/videos/original/Historias vinetas (11).mp4), éxito esperado: JSON con "clase" dentro de las 96 etiquetas.</w:t>
+      </w:r>
+    </w:p>
+    <w:p>
+      <w:pPr>
+        <w:pStyle w:val="Heading3"/>
+      </w:pPr>
+      <w:r>
+        <w:t>C.6 Observabilidad</w:t>
+      </w:r>
+    </w:p>
+    <w:p>
+      <w:pPr>
+        <w:spacing w:after="120"/>
+        <w:ind w:firstLine="709"/>
+      </w:pPr>
+      <w:r>
+        <w:rPr>
+          <w:rFonts w:ascii="Times New Roman" w:hAnsi="Times New Roman"/>
+          <w:b w:val="0"/>
+          <w:i w:val="0"/>
+          <w:sz w:val="24"/>
+        </w:rPr>
+        <w:t>Historial de experimentos completo en logs/runs.csv (41+ sprints registrados, incluidos los de esta sesión: S39, S40, S41). Logging actual basado en print() — reemplazarlo por logging estructurado sigue pendiente (Tabla 6, prioridad mediana). Métricas de latencia agregadas en producción: pendiente de implementar (no hay dashboard ni alertas todavía).</w:t>
+      </w:r>
+    </w:p>
+    <w:p>
+      <w:pPr>
+        <w:pStyle w:val="Heading3"/>
+      </w:pPr>
+      <w:r>
+        <w:t>C.7 Validación &amp; tests</w:t>
+      </w:r>
+    </w:p>
+    <w:p>
+      <w:pPr>
+        <w:spacing w:after="120"/>
+        <w:ind w:firstLine="709"/>
+      </w:pPr>
+      <w:r>
+        <w:rPr>
+          <w:rFonts w:ascii="Times New Roman" w:hAnsi="Times New Roman"/>
+          <w:b w:val="0"/>
+          <w:i w:val="0"/>
+          <w:sz w:val="24"/>
+        </w:rPr>
+        <w:t>tests/ contiene smoke tests (servidor arranca, /health responde), golden tests (clips de referencia con clase esperada) y contrato del WebSocket. 6/6 pasan de forma consistente. Los checkpoints de investigación de esta sesión (S39, S40, S41) se validaron con el mismo criterio de rigor: mismo split de test que v4, sin fuga de datos (verificado explícitamente, y descartado un ensemble de 3 vías al detectarse fuga con S29).</w:t>
+      </w:r>
+    </w:p>
+    <w:p>
+      <w:pPr>
+        <w:pStyle w:val="Heading3"/>
+      </w:pPr>
+      <w:r>
+        <w:t>C.8 Seguridad &amp; config</w:t>
+      </w:r>
+    </w:p>
+    <w:p>
+      <w:pPr>
+        <w:spacing w:after="120"/>
+        <w:ind w:firstLine="709"/>
+      </w:pPr>
+      <w:r>
+        <w:rPr>
+          <w:rFonts w:ascii="Times New Roman" w:hAnsi="Times New Roman"/>
+          <w:b w:val="0"/>
+          <w:i w:val="0"/>
+          <w:sz w:val="24"/>
+        </w:rPr>
+        <w:t>CORS restringido a orígenes localhost conocidos (Riesgo R7, resuelto — antes abierto a cualquier origen). Límite de tamaño en UploadFile pendiente de verificar. Umbral de confianza configurable (CONFIG["confidence_threshold"]=0.20, calibrado con ejemplos reales, R4 resuelto). No hay .env con secretos — el sistema no requiere credenciales externas.</w:t>
+      </w:r>
+    </w:p>
+    <w:p>
+      <w:pPr>
+        <w:pStyle w:val="Heading3"/>
+      </w:pPr>
+      <w:r>
+        <w:t>C.9 Hoja de ruta a Docker/API</w:t>
+      </w:r>
+    </w:p>
+    <w:p>
+      <w:pPr>
+        <w:spacing w:after="120"/>
+        <w:ind w:firstLine="709"/>
+      </w:pPr>
+      <w:r>
+        <w:rPr>
+          <w:rFonts w:ascii="Times New Roman" w:hAnsi="Times New Roman"/>
+          <w:b w:val="0"/>
+          <w:i w:val="0"/>
+          <w:sz w:val="24"/>
+        </w:rPr>
+        <w:t>Ver Tabla 6 (§3.5.5) para el detalle completo por prioridad y fecha objetivo. Estado actualizado: Riesgo R9 (divergencia demo/API) resuelto (2026-07-18); build de Docker real sigue bloqueado por falta de entorno con Docker disponible; versionado del checkpoint ONNX fuera de .gitignore sigue pendiente.</w:t>
+      </w:r>
+    </w:p>
+    <w:p>
+      <w:pPr>
+        <w:pStyle w:val="Heading3"/>
+      </w:pPr>
+      <w:r>
+        <w:t>C.10 Riesgos &amp; mitigaciones</w:t>
+      </w:r>
+    </w:p>
+    <w:p>
+      <w:pPr>
+        <w:spacing w:after="120"/>
+        <w:ind w:firstLine="709"/>
+      </w:pPr>
+      <w:r>
+        <w:rPr>
+          <w:rFonts w:ascii="Times New Roman" w:hAnsi="Times New Roman"/>
+          <w:b w:val="0"/>
+          <w:i w:val="0"/>
+          <w:sz w:val="24"/>
+        </w:rPr>
+        <w:t>Ver Tabla 5 (§3.5.4) para los 10 riesgos originales verificados empíricamente. Riesgos adicionales identificados en esta sesión: sesgo de dominio del abecedario en cámara/video (R13, mitigado con histéresis temporal, §4.4); divergencia de pipeline entre la evaluación de WER (landmarks precomputados) y el código real de la demo (hallazgo metodológico, documentado pero no corregido); fuga de datos al comparar checkpoints entrenados sobre datasets distintos sin holdout limpio compartido (detectada y evitada, no un incidente). Estrategia de rollback: cada checkpoint nuevo se guarda con nombre de sprint distinto (nunca sobrescribe al anterior); revertir a producción significa simplemente seguir sirviendo bilstm_s27.onnx + bilstm_s29.onnx, que nunca se modificaron.</w:t>
+      </w:r>
+    </w:p>
+    <w:p>
+      <w:pPr>
+        <w:pStyle w:val="Heading3"/>
+      </w:pPr>
+      <w:r>
+        <w:t>C.11 Comparativo baseline vs. actual</w:t>
+      </w:r>
+    </w:p>
+    <w:p>
+      <w:pPr>
+        <w:spacing w:before="200" w:after="40"/>
+      </w:pPr>
+      <w:r>
+        <w:rPr>
+          <w:rFonts w:ascii="Times New Roman" w:hAnsi="Times New Roman"/>
+          <w:b/>
+          <w:sz w:val="24"/>
+        </w:rPr>
+        <w:t>Tabla 18</w:t>
+      </w:r>
+    </w:p>
+    <w:p>
+      <w:pPr>
+        <w:spacing w:after="120"/>
+      </w:pPr>
+      <w:r>
+        <w:rPr>
+          <w:rFonts w:ascii="Times New Roman" w:hAnsi="Times New Roman"/>
+          <w:i/>
+          <w:sz w:val="24"/>
+        </w:rPr>
+        <w:t>Comparativo técnico baseline (Sprint 27) vs. estado actual</w:t>
+      </w:r>
+    </w:p>
+    <w:tbl>
+      <w:tblPr>
+        <w:tblStyle w:val="TableGrid"/>
+        <w:tblW w:type="auto" w:w="0"/>
+        <w:jc w:val="center"/>
+        <w:tblLook w:firstColumn="1" w:firstRow="1" w:lastColumn="0" w:lastRow="0" w:noHBand="0" w:noVBand="1" w:val="04A0"/>
+      </w:tblPr>
+      <w:tblGrid>
+        <w:gridCol w:w="3041"/>
+        <w:gridCol w:w="3041"/>
+        <w:gridCol w:w="3041"/>
+      </w:tblGrid>
+      <w:tr>
+        <w:tc>
+          <w:tcPr>
+            <w:tcW w:type="dxa" w:w="3402"/>
+            <w:shd w:val="clear" w:color="auto" w:fill="D9D9D9"/>
+          </w:tcPr>
+          <w:p>
+            <w:r/>
+            <w:r>
+              <w:rPr>
+                <w:rFonts w:ascii="Times New Roman" w:hAnsi="Times New Roman"/>
+                <w:b/>
+                <w:sz w:val="21"/>
+              </w:rPr>
+              <w:t>Métrica</w:t>
+            </w:r>
+          </w:p>
+        </w:tc>
+        <w:tc>
+          <w:tcPr>
+            <w:tcW w:type="dxa" w:w="3402"/>
+            <w:shd w:val="clear" w:color="auto" w:fill="D9D9D9"/>
+          </w:tcPr>
+          <w:p>
+            <w:r/>
+            <w:r>
+              <w:rPr>
+                <w:rFonts w:ascii="Times New Roman" w:hAnsi="Times New Roman"/>
+                <w:b/>
+                <w:sz w:val="21"/>
+              </w:rPr>
+              <w:t>Baseline (v4 solo, S27)</w:t>
+            </w:r>
+          </w:p>
+        </w:tc>
+        <w:tc>
+          <w:tcPr>
+            <w:tcW w:type="dxa" w:w="4535"/>
+            <w:shd w:val="clear" w:color="auto" w:fill="D9D9D9"/>
+          </w:tcPr>
+          <w:p>
+            <w:r/>
+            <w:r>
+              <w:rPr>
+                <w:rFonts w:ascii="Times New Roman" w:hAnsi="Times New Roman"/>
+                <w:b/>
+                <w:sz w:val="21"/>
+              </w:rPr>
+              <w:t>Estado actual</w:t>
+            </w:r>
+          </w:p>
+        </w:tc>
+      </w:tr>
+      <w:tr>
+        <w:tc>
+          <w:tcPr>
+            <w:tcW w:type="dxa" w:w="3402"/>
+          </w:tcPr>
+          <w:p>
+            <w:r/>
+            <w:r>
+              <w:rPr>
+                <w:rFonts w:ascii="Times New Roman" w:hAnsi="Times New Roman"/>
+                <w:sz w:val="21"/>
+              </w:rPr>
+              <w:t>F1-macro (96 clases)</w:t>
+            </w:r>
+          </w:p>
+        </w:tc>
+        <w:tc>
+          <w:tcPr>
+            <w:tcW w:type="dxa" w:w="3402"/>
+          </w:tcPr>
+          <w:p>
+            <w:r/>
+            <w:r>
+              <w:rPr>
+                <w:rFonts w:ascii="Times New Roman" w:hAnsi="Times New Roman"/>
+                <w:sz w:val="21"/>
+              </w:rPr>
+              <w:t>0.4426</w:t>
+            </w:r>
+          </w:p>
+        </w:tc>
+        <w:tc>
+          <w:tcPr>
+            <w:tcW w:type="dxa" w:w="4535"/>
+          </w:tcPr>
+          <w:p>
+            <w:r/>
+            <w:r>
+              <w:rPr>
+                <w:rFonts w:ascii="Times New Roman" w:hAnsi="Times New Roman"/>
+                <w:sz w:val="21"/>
+              </w:rPr>
+              <w:t>0.4795 (ensemble v4+S40) / 0.4424 (producción v4+S29)</w:t>
+            </w:r>
+          </w:p>
+        </w:tc>
+      </w:tr>
+      <w:tr>
+        <w:tc>
+          <w:tcPr>
+            <w:tcW w:type="dxa" w:w="3402"/>
+          </w:tcPr>
+          <w:p>
+            <w:r/>
+            <w:r>
+              <w:rPr>
+                <w:rFonts w:ascii="Times New Roman" w:hAnsi="Times New Roman"/>
+                <w:sz w:val="21"/>
+              </w:rPr>
+              <w:t>Generalización (HE3)</w:t>
+            </w:r>
+          </w:p>
+        </w:tc>
+        <w:tc>
+          <w:tcPr>
+            <w:tcW w:type="dxa" w:w="3402"/>
+          </w:tcPr>
+          <w:p>
+            <w:r/>
+            <w:r>
+              <w:rPr>
+                <w:rFonts w:ascii="Times New Roman" w:hAnsi="Times New Roman"/>
+                <w:sz w:val="21"/>
+              </w:rPr>
+              <w:t>ΔF1=0.0406, KS falla (p=0.0011)</w:t>
+            </w:r>
+          </w:p>
+        </w:tc>
+        <w:tc>
+          <w:tcPr>
+            <w:tcW w:type="dxa" w:w="4535"/>
+          </w:tcPr>
+          <w:p>
+            <w:r/>
+            <w:r>
+              <w:rPr>
+                <w:rFonts w:ascii="Times New Roman" w:hAnsi="Times New Roman"/>
+                <w:sz w:val="21"/>
+              </w:rPr>
+              <w:t>ΔF1=0.0406, KS confirmado como artefacto estadístico (bootstrap 89.4%)</w:t>
+            </w:r>
+          </w:p>
+        </w:tc>
+      </w:tr>
+      <w:tr>
+        <w:tc>
+          <w:tcPr>
+            <w:tcW w:type="dxa" w:w="3402"/>
+          </w:tcPr>
+          <w:p>
+            <w:r/>
+            <w:r>
+              <w:rPr>
+                <w:rFonts w:ascii="Times New Roman" w:hAnsi="Times New Roman"/>
+                <w:sz w:val="21"/>
+              </w:rPr>
+              <w:t>Abecedario (alcance acotado)</w:t>
+            </w:r>
+          </w:p>
+        </w:tc>
+        <w:tc>
+          <w:tcPr>
+            <w:tcW w:type="dxa" w:w="3402"/>
+          </w:tcPr>
+          <w:p>
+            <w:r/>
+            <w:r>
+              <w:rPr>
+                <w:rFonts w:ascii="Times New Roman" w:hAnsi="Times New Roman"/>
+                <w:sz w:val="21"/>
+              </w:rPr>
+              <w:t>No evaluado por separado</w:t>
+            </w:r>
+          </w:p>
+        </w:tc>
+        <w:tc>
+          <w:tcPr>
+            <w:tcW w:type="dxa" w:w="4535"/>
+          </w:tcPr>
+          <w:p>
+            <w:r/>
+            <w:r>
+              <w:rPr>
+                <w:rFonts w:ascii="Times New Roman" w:hAnsi="Times New Roman"/>
+                <w:sz w:val="21"/>
+              </w:rPr>
+              <w:t>F1=0.9308 (24 clases)</w:t>
+            </w:r>
+          </w:p>
+        </w:tc>
+      </w:tr>
+      <w:tr>
+        <w:tc>
+          <w:tcPr>
+            <w:tcW w:type="dxa" w:w="3402"/>
+          </w:tcPr>
+          <w:p>
+            <w:r/>
+            <w:r>
+              <w:rPr>
+                <w:rFonts w:ascii="Times New Roman" w:hAnsi="Times New Roman"/>
+                <w:sz w:val="21"/>
+              </w:rPr>
+              <w:t>Narración continua (WER)</w:t>
+            </w:r>
+          </w:p>
+        </w:tc>
+        <w:tc>
+          <w:tcPr>
+            <w:tcW w:type="dxa" w:w="3402"/>
+          </w:tcPr>
+          <w:p>
+            <w:r/>
+            <w:r>
+              <w:rPr>
+                <w:rFonts w:ascii="Times New Roman" w:hAnsi="Times New Roman"/>
+                <w:sz w:val="21"/>
+              </w:rPr>
+              <w:t>No existía la línea</w:t>
+            </w:r>
+          </w:p>
+        </w:tc>
+        <w:tc>
+          <w:tcPr>
+            <w:tcW w:type="dxa" w:w="4535"/>
+          </w:tcPr>
+          <w:p>
+            <w:r/>
+            <w:r>
+              <w:rPr>
+                <w:rFonts w:ascii="Times New Roman" w:hAnsi="Times New Roman"/>
+                <w:sz w:val="21"/>
+              </w:rPr>
+              <w:t>0.970 (mejor benchmark oficial)</w:t>
+            </w:r>
+          </w:p>
+        </w:tc>
+      </w:tr>
+      <w:tr>
+        <w:tc>
+          <w:tcPr>
+            <w:tcW w:type="dxa" w:w="3402"/>
+          </w:tcPr>
+          <w:p>
+            <w:r/>
+            <w:r>
+              <w:rPr>
+                <w:rFonts w:ascii="Times New Roman" w:hAnsi="Times New Roman"/>
+                <w:sz w:val="21"/>
+              </w:rPr>
+              <w:t>Reconocimiento de abecedario en cámara/video</w:t>
+            </w:r>
+          </w:p>
+        </w:tc>
+        <w:tc>
+          <w:tcPr>
+            <w:tcW w:type="dxa" w:w="3402"/>
+          </w:tcPr>
+          <w:p>
+            <w:r/>
+            <w:r>
+              <w:rPr>
+                <w:rFonts w:ascii="Times New Roman" w:hAnsi="Times New Roman"/>
+                <w:sz w:val="21"/>
+              </w:rPr>
+              <w:t>No funcional (0/6)</w:t>
+            </w:r>
+          </w:p>
+        </w:tc>
+        <w:tc>
+          <w:tcPr>
+            <w:tcW w:type="dxa" w:w="4535"/>
+          </w:tcPr>
+          <w:p>
+            <w:r/>
+            <w:r>
+              <w:rPr>
+                <w:rFonts w:ascii="Times New Roman" w:hAnsi="Times New Roman"/>
+                <w:sz w:val="21"/>
+              </w:rPr>
+              <w:t>Funcional vía histéresis (validado)</w:t>
+            </w:r>
+          </w:p>
+        </w:tc>
+      </w:tr>
+    </w:tbl>
+    <w:p>
+      <w:pPr>
+        <w:spacing w:before="240" w:after="40"/>
+        <w:jc w:val="center"/>
+      </w:pPr>
+      <w:r>
+        <w:rPr>
+          <w:rFonts w:ascii="Times New Roman" w:hAnsi="Times New Roman"/>
+          <w:b/>
+          <w:sz w:val="24"/>
+        </w:rPr>
+        <w:t>Figura 23</w:t>
+      </w:r>
+    </w:p>
+    <w:p>
+      <w:pPr>
+        <w:spacing w:after="160"/>
+        <w:jc w:val="center"/>
+      </w:pPr>
+      <w:r>
+        <w:rPr>
+          <w:rFonts w:ascii="Times New Roman" w:hAnsi="Times New Roman"/>
+          <w:i/>
+          <w:sz w:val="24"/>
+        </w:rPr>
+        <w:t>Comparativo técnico — baseline (Sprint 27) vs. estado actual</w:t>
+      </w:r>
+    </w:p>
+    <w:p>
+      <w:pPr>
+        <w:jc w:val="center"/>
+      </w:pPr>
+      <w:r>
+        <w:drawing>
+          <wp:inline xmlns:a="http://schemas.openxmlformats.org/drawingml/2006/main" xmlns:pic="http://schemas.openxmlformats.org/drawingml/2006/picture">
+            <wp:extent cx="5760720" cy="2317239"/>
+            <wp:docPr id="26" name="Picture 26"/>
+            <wp:cNvGraphicFramePr>
+              <a:graphicFrameLocks noChangeAspect="1"/>
+            </wp:cNvGraphicFramePr>
+            <a:graphic>
+              <a:graphicData uri="http://schemas.openxmlformats.org/drawingml/2006/picture">
+                <pic:pic>
+                  <pic:nvPicPr>
+                    <pic:cNvPr id="0" name="fig_tabla17_comparativo.png"/>
+                    <pic:cNvPicPr/>
+                  </pic:nvPicPr>
+                  <pic:blipFill>
+                    <a:blip r:embed="rId31"/>
+                    <a:stretch>
+                      <a:fillRect/>
+                    </a:stretch>
+                  </pic:blipFill>
+                  <pic:spPr>
+                    <a:xfrm>
+                      <a:off x="0" y="0"/>
+                      <a:ext cx="5760720" cy="2317239"/>
+                    </a:xfrm>
+                    <a:prstGeom prst="rect"/>
+                  </pic:spPr>
+                </pic:pic>
+              </a:graphicData>
+            </a:graphic>
+          </wp:inline>
+        </w:drawing>
+      </w:r>
+    </w:p>
+    <w:p>
+      <w:pPr>
+        <w:spacing w:before="80" w:after="280"/>
+      </w:pPr>
+      <w:r>
+        <w:rPr>
+          <w:rFonts w:ascii="Times New Roman" w:hAnsi="Times New Roman"/>
+          <w:i/>
+          <w:sz w:val="21"/>
+        </w:rPr>
+        <w:t xml:space="preserve">Nota. </w:t>
+      </w:r>
+      <w:r>
+        <w:rPr>
+          <w:rFonts w:ascii="Times New Roman" w:hAnsi="Times New Roman"/>
+          <w:sz w:val="21"/>
+        </w:rPr>
+        <w:t>Cada panel usa la dirección de mejora correcta para su métrica (F1: más alto es mejor; WER: más bajo es mejor) — no se combinan en un solo eje para evitar una lectura engañosa.</w:t>
+      </w:r>
+    </w:p>
+    <w:p>
+      <w:pPr>
+        <w:spacing w:after="120"/>
+        <w:ind w:firstLine="709"/>
+      </w:pPr>
+      <w:r>
+        <w:rPr>
+          <w:rFonts w:ascii="Times New Roman" w:hAnsi="Times New Roman"/>
+          <w:b w:val="0"/>
+          <w:i w:val="0"/>
+          <w:sz w:val="24"/>
+        </w:rPr>
+        <w:t>Percepción del usuario (evidencia cualitativa, pruebas en vivo de esta sesión sobre la demo real): un video genuino de la seña «DOS» (en vocabulario) no fue reconocido en absoluto; un video de «CHAU» (fuera de vocabulario) se clasificó incorrectamente como «IGUAL»; videos narrativos largos detectan pocas señas y repiten «IGUAL» con frecuencia, un patrón ya documentado como comodín del modelo ante incertidumbre. La conclusión honesta es que, pese a las mejoras medidas, el sistema todavía no ofrece una experiencia de traducción confiable para un usuario final sin entrenamiento específico en el vocabulario exacto del modelo.</w:t>
+      </w:r>
+    </w:p>
+    <w:p>
+      <w:pPr>
+        <w:pStyle w:val="Heading3"/>
+      </w:pPr>
+      <w:r>
+        <w:t>C.12 Informe de latencia y optimizaciones probadas</w:t>
+      </w:r>
+    </w:p>
+    <w:p>
+      <w:pPr>
+        <w:spacing w:before="200" w:after="40"/>
+      </w:pPr>
+      <w:r>
+        <w:rPr>
+          <w:rFonts w:ascii="Times New Roman" w:hAnsi="Times New Roman"/>
+          <w:b/>
+          <w:sz w:val="24"/>
+        </w:rPr>
+        <w:t>Tabla 19</w:t>
+      </w:r>
+    </w:p>
+    <w:p>
+      <w:pPr>
+        <w:spacing w:after="120"/>
+      </w:pPr>
+      <w:r>
+        <w:rPr>
+          <w:rFonts w:ascii="Times New Roman" w:hAnsi="Times New Roman"/>
+          <w:i/>
+          <w:sz w:val="24"/>
+        </w:rPr>
+        <w:t>Latencia comparada de los checkpoints entrenados en esta sesión</w:t>
+      </w:r>
+    </w:p>
+    <w:tbl>
+      <w:tblPr>
+        <w:tblStyle w:val="TableGrid"/>
+        <w:tblW w:type="auto" w:w="0"/>
+        <w:jc w:val="center"/>
+        <w:tblLook w:firstColumn="1" w:firstRow="1" w:lastColumn="0" w:lastRow="0" w:noHBand="0" w:noVBand="1" w:val="04A0"/>
+      </w:tblPr>
+      <w:tblGrid>
+        <w:gridCol w:w="3041"/>
+        <w:gridCol w:w="3041"/>
+        <w:gridCol w:w="3041"/>
+      </w:tblGrid>
+      <w:tr>
+        <w:tc>
+          <w:tcPr>
+            <w:tcW w:type="dxa" w:w="3402"/>
+            <w:shd w:val="clear" w:color="auto" w:fill="D9D9D9"/>
+          </w:tcPr>
+          <w:p>
+            <w:r/>
+            <w:r>
+              <w:rPr>
+                <w:rFonts w:ascii="Times New Roman" w:hAnsi="Times New Roman"/>
+                <w:b/>
+                <w:sz w:val="21"/>
+              </w:rPr>
+              <w:t>Checkpoint</w:t>
+            </w:r>
+          </w:p>
+        </w:tc>
+        <w:tc>
+          <w:tcPr>
+            <w:tcW w:type="dxa" w:w="2835"/>
+            <w:shd w:val="clear" w:color="auto" w:fill="D9D9D9"/>
+          </w:tcPr>
+          <w:p>
+            <w:r/>
+            <w:r>
+              <w:rPr>
+                <w:rFonts w:ascii="Times New Roman" w:hAnsi="Times New Roman"/>
+                <w:b/>
+                <w:sz w:val="21"/>
+              </w:rPr>
+              <w:t>Latencia ONNX (ms)</w:t>
+            </w:r>
+          </w:p>
+        </w:tc>
+        <w:tc>
+          <w:tcPr>
+            <w:tcW w:type="dxa" w:w="5102"/>
+            <w:shd w:val="clear" w:color="auto" w:fill="D9D9D9"/>
+          </w:tcPr>
+          <w:p>
+            <w:r/>
+            <w:r>
+              <w:rPr>
+                <w:rFonts w:ascii="Times New Roman" w:hAnsi="Times New Roman"/>
+                <w:b/>
+                <w:sz w:val="21"/>
+              </w:rPr>
+              <w:t>Observación</w:t>
+            </w:r>
+          </w:p>
+        </w:tc>
+      </w:tr>
+      <w:tr>
+        <w:tc>
+          <w:tcPr>
+            <w:tcW w:type="dxa" w:w="3402"/>
+          </w:tcPr>
+          <w:p>
+            <w:r/>
+            <w:r>
+              <w:rPr>
+                <w:rFonts w:ascii="Times New Roman" w:hAnsi="Times New Roman"/>
+                <w:sz w:val="21"/>
+              </w:rPr>
+              <w:t>bilstm_s27.onnx (v4)</w:t>
+            </w:r>
+          </w:p>
+        </w:tc>
+        <w:tc>
+          <w:tcPr>
+            <w:tcW w:type="dxa" w:w="2835"/>
+          </w:tcPr>
+          <w:p>
+            <w:r/>
+            <w:r>
+              <w:rPr>
+                <w:rFonts w:ascii="Times New Roman" w:hAnsi="Times New Roman"/>
+                <w:sz w:val="21"/>
+              </w:rPr>
+              <w:t>&lt; 1</w:t>
+            </w:r>
+          </w:p>
+        </w:tc>
+        <w:tc>
+          <w:tcPr>
+            <w:tcW w:type="dxa" w:w="5102"/>
+          </w:tcPr>
+          <w:p>
+            <w:r/>
+            <w:r>
+              <w:rPr>
+                <w:rFonts w:ascii="Times New Roman" w:hAnsi="Times New Roman"/>
+                <w:sz w:val="21"/>
+              </w:rPr>
+              <w:t>Producción</w:t>
+            </w:r>
+          </w:p>
+        </w:tc>
+      </w:tr>
+      <w:tr>
+        <w:tc>
+          <w:tcPr>
+            <w:tcW w:type="dxa" w:w="3402"/>
+          </w:tcPr>
+          <w:p>
+            <w:r/>
+            <w:r>
+              <w:rPr>
+                <w:rFonts w:ascii="Times New Roman" w:hAnsi="Times New Roman"/>
+                <w:sz w:val="21"/>
+              </w:rPr>
+              <w:t>bilstm_s40_finetune.onnx</w:t>
+            </w:r>
+          </w:p>
+        </w:tc>
+        <w:tc>
+          <w:tcPr>
+            <w:tcW w:type="dxa" w:w="2835"/>
+          </w:tcPr>
+          <w:p>
+            <w:r/>
+            <w:r>
+              <w:rPr>
+                <w:rFonts w:ascii="Times New Roman" w:hAnsi="Times New Roman"/>
+                <w:sz w:val="21"/>
+              </w:rPr>
+              <w:t>0.94</w:t>
+            </w:r>
+          </w:p>
+        </w:tc>
+        <w:tc>
+          <w:tcPr>
+            <w:tcW w:type="dxa" w:w="5102"/>
+          </w:tcPr>
+          <w:p>
+            <w:r/>
+            <w:r>
+              <w:rPr>
+                <w:rFonts w:ascii="Times New Roman" w:hAnsi="Times New Roman"/>
+                <w:sz w:val="21"/>
+              </w:rPr>
+              <w:t>Igual de rápido que v4 (misma arquitectura)</w:t>
+            </w:r>
+          </w:p>
+        </w:tc>
+      </w:tr>
+      <w:tr>
+        <w:tc>
+          <w:tcPr>
+            <w:tcW w:type="dxa" w:w="3402"/>
+          </w:tcPr>
+          <w:p>
+            <w:r/>
+            <w:r>
+              <w:rPr>
+                <w:rFonts w:ascii="Times New Roman" w:hAnsi="Times New Roman"/>
+                <w:sz w:val="21"/>
+              </w:rPr>
+              <w:t>bilstm_s41_swa.onnx</w:t>
+            </w:r>
+          </w:p>
+        </w:tc>
+        <w:tc>
+          <w:tcPr>
+            <w:tcW w:type="dxa" w:w="2835"/>
+          </w:tcPr>
+          <w:p>
+            <w:r/>
+            <w:r>
+              <w:rPr>
+                <w:rFonts w:ascii="Times New Roman" w:hAnsi="Times New Roman"/>
+                <w:sz w:val="21"/>
+              </w:rPr>
+              <w:t>0.83</w:t>
+            </w:r>
+          </w:p>
+        </w:tc>
+        <w:tc>
+          <w:tcPr>
+            <w:tcW w:type="dxa" w:w="5102"/>
+          </w:tcPr>
+          <w:p>
+            <w:r/>
+            <w:r>
+              <w:rPr>
+                <w:rFonts w:ascii="Times New Roman" w:hAnsi="Times New Roman"/>
+                <w:sz w:val="21"/>
+              </w:rPr>
+              <w:t>Igual de rápido que v4 (mismos pesos promediados)</w:t>
+            </w:r>
+          </w:p>
+        </w:tc>
+      </w:tr>
+      <w:tr>
+        <w:tc>
+          <w:tcPr>
+            <w:tcW w:type="dxa" w:w="3402"/>
+          </w:tcPr>
+          <w:p>
+            <w:r/>
+            <w:r>
+              <w:rPr>
+                <w:rFonts w:ascii="Times New Roman" w:hAnsi="Times New Roman"/>
+                <w:sz w:val="21"/>
+              </w:rPr>
+              <w:t>stgcn_s39.onnx</w:t>
+            </w:r>
+          </w:p>
+        </w:tc>
+        <w:tc>
+          <w:tcPr>
+            <w:tcW w:type="dxa" w:w="2835"/>
+          </w:tcPr>
+          <w:p>
+            <w:r/>
+            <w:r>
+              <w:rPr>
+                <w:rFonts w:ascii="Times New Roman" w:hAnsi="Times New Roman"/>
+                <w:sz w:val="21"/>
+              </w:rPr>
+              <w:t>19.45</w:t>
+            </w:r>
+          </w:p>
+        </w:tc>
+        <w:tc>
+          <w:tcPr>
+            <w:tcW w:type="dxa" w:w="5102"/>
+          </w:tcPr>
+          <w:p>
+            <w:r/>
+            <w:r>
+              <w:rPr>
+                <w:rFonts w:ascii="Times New Roman" w:hAnsi="Times New Roman"/>
+                <w:sz w:val="21"/>
+              </w:rPr>
+              <w:t>20-30× más lento — arquitectura de grafo, descartada</w:t>
+            </w:r>
+          </w:p>
+        </w:tc>
+      </w:tr>
+    </w:tbl>
+    <w:p>
+      <w:pPr>
+        <w:spacing w:before="240" w:after="40"/>
+        <w:jc w:val="center"/>
+      </w:pPr>
+      <w:r>
+        <w:rPr>
+          <w:rFonts w:ascii="Times New Roman" w:hAnsi="Times New Roman"/>
+          <w:b/>
+          <w:sz w:val="24"/>
+        </w:rPr>
+        <w:t>Figura 24</w:t>
+      </w:r>
+    </w:p>
+    <w:p>
+      <w:pPr>
+        <w:spacing w:after="160"/>
+        <w:jc w:val="center"/>
+      </w:pPr>
+      <w:r>
+        <w:rPr>
+          <w:rFonts w:ascii="Times New Roman" w:hAnsi="Times New Roman"/>
+          <w:i/>
+          <w:sz w:val="24"/>
+        </w:rPr>
+        <w:t>Latencia comparada — checkpoints entrenados en esta sesión</w:t>
+      </w:r>
+    </w:p>
+    <w:p>
+      <w:pPr>
+        <w:jc w:val="center"/>
+      </w:pPr>
+      <w:r>
+        <w:drawing>
+          <wp:inline xmlns:a="http://schemas.openxmlformats.org/drawingml/2006/main" xmlns:pic="http://schemas.openxmlformats.org/drawingml/2006/picture">
+            <wp:extent cx="5486400" cy="3352800"/>
+            <wp:docPr id="27" name="Picture 27"/>
+            <wp:cNvGraphicFramePr>
+              <a:graphicFrameLocks noChangeAspect="1"/>
+            </wp:cNvGraphicFramePr>
+            <a:graphic>
+              <a:graphicData uri="http://schemas.openxmlformats.org/drawingml/2006/picture">
+                <pic:pic>
+                  <pic:nvPicPr>
+                    <pic:cNvPr id="0" name="fig_tabla18_latencia_checkpoints.png"/>
+                    <pic:cNvPicPr/>
+                  </pic:nvPicPr>
+                  <pic:blipFill>
+                    <a:blip r:embed="rId32"/>
+                    <a:stretch>
+                      <a:fillRect/>
+                    </a:stretch>
+                  </pic:blipFill>
+                  <pic:spPr>
+                    <a:xfrm>
+                      <a:off x="0" y="0"/>
+                      <a:ext cx="5486400" cy="3352800"/>
+                    </a:xfrm>
+                    <a:prstGeom prst="rect"/>
+                  </pic:spPr>
+                </pic:pic>
+              </a:graphicData>
+            </a:graphic>
+          </wp:inline>
+        </w:drawing>
+      </w:r>
+    </w:p>
+    <w:p>
+      <w:pPr>
+        <w:spacing w:before="80" w:after="280"/>
+      </w:pPr>
+      <w:r>
+        <w:rPr>
+          <w:rFonts w:ascii="Times New Roman" w:hAnsi="Times New Roman"/>
+          <w:i/>
+          <w:sz w:val="21"/>
+        </w:rPr>
+        <w:t xml:space="preserve">Nota. </w:t>
+      </w:r>
+      <w:r>
+        <w:rPr>
+          <w:rFonts w:ascii="Times New Roman" w:hAnsi="Times New Roman"/>
+          <w:sz w:val="21"/>
+        </w:rPr>
+        <w:t>Los checkpoints con la misma arquitectura que v4 (S40, S41) heredan su latencia; solo el ST-GCN (arquitectura de grafo, ya descartada por su F1) tiene un costo de inferencia notablemente mayor, aunque de todas formas muy por debajo del umbral de 200 ms de OE2.</w:t>
+      </w:r>
+    </w:p>
+    <w:p>
+      <w:pPr>
+        <w:spacing w:after="120"/>
+        <w:ind w:firstLine="709"/>
+      </w:pPr>
+      <w:r>
+        <w:rPr>
+          <w:rFonts w:ascii="Times New Roman" w:hAnsi="Times New Roman"/>
+          <w:b w:val="0"/>
+          <w:i w:val="0"/>
+          <w:sz w:val="24"/>
+        </w:rPr>
+        <w:t>Ninguna alternativa arquitectónica probada mejora la latencia de producción (ya muy por debajo del umbral); el ST-GCN, además de tener peor F1, tendría un costo de inferencia 20-30× mayor si se llegara a usar. Optimizaciones de MediaPipe ya probadas y descartadas: model_complexity=0 (Riesgo R6, degradó la detección de mano derecha de 3/10 a 1/10 frames, revertido); la única optimización de velocidad aceptada es el submuestreo de frames en video (frame_stride ≈ fps/10).</w:t>
+      </w:r>
+    </w:p>
+    <w:p>
+      <w:pPr>
+        <w:pStyle w:val="Heading3"/>
+      </w:pPr>
+      <w:r>
+        <w:t>C.13 Evidencia</w:t>
+      </w:r>
+    </w:p>
+    <w:p>
+      <w:pPr>
+        <w:spacing w:after="120"/>
+        <w:ind w:firstLine="709"/>
+      </w:pPr>
+      <w:r>
+        <w:rPr>
+          <w:rFonts w:ascii="Times New Roman" w:hAnsi="Times New Roman"/>
+          <w:b w:val="0"/>
+          <w:i w:val="0"/>
+          <w:sz w:val="24"/>
+        </w:rPr>
+        <w:t>Scripts de esta sesión (reproducibles, en scripts/): build_dataset_s34_eaf.py, build_dataset_s35_merge.py, train_s35.py, train_s36.py, train_s38_curado.py, train_s39_stgcn.py, train_s40_finetune.py, train_s41_swa.py, medir_f1_subconjunto_curado.py, evaluar_wer_s35/s36/s37_ensemble*.py, generar_figuras_s42.py. Logs: logs/runs.csv (todas las corridas registradas). Resultados archivados: data/s35_wer_resultados.json, data/s36_wer_resultados.json, data/s37_ensemble_wer_resultados.json, data/s37_ensemble_bench_wer_resultados.json. Figuras: data/sustentacion_figs/ (14 figuras). Tablas: 20 en este documento. Notebooks ejecutables: notebooks/TESIS_FINAL_S15.ipynb y notebooks/ENTREGA_FINAL_SEMANA15.ipynb, con celdas de código independientes que reproducen cada gráfico desde los datos originales.</w:t>
+      </w:r>
+    </w:p>
+    <w:p>
+      <w:pPr>
+        <w:spacing w:after="120"/>
+        <w:ind w:firstLine="709"/>
+      </w:pPr>
+      <w:r>
+        <w:rPr>
+          <w:rFonts w:ascii="Times New Roman" w:hAnsi="Times New Roman"/>
+          <w:b w:val="0"/>
+          <w:i w:val="0"/>
+          <w:sz w:val="24"/>
+        </w:rPr>
+        <w:t>La Figura 25 documenta la interfaz gráfica real de las tres modalidades de entrada (cámara en vivo, video, imagen), capturada con Playwright contra el servidor Gradio real en ejecución — no mockups — confirmando la estructura unificada implementada en esta sesión: misma proporción de columnas (2/3), el recuadro de landmarks detectados dentro de la misma fila en las tres pestañas, y el mismo conjunto de controles (Exportar, Copiar, Leer, Limpiar) en el mismo orden.</w:t>
+      </w:r>
+    </w:p>
+    <w:p>
+      <w:pPr>
+        <w:spacing w:before="240" w:after="40"/>
+        <w:jc w:val="center"/>
+      </w:pPr>
+      <w:r>
+        <w:rPr>
+          <w:rFonts w:ascii="Times New Roman" w:hAnsi="Times New Roman"/>
+          <w:b/>
+          <w:sz w:val="24"/>
+        </w:rPr>
+        <w:t>Figura 25</w:t>
+      </w:r>
+    </w:p>
+    <w:p>
+      <w:pPr>
+        <w:spacing w:after="160"/>
+        <w:jc w:val="center"/>
+      </w:pPr>
+      <w:r>
+        <w:rPr>
+          <w:rFonts w:ascii="Times New Roman" w:hAnsi="Times New Roman"/>
+          <w:i/>
+          <w:sz w:val="24"/>
+        </w:rPr>
+        <w:t>Interfaz gráfica unificada — cámara en vivo, video e imagen</w:t>
+      </w:r>
+    </w:p>
+    <w:p>
+      <w:pPr>
+        <w:jc w:val="center"/>
+      </w:pPr>
+      <w:r>
+        <w:drawing>
+          <wp:inline xmlns:a="http://schemas.openxmlformats.org/drawingml/2006/main" xmlns:pic="http://schemas.openxmlformats.org/drawingml/2006/picture">
+            <wp:extent cx="5760720" cy="2183010"/>
+            <wp:docPr id="28" name="Picture 28"/>
+            <wp:cNvGraphicFramePr>
+              <a:graphicFrameLocks noChangeAspect="1"/>
+            </wp:cNvGraphicFramePr>
+            <a:graphic>
+              <a:graphicData uri="http://schemas.openxmlformats.org/drawingml/2006/picture">
+                <pic:pic>
+                  <pic:nvPicPr>
+                    <pic:cNvPr id="0" name="fig_interfaz_unificada.png"/>
+                    <pic:cNvPicPr/>
+                  </pic:nvPicPr>
+                  <pic:blipFill>
+                    <a:blip r:embed="rId33"/>
+                    <a:stretch>
+                      <a:fillRect/>
+                    </a:stretch>
+                  </pic:blipFill>
+                  <pic:spPr>
+                    <a:xfrm>
+                      <a:off x="0" y="0"/>
+                      <a:ext cx="5760720" cy="2183010"/>
+                    </a:xfrm>
+                    <a:prstGeom prst="rect"/>
+                  </pic:spPr>
+                </pic:pic>
+              </a:graphicData>
+            </a:graphic>
+          </wp:inline>
+        </w:drawing>
+      </w:r>
+    </w:p>
+    <w:p>
+      <w:pPr>
+        <w:spacing w:before="80" w:after="280"/>
+      </w:pPr>
+      <w:r>
+        <w:rPr>
+          <w:rFonts w:ascii="Times New Roman" w:hAnsi="Times New Roman"/>
+          <w:i/>
+          <w:sz w:val="21"/>
+        </w:rPr>
+        <w:t xml:space="preserve">Nota. </w:t>
+      </w:r>
+      <w:r>
+        <w:rPr>
+          <w:rFonts w:ascii="Times New Roman" w:hAnsi="Times New Roman"/>
+          <w:sz w:val="21"/>
+        </w:rPr>
+        <w:t>Capturas reales de la interfaz Gradio en ejecución (localhost:7860), no ilustraciones. Generadas con scripts/capturar_interfaz.py.</w:t>
+      </w:r>
+    </w:p>
+    <w:p>
+      <w:pPr>
+        <w:spacing w:after="120"/>
+        <w:ind w:firstLine="709"/>
+      </w:pPr>
+      <w:r>
+        <w:rPr>
+          <w:rFonts w:ascii="Times New Roman" w:hAnsi="Times New Roman"/>
+          <w:b w:val="0"/>
+          <w:i w:val="0"/>
+          <w:sz w:val="24"/>
+        </w:rPr>
+        <w:t>La Figura 26 documenta cuatro casos reales procesados a través del código exacto de producción de la demo (demo/app_gradio.py, sin simulación ni datos sintéticos), con el frame anotado con landmarks de MediaPipe y el resultado real de cada corrida.</w:t>
+      </w:r>
+    </w:p>
+    <w:p>
+      <w:pPr>
+        <w:spacing w:before="240" w:after="40"/>
+        <w:jc w:val="center"/>
+      </w:pPr>
+      <w:r>
+        <w:rPr>
+          <w:rFonts w:ascii="Times New Roman" w:hAnsi="Times New Roman"/>
+          <w:b/>
+          <w:sz w:val="24"/>
+        </w:rPr>
+        <w:t>Figura 26</w:t>
+      </w:r>
+    </w:p>
+    <w:p>
+      <w:pPr>
+        <w:spacing w:after="160"/>
+        <w:jc w:val="center"/>
+      </w:pPr>
+      <w:r>
+        <w:rPr>
+          <w:rFonts w:ascii="Times New Roman" w:hAnsi="Times New Roman"/>
+          <w:i/>
+          <w:sz w:val="24"/>
+        </w:rPr>
+        <w:t>Evidencia real — casos procesados a través del código de producción de la demo</w:t>
+      </w:r>
+    </w:p>
+    <w:p>
+      <w:pPr>
+        <w:jc w:val="center"/>
+      </w:pPr>
+      <w:r>
+        <w:drawing>
+          <wp:inline xmlns:a="http://schemas.openxmlformats.org/drawingml/2006/main" xmlns:pic="http://schemas.openxmlformats.org/drawingml/2006/picture">
+            <wp:extent cx="5760720" cy="4975167"/>
+            <wp:docPr id="29" name="Picture 29"/>
+            <wp:cNvGraphicFramePr>
+              <a:graphicFrameLocks noChangeAspect="1"/>
+            </wp:cNvGraphicFramePr>
+            <a:graphic>
+              <a:graphicData uri="http://schemas.openxmlformats.org/drawingml/2006/picture">
+                <pic:pic>
+                  <pic:nvPicPr>
+                    <pic:cNvPr id="0" name="fig_evidencia_demo.png"/>
+                    <pic:cNvPicPr/>
+                  </pic:nvPicPr>
+                  <pic:blipFill>
+                    <a:blip r:embed="rId34"/>
+                    <a:stretch>
+                      <a:fillRect/>
+                    </a:stretch>
+                  </pic:blipFill>
+                  <pic:spPr>
+                    <a:xfrm>
+                      <a:off x="0" y="0"/>
+                      <a:ext cx="5760720" cy="4975167"/>
+                    </a:xfrm>
+                    <a:prstGeom prst="rect"/>
+                  </pic:spPr>
+                </pic:pic>
+              </a:graphicData>
+            </a:graphic>
+          </wp:inline>
+        </w:drawing>
+      </w:r>
+    </w:p>
+    <w:p>
+      <w:pPr>
+        <w:spacing w:before="80" w:after="280"/>
+      </w:pPr>
+      <w:r>
+        <w:rPr>
+          <w:rFonts w:ascii="Times New Roman" w:hAnsi="Times New Roman"/>
+          <w:i/>
+          <w:sz w:val="21"/>
+        </w:rPr>
+        <w:t xml:space="preserve">Nota. </w:t>
+      </w:r>
+      <w:r>
+        <w:rPr>
+          <w:rFonts w:ascii="Times New Roman" w:hAnsi="Times New Roman"/>
+          <w:sz w:val="21"/>
+        </w:rPr>
+        <w:t>Caso 1 (imagen, letra N): correcto, 41.1% de confianza — vía process_image() con el fix de dominio (R14). Caso 2 (video, seña DOS, en vocabulario): 0 señas detectadas — fallo real, sin fix disponible en el camino de video sin histéresis sostenida de rostro. Caso 3 (video, seña CHAU, fuera de vocabulario): clasificado incorrectamente como «Igual» (58%) — esperable, CHAU no es una clase conocida. Caso 4 (video narrativo real, Historias Viñetas 2): 7 señas detectadas en 3045 frames, mayormente «Igual» — consistente con el WER real medido para esta línea (§4.5). Los cuatro casos se generaron con scripts/generar_evidencia_demo.py, reproducible; resultados también archivados en data/evidencia_demo/resultados.json.</w:t>
+      </w:r>
+    </w:p>
+    <w:p>
+      <w:pPr>
+        <w:pStyle w:val="Heading3"/>
+      </w:pPr>
+      <w:r>
+        <w:t>C.14 Slices problemáticos — métrica, IC, causa y mitigación</w:t>
+      </w:r>
+    </w:p>
+    <w:p>
+      <w:pPr>
+        <w:spacing w:after="120"/>
+        <w:ind w:firstLine="709"/>
+      </w:pPr>
+      <w:r>
+        <w:rPr>
+          <w:rFonts w:ascii="Times New Roman" w:hAnsi="Times New Roman"/>
+          <w:b w:val="0"/>
+          <w:i w:val="0"/>
+          <w:sz w:val="24"/>
+        </w:rPr>
+        <w:t>Cuatro slices identificados con evidencia cuantitativa (intervalo de confianza Wilson donde aplica), causa raíz verificada, y plan de mitigación — dos de ellos ya con mitigación implementada durante esta sesión.</w:t>
+      </w:r>
+    </w:p>
+    <w:p>
+      <w:pPr>
+        <w:spacing w:after="120"/>
+        <w:ind w:firstLine="709"/>
+      </w:pPr>
+      <w:r>
+        <w:rPr>
+          <w:rFonts w:ascii="Times New Roman" w:hAnsi="Times New Roman"/>
+          <w:b/>
+          <w:i w:val="0"/>
+          <w:sz w:val="24"/>
+        </w:rPr>
+        <w:t>Slice 1 — Abecedario en cámara/video de cuerpo completo:</w:t>
+      </w:r>
+    </w:p>
+    <w:p>
+      <w:pPr>
+        <w:spacing w:after="120"/>
+        <w:ind w:firstLine="709"/>
+      </w:pPr>
+      <w:r>
+        <w:rPr>
+          <w:rFonts w:ascii="Times New Roman" w:hAnsi="Times New Roman"/>
+          <w:b w:val="0"/>
+          <w:i w:val="0"/>
+          <w:sz w:val="24"/>
+        </w:rPr>
+        <w:t>Métrica: 0/6 detecciones correctas en video continuo (0.0%, IC95 Wilson [0%, 39.0%], n=6) antes de la corrección; 19/24 letras correctas por imagen estática tras el fix R14 (79.2%, IC95 [59.5%, 90.8%]). Causa: el 100% de las muestras de entrenamiento del abecedario provienen de fotos de mano en primer plano sin cuerpo — el modelo aprendió «pose≈0» como señal de letra. Mitigación: implementada y validada en esta sesión para cámara/video mediante histéresis temporal (6 frames sin rostro antes de descartar pose) — confirmado que no afecta narración continua (racha máxima 0 en videos reales).</w:t>
+      </w:r>
+    </w:p>
+    <w:p>
+      <w:pPr>
+        <w:spacing w:after="120"/>
+        <w:ind w:firstLine="709"/>
+      </w:pPr>
+      <w:r>
+        <w:rPr>
+          <w:rFonts w:ascii="Times New Roman" w:hAnsi="Times New Roman"/>
+          <w:b/>
+          <w:i w:val="0"/>
+          <w:sz w:val="24"/>
+        </w:rPr>
+        <w:t>Slice 2 — Narración continua (varias señas seguidas):</w:t>
+      </w:r>
+    </w:p>
+    <w:p>
+      <w:pPr>
+        <w:spacing w:after="120"/>
+        <w:ind w:firstLine="709"/>
+      </w:pPr>
+      <w:r>
+        <w:rPr>
+          <w:rFonts w:ascii="Times New Roman" w:hAnsi="Times New Roman"/>
+          <w:b w:val="0"/>
+          <w:i w:val="0"/>
+          <w:sz w:val="24"/>
+        </w:rPr>
+        <w:t>Métrica: WER=0.970 (mejor benchmark oficial, ensemble S33+S36) frente a 2.827 de la primera corrida aislada y 1.763 de producción. Causa: el modelo se entrena sobre clips ya aislados, no sobre reconocimiento continuo gloss-a-gloss. Mitigación: línea de seis corridas sucesivas con mejora medida (S31→S36+ensemble); techo identificado con rendimientos decrecientes — mejora adicional requiere más señantes o arquitectura de reconocimiento continuo real (CTC/seq2seq), no más recombinación de los mismos datos.</w:t>
+      </w:r>
+    </w:p>
+    <w:p>
+      <w:pPr>
+        <w:spacing w:after="120"/>
+        <w:ind w:firstLine="709"/>
+      </w:pPr>
+      <w:r>
+        <w:rPr>
+          <w:rFonts w:ascii="Times New Roman" w:hAnsi="Times New Roman"/>
+          <w:b/>
+          <w:i w:val="0"/>
+          <w:sz w:val="24"/>
+        </w:rPr>
+        <w:t>Slice 3 — Videos largos sin segmentar vía /predict/video:</w:t>
+      </w:r>
+    </w:p>
+    <w:p>
+      <w:pPr>
+        <w:spacing w:after="120"/>
+        <w:ind w:firstLine="709"/>
+      </w:pPr>
+      <w:r>
+        <w:rPr>
+          <w:rFonts w:ascii="Times New Roman" w:hAnsi="Times New Roman"/>
+          <w:b w:val="0"/>
+          <w:i w:val="0"/>
+          <w:sz w:val="24"/>
+        </w:rPr>
+        <w:t>Métrica: Top-3 = 1/7 (14.3%, IC95 [2.6%, 51.3%]) en videos largos frente a 3/4 (75.0%, IC95 [30.1%, 95.4%]) en clips ya aislados. Causa: muestreo uniforme de 30 frames sobre todo el archivo pierde casi todo el contenido en videos de varios minutos. Mitigación: documentada como limitación de uso — usar /predict/stream con segmentación por pausas en vez de /predict/video para contenido largo.</w:t>
+      </w:r>
+    </w:p>
+    <w:p>
+      <w:pPr>
+        <w:spacing w:after="120"/>
+        <w:ind w:firstLine="709"/>
+      </w:pPr>
+      <w:r>
+        <w:rPr>
+          <w:rFonts w:ascii="Times New Roman" w:hAnsi="Times New Roman"/>
+          <w:b/>
+          <w:i w:val="0"/>
+          <w:sz w:val="24"/>
+        </w:rPr>
+        <w:t>Slice 4 — Vocabulario abstracto/de baja frecuencia:</w:t>
+      </w:r>
+    </w:p>
+    <w:p>
+      <w:pPr>
+        <w:spacing w:after="120"/>
+        <w:ind w:firstLine="709"/>
+      </w:pPr>
+      <w:r>
+        <w:rPr>
+          <w:rFonts w:ascii="Times New Roman" w:hAnsi="Times New Roman"/>
+          <w:b w:val="0"/>
+          <w:i w:val="0"/>
+          <w:sz w:val="24"/>
+        </w:rPr>
+        <w:t>Métrica: identificado en la matriz de confusión y el ranking de F1 por clase (Figuras 21-22) — clases como PENSAR, NO, VER, QUÉ, ORIGINAL entre las peores F1. Causa: pocas muestras de entrenamiento y menor distintividad visual que señas icónicas (comparar con letras W, F, U, I, D, F1&gt;0.85). Mitigación: densificación de datos dirigida específicamente a estas clases (no ampliar el vocabulario con clases nuevas sin resolver primero las ya existentes — lección de S28).</w:t>
       </w:r>
     </w:p>
     <w:p>
@@ -10913,7 +16448,7 @@
           <w:rFonts w:ascii="Times New Roman" w:hAnsi="Times New Roman"/>
           <w:sz w:val="24"/>
         </w:rPr>
-        <w:t>El sistema reconoce señas aisladas con segmentación por pausas; el reconocimiento continuo sin pausas está fuera del alcance de este estudio. Verificado con evidencia adicional (2026-07-18): sobre un video real de 112s con guion SRT de 109 glosas (≈58 señas/minuto), el segmentador cerró 33 segmentos de los cuales 24 se descartaron (7 por clase narrativa, 17 por confianza insuficiente) — ninguna de las palabras mostradas coincidió con el guion real. Además, de las 79 glosas únicas del video, solo 11 pertenecen al vocabulario de 96 clases del modelo, por lo que gran parte del contenido real es irreconocible incluso con segmentación perfecta. A partir de este hallazgo se abrió una línea de mejora dedicada (§4.5), con la primera medición WER real del proyecto: tres corridas consecutivas redujeron el WER de 2.827 a 1.027 sobre 5 videos narrativos nunca vistos, superando al sistema de producción (WER=1.763) — mejora real y medida, aunque la narración continua no queda resuelta en sentido estricto (WER sigue &gt; 1.0).</w:t>
+        <w:t>El sistema reconoce señas aisladas con segmentación por pausas; el reconocimiento continuo sin pausas está fuera del alcance de este estudio. Verificado con evidencia adicional (2026-07-18): sobre un video real de 112s con guion SRT de 109 glosas (≈58 señas/minuto), el segmentador cerró 33 segmentos de los cuales 24 se descartaron (7 por clase narrativa, 17 por confianza insuficiente) — ninguna de las palabras mostradas coincidió con el guion real. Además, de las 79 glosas únicas del video, solo 11 pertenecen al vocabulario de 96 clases del modelo, por lo que gran parte del contenido real es irreconocible incluso con segmentación perfecta. A partir de este hallazgo se abrió una línea de mejora dedicada (§4.5), con la primera medición WER real del proyecto: seis corridas consecutivas redujeron el WER de 2.827 a 0.970 (ensemble final S33+S36) sobre el benchmark de 5 videos narrativos nunca vistos, superando al sistema de producción (WER=1.763) — mejora real y medida, aunque la narración continua no queda resuelta en sentido estricto, y el propio patrón de rendimientos decrecientes de las últimas corridas indica que el enfoque actual (clasificación de ventana fija) está cerca de su techo (ver §4.5).</w:t>
       </w:r>
     </w:p>
     <w:p>
